--- a/data/正剧.docx
+++ b/data/正剧.docx
@@ -31,7 +31,7 @@
         </w:rPr>
         <w:fldChar w:fldCharType="separate"/>
       </w:r>
-      <w:hyperlink w:anchor="_Toc218801451" w:history="1">
+      <w:hyperlink w:anchor="_Toc220079441" w:history="1">
         <w:r>
           <w:rPr>
             <w:rStyle w:val="af2"/>
@@ -69,7 +69,7 @@
             <w:noProof/>
             <w:webHidden/>
           </w:rPr>
-          <w:instrText>PAGEREF _Toc218801451 \h</w:instrText>
+          <w:instrText>PAGEREF _Toc220079441 \h</w:instrText>
         </w:r>
         <w:r>
           <w:rPr>
@@ -123,7 +123,7 @@
           <w:noProof/>
         </w:rPr>
       </w:pPr>
-      <w:hyperlink w:anchor="_Toc218801452" w:history="1">
+      <w:hyperlink w:anchor="_Toc220079442" w:history="1">
         <w:r>
           <w:rPr>
             <w:rStyle w:val="af2"/>
@@ -161,7 +161,7 @@
             <w:noProof/>
             <w:webHidden/>
           </w:rPr>
-          <w:instrText>PAGEREF _Toc218801452 \h</w:instrText>
+          <w:instrText>PAGEREF _Toc220079442 \h</w:instrText>
         </w:r>
         <w:r>
           <w:rPr>
@@ -215,7 +215,7 @@
           <w:noProof/>
         </w:rPr>
       </w:pPr>
-      <w:hyperlink w:anchor="_Toc218801453" w:history="1">
+      <w:hyperlink w:anchor="_Toc220079443" w:history="1">
         <w:r>
           <w:rPr>
             <w:rStyle w:val="af2"/>
@@ -253,7 +253,7 @@
             <w:noProof/>
             <w:webHidden/>
           </w:rPr>
-          <w:instrText>PAGEREF _Toc218801453 \h</w:instrText>
+          <w:instrText>PAGEREF _Toc220079443 \h</w:instrText>
         </w:r>
         <w:r>
           <w:rPr>
@@ -307,7 +307,7 @@
           <w:noProof/>
         </w:rPr>
       </w:pPr>
-      <w:hyperlink w:anchor="_Toc218801454" w:history="1">
+      <w:hyperlink w:anchor="_Toc220079444" w:history="1">
         <w:r>
           <w:rPr>
             <w:rStyle w:val="af2"/>
@@ -345,7 +345,7 @@
             <w:noProof/>
             <w:webHidden/>
           </w:rPr>
-          <w:instrText>PAGEREF _Toc218801454 \h</w:instrText>
+          <w:instrText>PAGEREF _Toc220079444 \h</w:instrText>
         </w:r>
         <w:r>
           <w:rPr>
@@ -399,7 +399,7 @@
           <w:noProof/>
         </w:rPr>
       </w:pPr>
-      <w:hyperlink w:anchor="_Toc218801455" w:history="1">
+      <w:hyperlink w:anchor="_Toc220079445" w:history="1">
         <w:r>
           <w:rPr>
             <w:rStyle w:val="af2"/>
@@ -437,7 +437,7 @@
             <w:noProof/>
             <w:webHidden/>
           </w:rPr>
-          <w:instrText>PAGEREF _Toc218801455 \h</w:instrText>
+          <w:instrText>PAGEREF _Toc220079445 \h</w:instrText>
         </w:r>
         <w:r>
           <w:rPr>
@@ -491,7 +491,7 @@
           <w:noProof/>
         </w:rPr>
       </w:pPr>
-      <w:hyperlink w:anchor="_Toc218801456" w:history="1">
+      <w:hyperlink w:anchor="_Toc220079446" w:history="1">
         <w:r>
           <w:rPr>
             <w:rStyle w:val="af2"/>
@@ -529,7 +529,7 @@
             <w:noProof/>
             <w:webHidden/>
           </w:rPr>
-          <w:instrText>PAGEREF _Toc218801456 \h</w:instrText>
+          <w:instrText>PAGEREF _Toc220079446 \h</w:instrText>
         </w:r>
         <w:r>
           <w:rPr>
@@ -583,7 +583,7 @@
           <w:noProof/>
         </w:rPr>
       </w:pPr>
-      <w:hyperlink w:anchor="_Toc218801457" w:history="1">
+      <w:hyperlink w:anchor="_Toc220079447" w:history="1">
         <w:r>
           <w:rPr>
             <w:rStyle w:val="af2"/>
@@ -621,7 +621,7 @@
             <w:noProof/>
             <w:webHidden/>
           </w:rPr>
-          <w:instrText>PAGEREF _Toc218801457 \h</w:instrText>
+          <w:instrText>PAGEREF _Toc220079447 \h</w:instrText>
         </w:r>
         <w:r>
           <w:rPr>
@@ -675,7 +675,7 @@
           <w:noProof/>
         </w:rPr>
       </w:pPr>
-      <w:hyperlink w:anchor="_Toc218801458" w:history="1">
+      <w:hyperlink w:anchor="_Toc220079448" w:history="1">
         <w:r>
           <w:rPr>
             <w:rStyle w:val="af2"/>
@@ -713,7 +713,7 @@
             <w:noProof/>
             <w:webHidden/>
           </w:rPr>
-          <w:instrText>PAGEREF _Toc218801458 \h</w:instrText>
+          <w:instrText>PAGEREF _Toc220079448 \h</w:instrText>
         </w:r>
         <w:r>
           <w:rPr>
@@ -767,7 +767,7 @@
           <w:noProof/>
         </w:rPr>
       </w:pPr>
-      <w:hyperlink w:anchor="_Toc218801459" w:history="1">
+      <w:hyperlink w:anchor="_Toc220079449" w:history="1">
         <w:r>
           <w:rPr>
             <w:rStyle w:val="af2"/>
@@ -805,7 +805,7 @@
             <w:noProof/>
             <w:webHidden/>
           </w:rPr>
-          <w:instrText>PAGEREF _Toc218801459 \h</w:instrText>
+          <w:instrText>PAGEREF _Toc220079449 \h</w:instrText>
         </w:r>
         <w:r>
           <w:rPr>
@@ -859,7 +859,7 @@
           <w:noProof/>
         </w:rPr>
       </w:pPr>
-      <w:hyperlink w:anchor="_Toc218801460" w:history="1">
+      <w:hyperlink w:anchor="_Toc220079450" w:history="1">
         <w:r>
           <w:rPr>
             <w:rStyle w:val="af2"/>
@@ -897,7 +897,7 @@
             <w:noProof/>
             <w:webHidden/>
           </w:rPr>
-          <w:instrText>PAGEREF _Toc218801460 \h</w:instrText>
+          <w:instrText>PAGEREF _Toc220079450 \h</w:instrText>
         </w:r>
         <w:r>
           <w:rPr>
@@ -951,30 +951,14 @@
           <w:noProof/>
         </w:rPr>
       </w:pPr>
-      <w:hyperlink w:anchor="_Toc218801461" w:history="1">
+      <w:hyperlink w:anchor="_Toc220079451" w:history="1">
         <w:r>
           <w:rPr>
             <w:rStyle w:val="af2"/>
             <w:rFonts w:hint="eastAsia"/>
             <w:noProof/>
           </w:rPr>
-          <w:t>11.归</w:t>
-        </w:r>
-        <w:r>
-          <w:rPr>
-            <w:rStyle w:val="af2"/>
-            <w:rFonts w:hint="eastAsia"/>
-            <w:noProof/>
-          </w:rPr>
-          <w:t>还</w:t>
-        </w:r>
-        <w:r>
-          <w:rPr>
-            <w:rStyle w:val="af2"/>
-            <w:rFonts w:hint="eastAsia"/>
-            <w:noProof/>
-          </w:rPr>
-          <w:t>核心</w:t>
+          <w:t>11.归还核心</w:t>
         </w:r>
         <w:r>
           <w:rPr>
@@ -1005,7 +989,7 @@
             <w:noProof/>
             <w:webHidden/>
           </w:rPr>
-          <w:instrText>PAGEREF _Toc218801461 \h</w:instrText>
+          <w:instrText>PAGEREF _Toc220079451 \h</w:instrText>
         </w:r>
         <w:r>
           <w:rPr>
@@ -1059,14 +1043,30 @@
           <w:noProof/>
         </w:rPr>
       </w:pPr>
-      <w:hyperlink w:anchor="_Toc218801462" w:history="1">
+      <w:hyperlink w:anchor="_Toc220079452" w:history="1">
         <w:r>
           <w:rPr>
             <w:rStyle w:val="af2"/>
             <w:rFonts w:hint="eastAsia"/>
             <w:noProof/>
           </w:rPr>
-          <w:t>12.归还核心</w:t>
+          <w:t>12.靠近</w:t>
+        </w:r>
+        <w:r>
+          <w:rPr>
+            <w:rStyle w:val="af2"/>
+            <w:rFonts w:hint="eastAsia"/>
+            <w:noProof/>
+          </w:rPr>
+          <w:t>边</w:t>
+        </w:r>
+        <w:r>
+          <w:rPr>
+            <w:rStyle w:val="af2"/>
+            <w:rFonts w:hint="eastAsia"/>
+            <w:noProof/>
+          </w:rPr>
+          <w:t>境</w:t>
         </w:r>
         <w:r>
           <w:rPr>
@@ -1097,7 +1097,7 @@
             <w:noProof/>
             <w:webHidden/>
           </w:rPr>
-          <w:instrText>PAGEREF _Toc218801462 \h</w:instrText>
+          <w:instrText>PAGEREF _Toc220079452 \h</w:instrText>
         </w:r>
         <w:r>
           <w:rPr>
@@ -1175,7 +1175,7 @@
           <w:rFonts w:hint="eastAsia"/>
         </w:rPr>
       </w:pPr>
-      <w:bookmarkStart w:id="0" w:name="_Toc218801451"/>
+      <w:bookmarkStart w:id="0" w:name="_Toc220079441"/>
       <w:r>
         <w:rPr>
           <w:rFonts w:hint="eastAsia"/>
@@ -1213,7 +1213,21 @@
         <w:rPr>
           <w:rFonts w:ascii="宋体" w:eastAsia="宋体" w:hAnsi="宋体" w:hint="eastAsia"/>
         </w:rPr>
-        <w:t>遮蔽了面容，也隔绝了外界不必要的视线。他晃了晃水壶，听着所剩不多的水声，心下计算着距离下一个补给点的路程。这里的死水浑浊发绿，散发着腐败的气息，他瞥了一眼，</w:t>
+        <w:t>遮蔽了面容，也隔绝了外界不必要的视线。他晃了晃水壶，听着所剩不多的水声，心</w:t>
+      </w:r>
+      <w:proofErr w:type="gramStart"/>
+      <w:r>
+        <w:rPr>
+          <w:rFonts w:ascii="宋体" w:eastAsia="宋体" w:hAnsi="宋体" w:hint="eastAsia"/>
+        </w:rPr>
+        <w:t>下计算</w:t>
+      </w:r>
+      <w:proofErr w:type="gramEnd"/>
+      <w:r>
+        <w:rPr>
+          <w:rFonts w:ascii="宋体" w:eastAsia="宋体" w:hAnsi="宋体" w:hint="eastAsia"/>
+        </w:rPr>
+        <w:t>着距离下一个补给点的路程。这里的死水浑浊发绿，散发着腐败的气息，他瞥了一眼，</w:t>
       </w:r>
       <w:r>
         <w:rPr>
@@ -1252,11 +1266,19 @@
         </w:rPr>
         <w:t>四周只有风沙的呜咽和靴子陷入又拔出的“沙沙”声，一种他早已习惯的、近乎窒息的孤寂。他不喜欢人多的地方，麻烦总是成群结队出现。</w:t>
       </w:r>
-      <w:r>
-        <w:rPr>
-          <w:rFonts w:ascii="宋体" w:eastAsia="宋体" w:hAnsi="宋体" w:hint="eastAsia"/>
-        </w:rPr>
-        <w:t>列叔莫名其妙的消失不见，又留下纸条</w:t>
+      <w:proofErr w:type="gramStart"/>
+      <w:r>
+        <w:rPr>
+          <w:rFonts w:ascii="宋体" w:eastAsia="宋体" w:hAnsi="宋体" w:hint="eastAsia"/>
+        </w:rPr>
+        <w:t>列叔莫名其妙</w:t>
+      </w:r>
+      <w:proofErr w:type="gramEnd"/>
+      <w:r>
+        <w:rPr>
+          <w:rFonts w:ascii="宋体" w:eastAsia="宋体" w:hAnsi="宋体" w:hint="eastAsia"/>
+        </w:rPr>
+        <w:t>的消失不见，又留下纸条</w:t>
       </w:r>
       <w:r>
         <w:rPr>
@@ -1344,7 +1366,21 @@
         <w:rPr>
           <w:rFonts w:ascii="宋体" w:eastAsia="宋体" w:hAnsi="宋体" w:hint="eastAsia"/>
         </w:rPr>
-        <w:t>那个娇小的身影竟然跌跌撞撞地追了上来，拦在了他面前。她抬起头，沾满沙尘的睫毛下，一双翡翠色的眼睛因急切和绝望而异常明亮，汗水浸湿的头发黏在苍白的脸颊上。</w:t>
+        <w:t>那个娇小的身影竟然跌跌撞撞地追了上来，拦在了他面前。她抬起头，沾满沙尘的睫毛下，一双翡翠色的眼睛因急切和绝望而异常明亮，汗水浸湿的头发</w:t>
+      </w:r>
+      <w:proofErr w:type="gramStart"/>
+      <w:r>
+        <w:rPr>
+          <w:rFonts w:ascii="宋体" w:eastAsia="宋体" w:hAnsi="宋体" w:hint="eastAsia"/>
+        </w:rPr>
+        <w:t>黏</w:t>
+      </w:r>
+      <w:proofErr w:type="gramEnd"/>
+      <w:r>
+        <w:rPr>
+          <w:rFonts w:ascii="宋体" w:eastAsia="宋体" w:hAnsi="宋体" w:hint="eastAsia"/>
+        </w:rPr>
+        <w:t>在苍白的脸颊上。</w:t>
       </w:r>
     </w:p>
     <w:p>
@@ -1713,7 +1749,21 @@
         <w:rPr>
           <w:rFonts w:ascii="宋体" w:eastAsia="宋体" w:hAnsi="宋体" w:hint="eastAsia"/>
         </w:rPr>
-        <w:t>“！”列何卫惊讶地摊开手掌，看着那颗似乎黯淡了一丝的宝石，“……这就是魔法石的力量？”他低声自语，眼中闪过一丝惊奇。养父确实提过，但亲眼所见，仍是不可思议。</w:t>
+        <w:t>“！”列何卫惊讶地摊开手掌，看着那</w:t>
+      </w:r>
+      <w:proofErr w:type="gramStart"/>
+      <w:r>
+        <w:rPr>
+          <w:rFonts w:ascii="宋体" w:eastAsia="宋体" w:hAnsi="宋体" w:hint="eastAsia"/>
+        </w:rPr>
+        <w:t>颗似乎</w:t>
+      </w:r>
+      <w:proofErr w:type="gramEnd"/>
+      <w:r>
+        <w:rPr>
+          <w:rFonts w:ascii="宋体" w:eastAsia="宋体" w:hAnsi="宋体" w:hint="eastAsia"/>
+        </w:rPr>
+        <w:t>黯淡了一丝的宝石，“……这就是魔法石的力量？”他低声自语，眼中闪过一丝惊奇。养父确实提过，但亲眼所见，仍是不可思议。</w:t>
       </w:r>
     </w:p>
     <w:p>
@@ -1828,7 +1878,7 @@
           <w:rFonts w:hint="eastAsia"/>
         </w:rPr>
       </w:pPr>
-      <w:bookmarkStart w:id="1" w:name="_Toc218801452"/>
+      <w:bookmarkStart w:id="1" w:name="_Toc220079442"/>
       <w:r>
         <w:rPr>
           <w:rFonts w:hint="eastAsia"/>
@@ -1900,7 +1950,21 @@
         <w:rPr>
           <w:rFonts w:ascii="宋体" w:eastAsia="宋体" w:hAnsi="宋体" w:hint="eastAsia"/>
         </w:rPr>
-        <w:t>列何卫看了看她身上虽然沾尘但依然华贵的裙子，沉默地接过首饰，很快换来了一匹温顺的骆驼。</w:t>
+        <w:t>列何卫看了看她身上虽然</w:t>
+      </w:r>
+      <w:proofErr w:type="gramStart"/>
+      <w:r>
+        <w:rPr>
+          <w:rFonts w:ascii="宋体" w:eastAsia="宋体" w:hAnsi="宋体" w:hint="eastAsia"/>
+        </w:rPr>
+        <w:t>沾尘但依然</w:t>
+      </w:r>
+      <w:proofErr w:type="gramEnd"/>
+      <w:r>
+        <w:rPr>
+          <w:rFonts w:ascii="宋体" w:eastAsia="宋体" w:hAnsi="宋体" w:hint="eastAsia"/>
+        </w:rPr>
+        <w:t>华贵的裙子，沉默地接过首饰，很快换来了一匹温顺的骆驼。</w:t>
       </w:r>
     </w:p>
     <w:p>
@@ -2017,27 +2081,55 @@
         <w:rPr>
           <w:rFonts w:ascii="宋体" w:eastAsia="宋体" w:hAnsi="宋体" w:hint="eastAsia"/>
         </w:rPr>
-        <w:t>列何卫仰头看了眼坐在驼背上、因颠簸而有些摇晃却还在抱怨的公主，一时竟有些无语。他懒得反驳，只是默默加快了脚步，心下腹诽：“成语倒是知道不少。”</w:t>
-      </w:r>
-    </w:p>
-    <w:p>
-      <w:pPr>
-        <w:rPr>
-          <w:rFonts w:ascii="宋体" w:eastAsia="宋体" w:hAnsi="宋体" w:hint="eastAsia"/>
-        </w:rPr>
-      </w:pPr>
-    </w:p>
-    <w:p>
-      <w:pPr>
-        <w:rPr>
-          <w:rFonts w:ascii="宋体" w:eastAsia="宋体" w:hAnsi="宋体" w:hint="eastAsia"/>
-        </w:rPr>
-      </w:pPr>
-      <w:r>
-        <w:rPr>
-          <w:rFonts w:ascii="宋体" w:eastAsia="宋体" w:hAnsi="宋体" w:hint="eastAsia"/>
-        </w:rPr>
-        <w:t>突然，一声尖锐的嘶鸣打破了沉闷！一道覆着粘稠黑水的巨大黑影猛地从沙丘后窜出，凶狠地撞向骆驼的腿！</w:t>
+        <w:t>列何卫仰头看</w:t>
+      </w:r>
+      <w:proofErr w:type="gramStart"/>
+      <w:r>
+        <w:rPr>
+          <w:rFonts w:ascii="宋体" w:eastAsia="宋体" w:hAnsi="宋体" w:hint="eastAsia"/>
+        </w:rPr>
+        <w:t>了眼坐在</w:t>
+      </w:r>
+      <w:proofErr w:type="gramEnd"/>
+      <w:r>
+        <w:rPr>
+          <w:rFonts w:ascii="宋体" w:eastAsia="宋体" w:hAnsi="宋体" w:hint="eastAsia"/>
+        </w:rPr>
+        <w:t>驼背上、因颠簸而有些摇晃却还在抱怨的公主，一时竟有些无语。他懒得反驳，只是默默加快了脚步，心下腹诽：“成语倒是知道不少。”</w:t>
+      </w:r>
+    </w:p>
+    <w:p>
+      <w:pPr>
+        <w:rPr>
+          <w:rFonts w:ascii="宋体" w:eastAsia="宋体" w:hAnsi="宋体" w:hint="eastAsia"/>
+        </w:rPr>
+      </w:pPr>
+    </w:p>
+    <w:p>
+      <w:pPr>
+        <w:rPr>
+          <w:rFonts w:ascii="宋体" w:eastAsia="宋体" w:hAnsi="宋体" w:hint="eastAsia"/>
+        </w:rPr>
+      </w:pPr>
+      <w:r>
+        <w:rPr>
+          <w:rFonts w:ascii="宋体" w:eastAsia="宋体" w:hAnsi="宋体" w:hint="eastAsia"/>
+        </w:rPr>
+        <w:t>突然，一声尖锐的嘶鸣打破了沉闷！一道</w:t>
+      </w:r>
+      <w:proofErr w:type="gramStart"/>
+      <w:r>
+        <w:rPr>
+          <w:rFonts w:ascii="宋体" w:eastAsia="宋体" w:hAnsi="宋体" w:hint="eastAsia"/>
+        </w:rPr>
+        <w:t>覆着</w:t>
+      </w:r>
+      <w:proofErr w:type="gramEnd"/>
+      <w:r>
+        <w:rPr>
+          <w:rFonts w:ascii="宋体" w:eastAsia="宋体" w:hAnsi="宋体" w:hint="eastAsia"/>
+        </w:rPr>
+        <w:t>粘稠黑水的巨大黑影猛地从沙丘后窜出，凶狠地撞向骆驼的腿！</w:t>
       </w:r>
     </w:p>
     <w:p>
@@ -2077,7 +2169,35 @@
         <w:rPr>
           <w:rFonts w:ascii="宋体" w:eastAsia="宋体" w:hAnsi="宋体" w:hint="eastAsia"/>
         </w:rPr>
-        <w:t>艾米尔惊魂未定，心脏狂跳，愣了好几秒才反应过来自己竟被这个平民稳稳抱在怀里。强烈的羞窘瞬间压过了恐惧，她猛地挣脱开来，踉跄落地，脸颊涨得通红：</w:t>
+        <w:t>艾米尔惊魂未定，心脏狂跳，愣了</w:t>
+      </w:r>
+      <w:proofErr w:type="gramStart"/>
+      <w:r>
+        <w:rPr>
+          <w:rFonts w:ascii="宋体" w:eastAsia="宋体" w:hAnsi="宋体" w:hint="eastAsia"/>
+        </w:rPr>
+        <w:t>好几秒才反应</w:t>
+      </w:r>
+      <w:proofErr w:type="gramEnd"/>
+      <w:r>
+        <w:rPr>
+          <w:rFonts w:ascii="宋体" w:eastAsia="宋体" w:hAnsi="宋体" w:hint="eastAsia"/>
+        </w:rPr>
+        <w:t>过来自己竟被这个平民稳稳抱在怀里。强烈</w:t>
+      </w:r>
+      <w:proofErr w:type="gramStart"/>
+      <w:r>
+        <w:rPr>
+          <w:rFonts w:ascii="宋体" w:eastAsia="宋体" w:hAnsi="宋体" w:hint="eastAsia"/>
+        </w:rPr>
+        <w:t>的羞窘瞬间</w:t>
+      </w:r>
+      <w:proofErr w:type="gramEnd"/>
+      <w:r>
+        <w:rPr>
+          <w:rFonts w:ascii="宋体" w:eastAsia="宋体" w:hAnsi="宋体" w:hint="eastAsia"/>
+        </w:rPr>
+        <w:t>压过了恐惧，她猛地挣脱开来，踉跄落地，脸颊涨得通红：</w:t>
       </w:r>
     </w:p>
     <w:p>
@@ -2161,7 +2281,21 @@
         <w:rPr>
           <w:rFonts w:ascii="宋体" w:eastAsia="宋体" w:hAnsi="宋体" w:hint="eastAsia"/>
         </w:rPr>
-        <w:t>“哦？”列何卫一边警惕地盯着螃蟹，一边头也不回地反将一军，“看来公主殿下很了解？那抓捕的任务就交给您了？”他作势要把网递过去。</w:t>
+        <w:t>“哦？”列何卫一边警惕地盯着螃蟹，一边头也不回地反将一军，“看来公主殿下很了解？那抓捕的任务就交给您了？”他作势</w:t>
+      </w:r>
+      <w:proofErr w:type="gramStart"/>
+      <w:r>
+        <w:rPr>
+          <w:rFonts w:ascii="宋体" w:eastAsia="宋体" w:hAnsi="宋体" w:hint="eastAsia"/>
+        </w:rPr>
+        <w:t>要把网递过去</w:t>
+      </w:r>
+      <w:proofErr w:type="gramEnd"/>
+      <w:r>
+        <w:rPr>
+          <w:rFonts w:ascii="宋体" w:eastAsia="宋体" w:hAnsi="宋体" w:hint="eastAsia"/>
+        </w:rPr>
+        <w:t>。</w:t>
       </w:r>
     </w:p>
     <w:p>
@@ -2292,7 +2426,35 @@
         <w:rPr>
           <w:rFonts w:ascii="宋体" w:eastAsia="宋体" w:hAnsi="宋体" w:hint="eastAsia"/>
         </w:rPr>
-        <w:t>“不准！”艾米尔像被踩了尾巴的猫，立刻拒绝，“我说了我来！你等着吃就行！”她才不会承认自己根本不会处理这个！</w:t>
+        <w:t>“不准！”艾</w:t>
+      </w:r>
+      <w:proofErr w:type="gramStart"/>
+      <w:r>
+        <w:rPr>
+          <w:rFonts w:ascii="宋体" w:eastAsia="宋体" w:hAnsi="宋体" w:hint="eastAsia"/>
+        </w:rPr>
+        <w:t>米尔像被踩</w:t>
+      </w:r>
+      <w:proofErr w:type="gramEnd"/>
+      <w:r>
+        <w:rPr>
+          <w:rFonts w:ascii="宋体" w:eastAsia="宋体" w:hAnsi="宋体" w:hint="eastAsia"/>
+        </w:rPr>
+        <w:t>了尾巴的猫，立刻拒绝，“我说了我来！</w:t>
+      </w:r>
+      <w:proofErr w:type="gramStart"/>
+      <w:r>
+        <w:rPr>
+          <w:rFonts w:ascii="宋体" w:eastAsia="宋体" w:hAnsi="宋体" w:hint="eastAsia"/>
+        </w:rPr>
+        <w:t>你等着</w:t>
+      </w:r>
+      <w:proofErr w:type="gramEnd"/>
+      <w:r>
+        <w:rPr>
+          <w:rFonts w:ascii="宋体" w:eastAsia="宋体" w:hAnsi="宋体" w:hint="eastAsia"/>
+        </w:rPr>
+        <w:t>吃就行！”她才不会承认自己根本不会处理这个！</w:t>
       </w:r>
     </w:p>
     <w:p>
@@ -2407,13 +2569,27 @@
           <w:rFonts w:hint="eastAsia"/>
         </w:rPr>
       </w:pPr>
-      <w:bookmarkStart w:id="2" w:name="_Toc218801453"/>
+      <w:bookmarkStart w:id="2" w:name="_Toc220079443"/>
       <w:r>
         <w:rPr>
           <w:rFonts w:hint="eastAsia"/>
         </w:rPr>
         <w:lastRenderedPageBreak/>
-        <w:t>3.冥龙</w:t>
+        <w:t>3.</w:t>
+      </w:r>
+      <w:proofErr w:type="gramStart"/>
+      <w:r>
+        <w:rPr>
+          <w:rFonts w:hint="eastAsia"/>
+        </w:rPr>
+        <w:t>冥</w:t>
+      </w:r>
+      <w:proofErr w:type="gramEnd"/>
+      <w:r>
+        <w:rPr>
+          <w:rFonts w:hint="eastAsia"/>
+        </w:rPr>
+        <w:t>龙</w:t>
       </w:r>
       <w:bookmarkEnd w:id="2"/>
     </w:p>
@@ -2465,7 +2641,21 @@
         <w:rPr>
           <w:rFonts w:ascii="宋体" w:eastAsia="宋体" w:hAnsi="宋体" w:hint="eastAsia"/>
         </w:rPr>
-        <w:t>“好吧。”列何卫早已习惯她这种调调，“但是据我所知，再往前走个半天的路程就要进入冥龙巡视区了。我们得不停绕路躲避视线，带着它，”他指了指骆驼，“目标太大，躲不开。”</w:t>
+        <w:t>“好吧。”列何卫早已习惯她这种调调，“但是据我所知，再往前走个半天的路程就要进入</w:t>
+      </w:r>
+      <w:proofErr w:type="gramStart"/>
+      <w:r>
+        <w:rPr>
+          <w:rFonts w:ascii="宋体" w:eastAsia="宋体" w:hAnsi="宋体" w:hint="eastAsia"/>
+        </w:rPr>
+        <w:t>冥</w:t>
+      </w:r>
+      <w:proofErr w:type="gramEnd"/>
+      <w:r>
+        <w:rPr>
+          <w:rFonts w:ascii="宋体" w:eastAsia="宋体" w:hAnsi="宋体" w:hint="eastAsia"/>
+        </w:rPr>
+        <w:t>龙巡视区了。我们得不停绕路躲避视线，带着它，”他指了指骆驼，“目标太大，躲不开。”</w:t>
       </w:r>
     </w:p>
     <w:p>
@@ -2542,20 +2732,48 @@
         <w:rPr>
           <w:rFonts w:ascii="宋体" w:eastAsia="宋体" w:hAnsi="宋体" w:hint="eastAsia"/>
         </w:rPr>
-        <w:t>走近之后，确认那是一个旅行商店。列何卫刚张开口，艾米尔已经利落地翻身下来，动作间带着一种被严格训练过的优雅，尽管裙摆沾上了沙尘。</w:t>
-      </w:r>
-    </w:p>
-    <w:p>
-      <w:pPr>
-        <w:rPr>
-          <w:rFonts w:ascii="宋体" w:eastAsia="宋体" w:hAnsi="宋体" w:hint="eastAsia"/>
-        </w:rPr>
-      </w:pPr>
-      <w:r>
-        <w:rPr>
-          <w:rFonts w:ascii="宋体" w:eastAsia="宋体" w:hAnsi="宋体" w:hint="eastAsia"/>
-        </w:rPr>
-        <w:t>她径直走到店主面前，微扬着下巴，打断了列何卫还未出口的</w:t>
+        <w:t>走近之后，确认那是一个旅行商店。列何卫刚张开口，艾米尔已经利落地翻身下来，动作</w:t>
+      </w:r>
+      <w:proofErr w:type="gramStart"/>
+      <w:r>
+        <w:rPr>
+          <w:rFonts w:ascii="宋体" w:eastAsia="宋体" w:hAnsi="宋体" w:hint="eastAsia"/>
+        </w:rPr>
+        <w:t>间带着</w:t>
+      </w:r>
+      <w:proofErr w:type="gramEnd"/>
+      <w:r>
+        <w:rPr>
+          <w:rFonts w:ascii="宋体" w:eastAsia="宋体" w:hAnsi="宋体" w:hint="eastAsia"/>
+        </w:rPr>
+        <w:t>一种被严格训练过的优雅，尽管裙摆沾上了沙尘。</w:t>
+      </w:r>
+    </w:p>
+    <w:p>
+      <w:pPr>
+        <w:rPr>
+          <w:rFonts w:ascii="宋体" w:eastAsia="宋体" w:hAnsi="宋体" w:hint="eastAsia"/>
+        </w:rPr>
+      </w:pPr>
+      <w:r>
+        <w:rPr>
+          <w:rFonts w:ascii="宋体" w:eastAsia="宋体" w:hAnsi="宋体" w:hint="eastAsia"/>
+        </w:rPr>
+        <w:t>她径直走到店主面前，</w:t>
+      </w:r>
+      <w:proofErr w:type="gramStart"/>
+      <w:r>
+        <w:rPr>
+          <w:rFonts w:ascii="宋体" w:eastAsia="宋体" w:hAnsi="宋体" w:hint="eastAsia"/>
+        </w:rPr>
+        <w:t>微扬着</w:t>
+      </w:r>
+      <w:proofErr w:type="gramEnd"/>
+      <w:r>
+        <w:rPr>
+          <w:rFonts w:ascii="宋体" w:eastAsia="宋体" w:hAnsi="宋体" w:hint="eastAsia"/>
+        </w:rPr>
+        <w:t>下巴，打断了列何卫还未出口的</w:t>
       </w:r>
       <w:r>
         <w:rPr>
@@ -2692,7 +2910,21 @@
         <w:rPr>
           <w:rFonts w:ascii="宋体" w:eastAsia="宋体" w:hAnsi="宋体" w:hint="eastAsia"/>
         </w:rPr>
-        <w:t>列何卫觉得那灯很新奇，多看了两眼。</w:t>
+        <w:t>列何卫觉得</w:t>
+      </w:r>
+      <w:proofErr w:type="gramStart"/>
+      <w:r>
+        <w:rPr>
+          <w:rFonts w:ascii="宋体" w:eastAsia="宋体" w:hAnsi="宋体" w:hint="eastAsia"/>
+        </w:rPr>
+        <w:t>那灯很新奇</w:t>
+      </w:r>
+      <w:proofErr w:type="gramEnd"/>
+      <w:r>
+        <w:rPr>
+          <w:rFonts w:ascii="宋体" w:eastAsia="宋体" w:hAnsi="宋体" w:hint="eastAsia"/>
+        </w:rPr>
+        <w:t>，多看了两眼。</w:t>
       </w:r>
     </w:p>
     <w:p>
@@ -2727,11 +2959,19 @@
         </w:rPr>
         <w:t>的</w:t>
       </w:r>
-      <w:r>
-        <w:rPr>
-          <w:rFonts w:ascii="宋体" w:eastAsia="宋体" w:hAnsi="宋体" w:hint="eastAsia"/>
-        </w:rPr>
-        <w:t>冥龙防撞</w:t>
+      <w:proofErr w:type="gramStart"/>
+      <w:r>
+        <w:rPr>
+          <w:rFonts w:ascii="宋体" w:eastAsia="宋体" w:hAnsi="宋体" w:hint="eastAsia"/>
+        </w:rPr>
+        <w:t>冥</w:t>
+      </w:r>
+      <w:proofErr w:type="gramEnd"/>
+      <w:r>
+        <w:rPr>
+          <w:rFonts w:ascii="宋体" w:eastAsia="宋体" w:hAnsi="宋体" w:hint="eastAsia"/>
+        </w:rPr>
+        <w:t>龙防撞</w:t>
       </w:r>
       <w:r>
         <w:rPr>
@@ -2750,33 +2990,75 @@
         <w:rPr>
           <w:rFonts w:ascii="宋体" w:eastAsia="宋体" w:hAnsi="宋体" w:hint="eastAsia"/>
         </w:rPr>
-        <w:t>店主的脸瞬间涨红了，尬笑道：“这个……小朋友你眼光真毒辣哈，其实……”</w:t>
-      </w:r>
-    </w:p>
-    <w:p>
-      <w:pPr>
-        <w:rPr>
-          <w:rFonts w:ascii="宋体" w:eastAsia="宋体" w:hAnsi="宋体" w:hint="eastAsia"/>
-        </w:rPr>
-      </w:pPr>
-      <w:r>
-        <w:rPr>
-          <w:rFonts w:ascii="宋体" w:eastAsia="宋体" w:hAnsi="宋体" w:hint="eastAsia"/>
-        </w:rPr>
-        <w:t>“‘小朋友’？”艾米尔微微挑眉，那双眼睛锐利地看向店主，明明个子不高，却硬是生出了几分居高临下的压迫感，“你是觉得，因坎特家族的徽记，已经不值钱到连一个旅行商人都可以轻视了吗？”</w:t>
-      </w:r>
-    </w:p>
-    <w:p>
-      <w:pPr>
-        <w:rPr>
-          <w:rFonts w:ascii="宋体" w:eastAsia="宋体" w:hAnsi="宋体" w:hint="eastAsia"/>
-        </w:rPr>
-      </w:pPr>
-      <w:r>
-        <w:rPr>
-          <w:rFonts w:ascii="宋体" w:eastAsia="宋体" w:hAnsi="宋体" w:hint="eastAsia"/>
-        </w:rPr>
-        <w:t>店主这才惊恐地注意到她衣襟上那个不起眼却代表尊贵血脉的家族纹饰，冷汗顿时下来了：“不敢不敢！是在下眼拙！您、您稍等！”他慌忙转身，嘀嘀咕咕地钻进帐篷深处：“真是……哪家的小祖宗跑出来了……”</w:t>
+        <w:t>店主的脸瞬间涨红了，</w:t>
+      </w:r>
+      <w:proofErr w:type="gramStart"/>
+      <w:r>
+        <w:rPr>
+          <w:rFonts w:ascii="宋体" w:eastAsia="宋体" w:hAnsi="宋体" w:hint="eastAsia"/>
+        </w:rPr>
+        <w:t>尬</w:t>
+      </w:r>
+      <w:proofErr w:type="gramEnd"/>
+      <w:r>
+        <w:rPr>
+          <w:rFonts w:ascii="宋体" w:eastAsia="宋体" w:hAnsi="宋体" w:hint="eastAsia"/>
+        </w:rPr>
+        <w:t>笑道：“这个……小朋友你眼光真毒辣哈，其实……”</w:t>
+      </w:r>
+    </w:p>
+    <w:p>
+      <w:pPr>
+        <w:rPr>
+          <w:rFonts w:ascii="宋体" w:eastAsia="宋体" w:hAnsi="宋体" w:hint="eastAsia"/>
+        </w:rPr>
+      </w:pPr>
+      <w:r>
+        <w:rPr>
+          <w:rFonts w:ascii="宋体" w:eastAsia="宋体" w:hAnsi="宋体" w:hint="eastAsia"/>
+        </w:rPr>
+        <w:t>“‘小朋友’？”艾米尔微微挑眉，那双眼睛锐利地看向店主，明明个子不高，却硬是生出了几分居高临下的压迫感，“你是觉得，因坎</w:t>
+      </w:r>
+      <w:proofErr w:type="gramStart"/>
+      <w:r>
+        <w:rPr>
+          <w:rFonts w:ascii="宋体" w:eastAsia="宋体" w:hAnsi="宋体" w:hint="eastAsia"/>
+        </w:rPr>
+        <w:t>特</w:t>
+      </w:r>
+      <w:proofErr w:type="gramEnd"/>
+      <w:r>
+        <w:rPr>
+          <w:rFonts w:ascii="宋体" w:eastAsia="宋体" w:hAnsi="宋体" w:hint="eastAsia"/>
+        </w:rPr>
+        <w:t>家族的徽记，已经不值钱到连一个旅行商人都可以轻视了吗？”</w:t>
+      </w:r>
+    </w:p>
+    <w:p>
+      <w:pPr>
+        <w:rPr>
+          <w:rFonts w:ascii="宋体" w:eastAsia="宋体" w:hAnsi="宋体" w:hint="eastAsia"/>
+        </w:rPr>
+      </w:pPr>
+      <w:r>
+        <w:rPr>
+          <w:rFonts w:ascii="宋体" w:eastAsia="宋体" w:hAnsi="宋体" w:hint="eastAsia"/>
+        </w:rPr>
+        <w:t>店主这才惊恐地注意到她衣襟上那个不起眼却代表尊贵血脉的家族纹饰，冷汗顿时下来了：“不敢</w:t>
+      </w:r>
+      <w:proofErr w:type="gramStart"/>
+      <w:r>
+        <w:rPr>
+          <w:rFonts w:ascii="宋体" w:eastAsia="宋体" w:hAnsi="宋体" w:hint="eastAsia"/>
+        </w:rPr>
+        <w:t>不敢</w:t>
+      </w:r>
+      <w:proofErr w:type="gramEnd"/>
+      <w:r>
+        <w:rPr>
+          <w:rFonts w:ascii="宋体" w:eastAsia="宋体" w:hAnsi="宋体" w:hint="eastAsia"/>
+        </w:rPr>
+        <w:t>！是在下眼拙！您、您稍等！”他慌忙转身，嘀嘀咕咕地钻进帐篷深处：“真是……哪家的小祖宗跑出来了……”</w:t>
       </w:r>
     </w:p>
     <w:p>
@@ -2802,7 +3084,21 @@
         <w:rPr>
           <w:rFonts w:ascii="宋体" w:eastAsia="宋体" w:hAnsi="宋体" w:hint="eastAsia"/>
         </w:rPr>
-        <w:t>艾米尔的瞳孔几不可查地收缩了一下，但面上依旧维持着波澜不惊的审视态度。她上前一步，仔细而又矜持地打量了一番，甚至用指尖</w:t>
+        <w:t>艾米尔的瞳孔几</w:t>
+      </w:r>
+      <w:proofErr w:type="gramStart"/>
+      <w:r>
+        <w:rPr>
+          <w:rFonts w:ascii="宋体" w:eastAsia="宋体" w:hAnsi="宋体" w:hint="eastAsia"/>
+        </w:rPr>
+        <w:t>不可查地收缩</w:t>
+      </w:r>
+      <w:proofErr w:type="gramEnd"/>
+      <w:r>
+        <w:rPr>
+          <w:rFonts w:ascii="宋体" w:eastAsia="宋体" w:hAnsi="宋体" w:hint="eastAsia"/>
+        </w:rPr>
+        <w:t>了一下，但面上依旧维持着波澜不惊的审视态度。她上前一步，仔细而又矜持地打量了一番，甚至用指尖</w:t>
       </w:r>
       <w:r>
         <w:rPr>
@@ -2853,7 +3149,21 @@
         <w:rPr>
           <w:rFonts w:ascii="宋体" w:eastAsia="宋体" w:hAnsi="宋体" w:hint="eastAsia"/>
         </w:rPr>
-        <w:t>艾米尔这才满意地轻哼一声，示意列何卫拿起东西，自己则率先转身，仿佛多留一秒都会降低她的身份。直到走出很远，感觉到店主的目光消失，她挺得笔直的肩背才几不可查地松弛了一丝。</w:t>
+        <w:t>艾米尔这才满意地轻哼一声，示意列何卫拿起东西，自己则率先转身，仿佛多留一秒都会降低她的身份。直到走出很远，感觉到店主的目光消失，她挺得笔直的肩背才几</w:t>
+      </w:r>
+      <w:proofErr w:type="gramStart"/>
+      <w:r>
+        <w:rPr>
+          <w:rFonts w:ascii="宋体" w:eastAsia="宋体" w:hAnsi="宋体" w:hint="eastAsia"/>
+        </w:rPr>
+        <w:t>不可查地松弛</w:t>
+      </w:r>
+      <w:proofErr w:type="gramEnd"/>
+      <w:r>
+        <w:rPr>
+          <w:rFonts w:ascii="宋体" w:eastAsia="宋体" w:hAnsi="宋体" w:hint="eastAsia"/>
+        </w:rPr>
+        <w:t>了一丝。</w:t>
       </w:r>
     </w:p>
     <w:p>
@@ -2879,53 +3189,151 @@
         <w:rPr>
           <w:rFonts w:ascii="宋体" w:eastAsia="宋体" w:hAnsi="宋体" w:hint="eastAsia"/>
         </w:rPr>
-        <w:t>等到真正的走进墓土的城门时，列何卫瞪大了眼睛，一个极其高大的城门耸立在面前，还有两尊雕像站在两边，好像战士守卫着这个不和平的地方。站在这么高大的门下，两人的身影都变得无比渺小。</w:t>
-      </w:r>
-    </w:p>
-    <w:p>
-      <w:pPr>
-        <w:rPr>
-          <w:rFonts w:ascii="宋体" w:eastAsia="宋体" w:hAnsi="宋体" w:hint="eastAsia"/>
-        </w:rPr>
-      </w:pPr>
-      <w:r>
-        <w:rPr>
-          <w:rFonts w:ascii="宋体" w:eastAsia="宋体" w:hAnsi="宋体" w:hint="eastAsia"/>
-        </w:rPr>
-        <w:t>紧接着映入眼帘的是一头黑色巨兽，它盘旋在入口不远处，用唯一一只眼睛巡视着它的领地。它身上的鳞片是一节一节分布的，随着巨兽每次的转身，鳞片都会碰撞，然后产生令人毛骨悚然的摩擦声。巨兽的呼吸声更是极具压迫感，阴森可怖。列何卫感觉自己的心脏好像因为怪兽的呼吸声停了一拍。这是他第一次见到出现在列叔故事中无数次的怪物。</w:t>
-      </w:r>
-    </w:p>
-    <w:p>
-      <w:pPr>
-        <w:rPr>
-          <w:rFonts w:ascii="宋体" w:eastAsia="宋体" w:hAnsi="宋体" w:hint="eastAsia"/>
-        </w:rPr>
-      </w:pPr>
-      <w:r>
-        <w:rPr>
-          <w:rFonts w:ascii="宋体" w:eastAsia="宋体" w:hAnsi="宋体" w:hint="eastAsia"/>
-        </w:rPr>
-        <w:t>艾米尔瞥了一眼身旁明显僵住的列何卫，他盯着冥龙，像是被摄走了魂。她不由得从</w:t>
+        <w:t>等到真正的走进墓土的城门时，列何卫瞪大了眼睛，一个极其高大的城门耸立在面前，还有两尊雕像站在两边，好像战士守卫着这个</w:t>
+      </w:r>
+      <w:proofErr w:type="gramStart"/>
+      <w:r>
+        <w:rPr>
+          <w:rFonts w:ascii="宋体" w:eastAsia="宋体" w:hAnsi="宋体" w:hint="eastAsia"/>
+        </w:rPr>
+        <w:t>不</w:t>
+      </w:r>
+      <w:proofErr w:type="gramEnd"/>
+      <w:r>
+        <w:rPr>
+          <w:rFonts w:ascii="宋体" w:eastAsia="宋体" w:hAnsi="宋体" w:hint="eastAsia"/>
+        </w:rPr>
+        <w:t>和平的地方。站在这么高大的门下，两人的身影都变得无比渺小。</w:t>
+      </w:r>
+    </w:p>
+    <w:p>
+      <w:pPr>
+        <w:rPr>
+          <w:rFonts w:ascii="宋体" w:eastAsia="宋体" w:hAnsi="宋体" w:hint="eastAsia"/>
+        </w:rPr>
+      </w:pPr>
+      <w:r>
+        <w:rPr>
+          <w:rFonts w:ascii="宋体" w:eastAsia="宋体" w:hAnsi="宋体" w:hint="eastAsia"/>
+        </w:rPr>
+        <w:t>紧接着映入眼帘的是一头黑色巨兽，它盘旋在入口不远处，用唯一</w:t>
+      </w:r>
+      <w:proofErr w:type="gramStart"/>
+      <w:r>
+        <w:rPr>
+          <w:rFonts w:ascii="宋体" w:eastAsia="宋体" w:hAnsi="宋体" w:hint="eastAsia"/>
+        </w:rPr>
+        <w:t>一</w:t>
+      </w:r>
+      <w:proofErr w:type="gramEnd"/>
+      <w:r>
+        <w:rPr>
+          <w:rFonts w:ascii="宋体" w:eastAsia="宋体" w:hAnsi="宋体" w:hint="eastAsia"/>
+        </w:rPr>
+        <w:t>只眼睛巡视着它的领地。它身上的鳞片是一节一节分布的，随着巨兽每次的转身，鳞片都会碰撞，然后产生令人毛骨悚然的摩擦声。巨兽的呼吸声更是极具压迫感，阴森可怖。列何卫感觉自己的心脏好像因为怪兽的呼吸声停了一拍。这是他第一次见到出现在</w:t>
+      </w:r>
+      <w:proofErr w:type="gramStart"/>
+      <w:r>
+        <w:rPr>
+          <w:rFonts w:ascii="宋体" w:eastAsia="宋体" w:hAnsi="宋体" w:hint="eastAsia"/>
+        </w:rPr>
+        <w:t>列叔故事</w:t>
+      </w:r>
+      <w:proofErr w:type="gramEnd"/>
+      <w:r>
+        <w:rPr>
+          <w:rFonts w:ascii="宋体" w:eastAsia="宋体" w:hAnsi="宋体" w:hint="eastAsia"/>
+        </w:rPr>
+        <w:t>中无数次的怪物。</w:t>
+      </w:r>
+    </w:p>
+    <w:p>
+      <w:pPr>
+        <w:rPr>
+          <w:rFonts w:ascii="宋体" w:eastAsia="宋体" w:hAnsi="宋体" w:hint="eastAsia"/>
+        </w:rPr>
+      </w:pPr>
+      <w:r>
+        <w:rPr>
+          <w:rFonts w:ascii="宋体" w:eastAsia="宋体" w:hAnsi="宋体" w:hint="eastAsia"/>
+        </w:rPr>
+        <w:t>艾</w:t>
+      </w:r>
+      <w:proofErr w:type="gramStart"/>
+      <w:r>
+        <w:rPr>
+          <w:rFonts w:ascii="宋体" w:eastAsia="宋体" w:hAnsi="宋体" w:hint="eastAsia"/>
+        </w:rPr>
+        <w:t>米尔瞥了</w:t>
+      </w:r>
+      <w:proofErr w:type="gramEnd"/>
+      <w:r>
+        <w:rPr>
+          <w:rFonts w:ascii="宋体" w:eastAsia="宋体" w:hAnsi="宋体" w:hint="eastAsia"/>
+        </w:rPr>
+        <w:t>一眼身旁明显僵住的列何卫，他盯着</w:t>
+      </w:r>
+      <w:proofErr w:type="gramStart"/>
+      <w:r>
+        <w:rPr>
+          <w:rFonts w:ascii="宋体" w:eastAsia="宋体" w:hAnsi="宋体" w:hint="eastAsia"/>
+        </w:rPr>
+        <w:t>冥</w:t>
+      </w:r>
+      <w:proofErr w:type="gramEnd"/>
+      <w:r>
+        <w:rPr>
+          <w:rFonts w:ascii="宋体" w:eastAsia="宋体" w:hAnsi="宋体" w:hint="eastAsia"/>
+        </w:rPr>
+        <w:t>龙，像是被摄走了魂。她不由得从</w:t>
       </w:r>
       <w:r>
         <w:rPr>
           <w:rFonts w:ascii="宋体" w:eastAsia="宋体" w:hAnsi="宋体" w:hint="eastAsia"/>
         </w:rPr>
         <w:lastRenderedPageBreak/>
-        <w:t>鼻子里发出一声极轻的 “哼”，“喂，霞谷来的。”她的声音不高，却刻意拉长了一点调子，像是在陈述一个不言而喻的事实，“那就是冥龙。魔法生物图鉴基础篇就有的东西，你没见过？”</w:t>
-      </w:r>
-    </w:p>
-    <w:p>
-      <w:pPr>
-        <w:rPr>
-          <w:rFonts w:ascii="宋体" w:eastAsia="宋体" w:hAnsi="宋体" w:hint="eastAsia"/>
-        </w:rPr>
-      </w:pPr>
-      <w:r>
-        <w:rPr>
-          <w:rFonts w:ascii="宋体" w:eastAsia="宋体" w:hAnsi="宋体" w:hint="eastAsia"/>
-        </w:rPr>
-        <w:t>她没等他回答——似乎也并不期待他的回答——就用下巴随意地朝那庞然巨兽的方向点了点，语气里带上了一丝不耐烦的警告，仿佛在责怪他的一惊一乍吸引了不必要的注意。</w:t>
+        <w:t>鼻子里发出一声极轻的 “哼”，“喂，霞谷来的。”她的声音不高，却刻意拉长了一点调子，像是在陈述一个不言而喻的事实，“那就是</w:t>
+      </w:r>
+      <w:proofErr w:type="gramStart"/>
+      <w:r>
+        <w:rPr>
+          <w:rFonts w:ascii="宋体" w:eastAsia="宋体" w:hAnsi="宋体" w:hint="eastAsia"/>
+        </w:rPr>
+        <w:t>冥</w:t>
+      </w:r>
+      <w:proofErr w:type="gramEnd"/>
+      <w:r>
+        <w:rPr>
+          <w:rFonts w:ascii="宋体" w:eastAsia="宋体" w:hAnsi="宋体" w:hint="eastAsia"/>
+        </w:rPr>
+        <w:t>龙。魔法生物图鉴基础篇就有的东西，你没见过？”</w:t>
+      </w:r>
+    </w:p>
+    <w:p>
+      <w:pPr>
+        <w:rPr>
+          <w:rFonts w:ascii="宋体" w:eastAsia="宋体" w:hAnsi="宋体" w:hint="eastAsia"/>
+        </w:rPr>
+      </w:pPr>
+      <w:r>
+        <w:rPr>
+          <w:rFonts w:ascii="宋体" w:eastAsia="宋体" w:hAnsi="宋体" w:hint="eastAsia"/>
+        </w:rPr>
+        <w:t>她没等他回答——似乎也并不期待他的回答——就用下巴随意地朝那庞然巨兽的方向点了点，语气里带上了一丝不耐烦的警告，仿佛在责怪他的一惊</w:t>
+      </w:r>
+      <w:proofErr w:type="gramStart"/>
+      <w:r>
+        <w:rPr>
+          <w:rFonts w:ascii="宋体" w:eastAsia="宋体" w:hAnsi="宋体" w:hint="eastAsia"/>
+        </w:rPr>
+        <w:t>一乍吸引</w:t>
+      </w:r>
+      <w:proofErr w:type="gramEnd"/>
+      <w:r>
+        <w:rPr>
+          <w:rFonts w:ascii="宋体" w:eastAsia="宋体" w:hAnsi="宋体" w:hint="eastAsia"/>
+        </w:rPr>
+        <w:t>了不必要的注意。</w:t>
       </w:r>
     </w:p>
     <w:p>
@@ -2963,7 +3371,21 @@
         <w:rPr>
           <w:rFonts w:ascii="宋体" w:eastAsia="宋体" w:hAnsi="宋体" w:hint="eastAsia"/>
         </w:rPr>
-        <w:t>列何卫的喉结滚动了一下，但脸上没什么明显的表情。他没有看艾米尔，只是极其轻微地点了一下头，从紧抿的唇缝里挤出一个短促而低沉的音节：</w:t>
+        <w:t>列何卫的喉结滚动了一下，但脸上没什么明显的表情。他没有看艾米尔，只是极其轻微地点了</w:t>
+      </w:r>
+      <w:proofErr w:type="gramStart"/>
+      <w:r>
+        <w:rPr>
+          <w:rFonts w:ascii="宋体" w:eastAsia="宋体" w:hAnsi="宋体" w:hint="eastAsia"/>
+        </w:rPr>
+        <w:t>一</w:t>
+      </w:r>
+      <w:proofErr w:type="gramEnd"/>
+      <w:r>
+        <w:rPr>
+          <w:rFonts w:ascii="宋体" w:eastAsia="宋体" w:hAnsi="宋体" w:hint="eastAsia"/>
+        </w:rPr>
+        <w:t>下头，从紧抿的唇缝里挤出一个短促而低沉的音节：</w:t>
       </w:r>
     </w:p>
     <w:p>
@@ -2989,7 +3411,21 @@
         <w:rPr>
           <w:rFonts w:ascii="宋体" w:eastAsia="宋体" w:hAnsi="宋体" w:hint="eastAsia"/>
         </w:rPr>
-        <w:t>他的目光从冥龙身上移开，转而投向地面或是旁边的残垣断壁，下颌线却绷得有些紧。他不再去看那令人心悸的怪物，但全身的肌肉都处于一种下意识的、预备闪避的紧绷状态。</w:t>
+        <w:t>他的目光从</w:t>
+      </w:r>
+      <w:proofErr w:type="gramStart"/>
+      <w:r>
+        <w:rPr>
+          <w:rFonts w:ascii="宋体" w:eastAsia="宋体" w:hAnsi="宋体" w:hint="eastAsia"/>
+        </w:rPr>
+        <w:t>冥</w:t>
+      </w:r>
+      <w:proofErr w:type="gramEnd"/>
+      <w:r>
+        <w:rPr>
+          <w:rFonts w:ascii="宋体" w:eastAsia="宋体" w:hAnsi="宋体" w:hint="eastAsia"/>
+        </w:rPr>
+        <w:t>龙身上移开，转而投向地面或是旁边的残垣断壁，下颌线却绷得有些紧。他不再去看那令人心悸的怪物，但全身的肌肉都处于一种下意识的、预备闪避的紧绷状态。</w:t>
       </w:r>
     </w:p>
     <w:p>
@@ -3020,7 +3456,7 @@
           <w:rFonts w:hint="eastAsia"/>
         </w:rPr>
       </w:pPr>
-      <w:bookmarkStart w:id="3" w:name="_Toc218801454"/>
+      <w:bookmarkStart w:id="3" w:name="_Toc220079444"/>
       <w:r>
         <w:rPr>
           <w:rFonts w:hint="eastAsia"/>
@@ -3059,13 +3495,41 @@
         <w:rPr>
           <w:rFonts w:ascii="宋体" w:eastAsia="宋体" w:hAnsi="宋体" w:hint="eastAsia"/>
         </w:rPr>
-        <w:t>还杵着干什么？</w:t>
-      </w:r>
-      <w:r>
-        <w:rPr>
-          <w:rFonts w:ascii="宋体" w:eastAsia="宋体" w:hAnsi="宋体" w:hint="eastAsia"/>
-        </w:rPr>
-        <w:t>站着等冥龙</w:t>
+        <w:t>还</w:t>
+      </w:r>
+      <w:proofErr w:type="gramStart"/>
+      <w:r>
+        <w:rPr>
+          <w:rFonts w:ascii="宋体" w:eastAsia="宋体" w:hAnsi="宋体" w:hint="eastAsia"/>
+        </w:rPr>
+        <w:t>杵着</w:t>
+      </w:r>
+      <w:proofErr w:type="gramEnd"/>
+      <w:r>
+        <w:rPr>
+          <w:rFonts w:ascii="宋体" w:eastAsia="宋体" w:hAnsi="宋体" w:hint="eastAsia"/>
+        </w:rPr>
+        <w:t>干什么？</w:t>
+      </w:r>
+      <w:r>
+        <w:rPr>
+          <w:rFonts w:ascii="宋体" w:eastAsia="宋体" w:hAnsi="宋体" w:hint="eastAsia"/>
+        </w:rPr>
+        <w:t>站着等</w:t>
+      </w:r>
+      <w:proofErr w:type="gramStart"/>
+      <w:r>
+        <w:rPr>
+          <w:rFonts w:ascii="宋体" w:eastAsia="宋体" w:hAnsi="宋体" w:hint="eastAsia"/>
+        </w:rPr>
+        <w:t>冥</w:t>
+      </w:r>
+      <w:proofErr w:type="gramEnd"/>
+      <w:r>
+        <w:rPr>
+          <w:rFonts w:ascii="宋体" w:eastAsia="宋体" w:hAnsi="宋体" w:hint="eastAsia"/>
+        </w:rPr>
+        <w:t>龙</w:t>
       </w:r>
       <w:r>
         <w:rPr>
@@ -3090,7 +3554,21 @@
         <w:rPr>
           <w:rFonts w:ascii="宋体" w:eastAsia="宋体" w:hAnsi="宋体" w:hint="eastAsia"/>
         </w:rPr>
-        <w:t>话音未落，她已再次如离弦之箭般掠出，利用残垣断壁作为掩护，动作敏捷得不像个养尊处优的公主。列何卫抿紧唇，一言不发地提速跟上。</w:t>
+        <w:t>话音未落，她已再次如离弦之箭般掠出，利用残垣断壁作为掩护，动作敏捷得不像</w:t>
+      </w:r>
+      <w:proofErr w:type="gramStart"/>
+      <w:r>
+        <w:rPr>
+          <w:rFonts w:ascii="宋体" w:eastAsia="宋体" w:hAnsi="宋体" w:hint="eastAsia"/>
+        </w:rPr>
+        <w:t>个</w:t>
+      </w:r>
+      <w:proofErr w:type="gramEnd"/>
+      <w:r>
+        <w:rPr>
+          <w:rFonts w:ascii="宋体" w:eastAsia="宋体" w:hAnsi="宋体" w:hint="eastAsia"/>
+        </w:rPr>
+        <w:t>养尊处优的公主。列何卫抿紧唇，一言不发地提速跟上。</w:t>
       </w:r>
     </w:p>
     <w:p>
@@ -3141,46 +3619,102 @@
         <w:rPr>
           <w:rFonts w:ascii="宋体" w:eastAsia="宋体" w:hAnsi="宋体" w:hint="eastAsia"/>
         </w:rPr>
-        <w:t>没有丝毫犹豫，艾米尔猛地从掩体后冲出，并非逃离，而是径直扑向列何卫的方向，同时捏碎了手中的冥龙防撞魔法球。</w:t>
-      </w:r>
-    </w:p>
-    <w:p>
-      <w:pPr>
-        <w:rPr>
-          <w:rFonts w:ascii="宋体" w:eastAsia="宋体" w:hAnsi="宋体" w:hint="eastAsia"/>
-        </w:rPr>
-      </w:pPr>
-      <w:r>
-        <w:rPr>
-          <w:rFonts w:ascii="宋体" w:eastAsia="宋体" w:hAnsi="宋体" w:hint="eastAsia"/>
-        </w:rPr>
-        <w:t>“找地方躲好！别出来！”她厉声喝道，淡蓝色的保护罩在她周身张开的瞬间，她也彻底暴露在了冥龙唯一的巨目之下，主动成为了最显眼的靶子。</w:t>
-      </w:r>
-    </w:p>
-    <w:p>
-      <w:pPr>
-        <w:rPr>
-          <w:rFonts w:ascii="宋体" w:eastAsia="宋体" w:hAnsi="宋体" w:hint="eastAsia"/>
-        </w:rPr>
-      </w:pPr>
-      <w:r>
-        <w:rPr>
-          <w:rFonts w:ascii="宋体" w:eastAsia="宋体" w:hAnsi="宋体" w:hint="eastAsia"/>
-        </w:rPr>
-        <w:t>列何卫眼睁睁看着那巨大的黑色怪物发出一声震耳欲聋的咆哮，携着毁灭性的力量俯冲而下，精准地撞飞了那个被蓝光包裹的、显得无比渺小的身影。蓝光应声碎裂，如同星辰般湮灭。那道身影如同断线的风筝般坠落，在昏绿的天地间划出一道令人心悸的轨迹。</w:t>
-      </w:r>
-    </w:p>
-    <w:p>
-      <w:pPr>
-        <w:rPr>
-          <w:rFonts w:ascii="宋体" w:eastAsia="宋体" w:hAnsi="宋体" w:hint="eastAsia"/>
-        </w:rPr>
-      </w:pPr>
-      <w:r>
-        <w:rPr>
-          <w:rFonts w:ascii="宋体" w:eastAsia="宋体" w:hAnsi="宋体" w:hint="eastAsia"/>
-        </w:rPr>
-        <w:t>列何卫的心脏几乎停止跳动，他立刻朝着艾米尔坠落的方向狂奔而去。只见她躺在冰冷的沙地上，双目紧闭，唇边淌下一缕鲜红的血丝，几只墓土螃蟹正窸窣着围拢过来。他一把抱起艾米尔，小心地护住她的头颈，头也不回地冲离了这片死亡区域。</w:t>
+        <w:t>没有丝毫犹豫，艾米尔猛地从掩体后冲出，并非逃离，而是径直扑向列何卫的方向，同时捏碎了手中的</w:t>
+      </w:r>
+      <w:proofErr w:type="gramStart"/>
+      <w:r>
+        <w:rPr>
+          <w:rFonts w:ascii="宋体" w:eastAsia="宋体" w:hAnsi="宋体" w:hint="eastAsia"/>
+        </w:rPr>
+        <w:t>冥</w:t>
+      </w:r>
+      <w:proofErr w:type="gramEnd"/>
+      <w:r>
+        <w:rPr>
+          <w:rFonts w:ascii="宋体" w:eastAsia="宋体" w:hAnsi="宋体" w:hint="eastAsia"/>
+        </w:rPr>
+        <w:t>龙防撞魔法球。</w:t>
+      </w:r>
+    </w:p>
+    <w:p>
+      <w:pPr>
+        <w:rPr>
+          <w:rFonts w:ascii="宋体" w:eastAsia="宋体" w:hAnsi="宋体" w:hint="eastAsia"/>
+        </w:rPr>
+      </w:pPr>
+      <w:r>
+        <w:rPr>
+          <w:rFonts w:ascii="宋体" w:eastAsia="宋体" w:hAnsi="宋体" w:hint="eastAsia"/>
+        </w:rPr>
+        <w:t>“找地方躲好！别出来！”她厉声喝道，淡蓝色的保护罩在她周身张开的瞬间，她也彻底暴露在了</w:t>
+      </w:r>
+      <w:proofErr w:type="gramStart"/>
+      <w:r>
+        <w:rPr>
+          <w:rFonts w:ascii="宋体" w:eastAsia="宋体" w:hAnsi="宋体" w:hint="eastAsia"/>
+        </w:rPr>
+        <w:t>冥龙唯一</w:t>
+      </w:r>
+      <w:proofErr w:type="gramEnd"/>
+      <w:r>
+        <w:rPr>
+          <w:rFonts w:ascii="宋体" w:eastAsia="宋体" w:hAnsi="宋体" w:hint="eastAsia"/>
+        </w:rPr>
+        <w:t>的巨目之下，主动成为了最显眼的靶子。</w:t>
+      </w:r>
+    </w:p>
+    <w:p>
+      <w:pPr>
+        <w:rPr>
+          <w:rFonts w:ascii="宋体" w:eastAsia="宋体" w:hAnsi="宋体" w:hint="eastAsia"/>
+        </w:rPr>
+      </w:pPr>
+      <w:r>
+        <w:rPr>
+          <w:rFonts w:ascii="宋体" w:eastAsia="宋体" w:hAnsi="宋体" w:hint="eastAsia"/>
+        </w:rPr>
+        <w:t>列何卫眼睁睁看着那巨大的黑色怪物发出一声震耳欲聋的咆哮，携着毁灭性的力量俯冲而下，精准地撞飞了那个被蓝光包裹的、显得无比渺小的身影。蓝光应声碎裂，如同星辰般湮灭。那道身影如同断线的风筝般坠落，</w:t>
+      </w:r>
+      <w:proofErr w:type="gramStart"/>
+      <w:r>
+        <w:rPr>
+          <w:rFonts w:ascii="宋体" w:eastAsia="宋体" w:hAnsi="宋体" w:hint="eastAsia"/>
+        </w:rPr>
+        <w:t>在昏绿的</w:t>
+      </w:r>
+      <w:proofErr w:type="gramEnd"/>
+      <w:r>
+        <w:rPr>
+          <w:rFonts w:ascii="宋体" w:eastAsia="宋体" w:hAnsi="宋体" w:hint="eastAsia"/>
+        </w:rPr>
+        <w:t>天地间划出一道令人心悸的轨迹。</w:t>
+      </w:r>
+    </w:p>
+    <w:p>
+      <w:pPr>
+        <w:rPr>
+          <w:rFonts w:ascii="宋体" w:eastAsia="宋体" w:hAnsi="宋体" w:hint="eastAsia"/>
+        </w:rPr>
+      </w:pPr>
+      <w:r>
+        <w:rPr>
+          <w:rFonts w:ascii="宋体" w:eastAsia="宋体" w:hAnsi="宋体" w:hint="eastAsia"/>
+        </w:rPr>
+        <w:t>列何卫的心脏几乎停止跳动，他立刻朝着艾米尔坠落的方向狂奔而去。只见她躺在冰冷的沙地上，双目紧闭，唇边淌下一缕鲜红的血丝，几只墓土螃蟹正窸</w:t>
+      </w:r>
+      <w:proofErr w:type="gramStart"/>
+      <w:r>
+        <w:rPr>
+          <w:rFonts w:ascii="宋体" w:eastAsia="宋体" w:hAnsi="宋体" w:hint="eastAsia"/>
+        </w:rPr>
+        <w:t>窣着</w:t>
+      </w:r>
+      <w:proofErr w:type="gramEnd"/>
+      <w:r>
+        <w:rPr>
+          <w:rFonts w:ascii="宋体" w:eastAsia="宋体" w:hAnsi="宋体" w:hint="eastAsia"/>
+        </w:rPr>
+        <w:t>围拢过来。他一把抱起艾米尔，小心地护住她的头颈，头也不回地冲离了这片死亡区域。</w:t>
       </w:r>
     </w:p>
     <w:p>
@@ -3265,7 +3799,21 @@
         <w:rPr>
           <w:rFonts w:ascii="宋体" w:eastAsia="宋体" w:hAnsi="宋体" w:hint="eastAsia"/>
         </w:rPr>
-        <w:t>目光扫过火堆上架着的旧烤锅，沉默地开始捕捉附近的螃蟹，清洗处理，煮上一锅简单的热汤。</w:t>
+        <w:t>目光扫过火堆上架着</w:t>
+      </w:r>
+      <w:proofErr w:type="gramStart"/>
+      <w:r>
+        <w:rPr>
+          <w:rFonts w:ascii="宋体" w:eastAsia="宋体" w:hAnsi="宋体" w:hint="eastAsia"/>
+        </w:rPr>
+        <w:t>的旧烤锅</w:t>
+      </w:r>
+      <w:proofErr w:type="gramEnd"/>
+      <w:r>
+        <w:rPr>
+          <w:rFonts w:ascii="宋体" w:eastAsia="宋体" w:hAnsi="宋体" w:hint="eastAsia"/>
+        </w:rPr>
+        <w:t>，沉默地开始捕捉附近的螃蟹，清洗处理，煮上一锅简单的热汤。</w:t>
       </w:r>
       <w:r>
         <w:rPr>
@@ -3292,7 +3840,21 @@
           <w:rFonts w:ascii="宋体" w:eastAsia="宋体" w:hAnsi="宋体"/>
         </w:rPr>
         <w:br/>
-        <w:t>“…水…”她声音沙哑。列何卫小心翼翼地扶起她，端过温热的蟹汤，舀了一勺递到她唇边。艾米尔下意识地喝了一口，温热下肚，神智清明了几分。</w:t>
+        <w:t>“…水</w:t>
+      </w:r>
+      <w:proofErr w:type="gramStart"/>
+      <w:r>
+        <w:rPr>
+          <w:rFonts w:ascii="宋体" w:eastAsia="宋体" w:hAnsi="宋体"/>
+        </w:rPr>
+        <w:t>…”她声音沙哑</w:t>
+      </w:r>
+      <w:proofErr w:type="gramEnd"/>
+      <w:r>
+        <w:rPr>
+          <w:rFonts w:ascii="宋体" w:eastAsia="宋体" w:hAnsi="宋体"/>
+        </w:rPr>
+        <w:t>。列何卫小心翼翼地扶起她，端过温热的蟹汤，舀了一勺递到她唇边。艾米尔下意识地喝了一口，温热下肚，神智清明了几分。</w:t>
       </w:r>
     </w:p>
     <w:p>
@@ -3348,7 +3910,21 @@
         <w:rPr>
           <w:rFonts w:ascii="宋体" w:eastAsia="宋体" w:hAnsi="宋体" w:hint="eastAsia"/>
         </w:rPr>
-        <w:t>“你…”她开口，声音依旧虚弱，却努力想绷出批评的调子，“…看起来挺厉害，怎么在水里笨得像只旱鸭子…下次…跟紧我，别乱踩…”</w:t>
+        <w:t>“你…”她开口，声音依旧虚弱，却</w:t>
+      </w:r>
+      <w:proofErr w:type="gramStart"/>
+      <w:r>
+        <w:rPr>
+          <w:rFonts w:ascii="宋体" w:eastAsia="宋体" w:hAnsi="宋体" w:hint="eastAsia"/>
+        </w:rPr>
+        <w:t>努力想绷出</w:t>
+      </w:r>
+      <w:proofErr w:type="gramEnd"/>
+      <w:r>
+        <w:rPr>
+          <w:rFonts w:ascii="宋体" w:eastAsia="宋体" w:hAnsi="宋体" w:hint="eastAsia"/>
+        </w:rPr>
+        <w:t>批评的调子，“…看起来挺厉害，怎么在水里笨得像只旱鸭子…下次…跟紧我，别乱踩…”</w:t>
       </w:r>
     </w:p>
     <w:p>
@@ -3456,7 +4032,21 @@
         <w:rPr>
           <w:rFonts w:ascii="宋体" w:eastAsia="宋体" w:hAnsi="宋体" w:hint="eastAsia"/>
         </w:rPr>
-        <w:t>列何卫被她激烈的反应弄得有些无措，低声道：“…你伤得很重。”</w:t>
+        <w:t>列何卫被</w:t>
+      </w:r>
+      <w:proofErr w:type="gramStart"/>
+      <w:r>
+        <w:rPr>
+          <w:rFonts w:ascii="宋体" w:eastAsia="宋体" w:hAnsi="宋体" w:hint="eastAsia"/>
+        </w:rPr>
+        <w:t>她激烈</w:t>
+      </w:r>
+      <w:proofErr w:type="gramEnd"/>
+      <w:r>
+        <w:rPr>
+          <w:rFonts w:ascii="宋体" w:eastAsia="宋体" w:hAnsi="宋体" w:hint="eastAsia"/>
+        </w:rPr>
+        <w:t>的反应弄得有些无措，低声道：“…你伤得很重。”</w:t>
       </w:r>
     </w:p>
     <w:p>
@@ -3486,7 +4076,7 @@
           <w:rFonts w:hint="eastAsia"/>
         </w:rPr>
       </w:pPr>
-      <w:bookmarkStart w:id="4" w:name="_Toc218801455"/>
+      <w:bookmarkStart w:id="4" w:name="_Toc220079445"/>
       <w:r>
         <w:rPr>
           <w:rFonts w:hint="eastAsia"/>
@@ -3532,7 +4122,21 @@
         <w:rPr>
           <w:rFonts w:ascii="宋体" w:eastAsia="宋体" w:hAnsi="宋体" w:hint="eastAsia"/>
         </w:rPr>
-        <w:t>“一块都没有了？！”她的声音瞬间拔高，带着显而易见的焦躁和一丝崩溃，“没有魔法石，在这鬼地方跟赤手空拳走进冥龙老巢有什么区别？！”她开始无意识地来回踱步，昂贵的靴子踩在沙砾上，发出急促的“沙沙”声。</w:t>
+        <w:t>“一块都没有了？！”她的声音瞬间拔高，带着显而易见的焦躁和一丝崩溃，“没有魔法石，在这鬼地方跟赤手空拳走进</w:t>
+      </w:r>
+      <w:proofErr w:type="gramStart"/>
+      <w:r>
+        <w:rPr>
+          <w:rFonts w:ascii="宋体" w:eastAsia="宋体" w:hAnsi="宋体" w:hint="eastAsia"/>
+        </w:rPr>
+        <w:t>冥</w:t>
+      </w:r>
+      <w:proofErr w:type="gramEnd"/>
+      <w:r>
+        <w:rPr>
+          <w:rFonts w:ascii="宋体" w:eastAsia="宋体" w:hAnsi="宋体" w:hint="eastAsia"/>
+        </w:rPr>
+        <w:t>龙老巢有什么区别？！”她开始无意识地来回踱步，昂贵的靴子踩在沙砾上，发出急促的“沙沙”声。</w:t>
       </w:r>
     </w:p>
     <w:p>
@@ -3558,7 +4162,21 @@
         <w:rPr>
           <w:rFonts w:ascii="宋体" w:eastAsia="宋体" w:hAnsi="宋体" w:hint="eastAsia"/>
         </w:rPr>
-        <w:t>“去接任务。”列何卫看着眼前这只快要炸毛的小猫，言简意赅地扔出三个字。</w:t>
+        <w:t>“去接任务。”列何卫看着眼前这只</w:t>
+      </w:r>
+      <w:proofErr w:type="gramStart"/>
+      <w:r>
+        <w:rPr>
+          <w:rFonts w:ascii="宋体" w:eastAsia="宋体" w:hAnsi="宋体" w:hint="eastAsia"/>
+        </w:rPr>
+        <w:t>快要炸毛的</w:t>
+      </w:r>
+      <w:proofErr w:type="gramEnd"/>
+      <w:r>
+        <w:rPr>
+          <w:rFonts w:ascii="宋体" w:eastAsia="宋体" w:hAnsi="宋体" w:hint="eastAsia"/>
+        </w:rPr>
+        <w:t>小猫，言简意赅地扔出三个字。</w:t>
       </w:r>
     </w:p>
     <w:p>
@@ -3838,7 +4456,49 @@
         <w:rPr>
           <w:rFonts w:ascii="宋体" w:eastAsia="宋体" w:hAnsi="宋体" w:hint="eastAsia"/>
         </w:rPr>
-        <w:t>当听到五万光币和两万定金的数额时，列何卫难掩惊讶地看向她，却见艾米尔只是几不可查地挑了下眉梢，面色依旧平静无波，仿佛那只是一个微不足道的数字。</w:t>
+        <w:t>当听到</w:t>
+      </w:r>
+      <w:proofErr w:type="gramStart"/>
+      <w:r>
+        <w:rPr>
+          <w:rFonts w:ascii="宋体" w:eastAsia="宋体" w:hAnsi="宋体" w:hint="eastAsia"/>
+        </w:rPr>
+        <w:t>五万光币和</w:t>
+      </w:r>
+      <w:proofErr w:type="gramEnd"/>
+      <w:r>
+        <w:rPr>
+          <w:rFonts w:ascii="宋体" w:eastAsia="宋体" w:hAnsi="宋体" w:hint="eastAsia"/>
+        </w:rPr>
+        <w:t>两万定金的数额时，列何卫难掩惊讶地看向她，</w:t>
+      </w:r>
+      <w:proofErr w:type="gramStart"/>
+      <w:r>
+        <w:rPr>
+          <w:rFonts w:ascii="宋体" w:eastAsia="宋体" w:hAnsi="宋体" w:hint="eastAsia"/>
+        </w:rPr>
+        <w:t>却见艾米</w:t>
+      </w:r>
+      <w:proofErr w:type="gramEnd"/>
+      <w:r>
+        <w:rPr>
+          <w:rFonts w:ascii="宋体" w:eastAsia="宋体" w:hAnsi="宋体" w:hint="eastAsia"/>
+        </w:rPr>
+        <w:t>尔只是几</w:t>
+      </w:r>
+      <w:proofErr w:type="gramStart"/>
+      <w:r>
+        <w:rPr>
+          <w:rFonts w:ascii="宋体" w:eastAsia="宋体" w:hAnsi="宋体" w:hint="eastAsia"/>
+        </w:rPr>
+        <w:t>不可查地挑</w:t>
+      </w:r>
+      <w:proofErr w:type="gramEnd"/>
+      <w:r>
+        <w:rPr>
+          <w:rFonts w:ascii="宋体" w:eastAsia="宋体" w:hAnsi="宋体" w:hint="eastAsia"/>
+        </w:rPr>
+        <w:t>了下眉梢，面色依旧平静无波，仿佛那只是一个微不足道的数字。</w:t>
       </w:r>
     </w:p>
     <w:p>
@@ -3883,7 +4543,21 @@
         <w:rPr>
           <w:rFonts w:ascii="宋体" w:eastAsia="宋体" w:hAnsi="宋体" w:hint="eastAsia"/>
         </w:rPr>
-        <w:t>“我代表墓土四龙谷衙门，向九色鹿一族的义举致敬！”</w:t>
+        <w:t>“我代表墓土四龙谷衙门，向九色鹿</w:t>
+      </w:r>
+      <w:proofErr w:type="gramStart"/>
+      <w:r>
+        <w:rPr>
+          <w:rFonts w:ascii="宋体" w:eastAsia="宋体" w:hAnsi="宋体" w:hint="eastAsia"/>
+        </w:rPr>
+        <w:t>一</w:t>
+      </w:r>
+      <w:proofErr w:type="gramEnd"/>
+      <w:r>
+        <w:rPr>
+          <w:rFonts w:ascii="宋体" w:eastAsia="宋体" w:hAnsi="宋体" w:hint="eastAsia"/>
+        </w:rPr>
+        <w:t>族的义举致敬！”</w:t>
       </w:r>
     </w:p>
     <w:p>
@@ -3909,7 +4583,21 @@
         <w:rPr>
           <w:rFonts w:ascii="宋体" w:eastAsia="宋体" w:hAnsi="宋体" w:hint="eastAsia"/>
         </w:rPr>
-        <w:t>列何卫下意识地握了握项链，言简意赅：“养父是九色鹿一族。这大概是他的信物。”</w:t>
+        <w:t>列何卫下意识地握了握项链，言简意赅：“养父是九色鹿</w:t>
+      </w:r>
+      <w:proofErr w:type="gramStart"/>
+      <w:r>
+        <w:rPr>
+          <w:rFonts w:ascii="宋体" w:eastAsia="宋体" w:hAnsi="宋体" w:hint="eastAsia"/>
+        </w:rPr>
+        <w:t>一</w:t>
+      </w:r>
+      <w:proofErr w:type="gramEnd"/>
+      <w:r>
+        <w:rPr>
+          <w:rFonts w:ascii="宋体" w:eastAsia="宋体" w:hAnsi="宋体" w:hint="eastAsia"/>
+        </w:rPr>
+        <w:t>族。这大概是他的信物。”</w:t>
       </w:r>
     </w:p>
     <w:p>
@@ -4023,7 +4711,35 @@
         <w:rPr>
           <w:rFonts w:ascii="宋体" w:eastAsia="宋体" w:hAnsi="宋体" w:hint="eastAsia"/>
         </w:rPr>
-        <w:t>艾米尔正小心地将魔法石收好，闻言头也没抬，语气里带着一丝理所当然的骄傲：“这需要学吗？看着父皇和那些大臣贵族来回打交道，看都看会了。” 她收起最后一块石</w:t>
+        <w:t>艾</w:t>
+      </w:r>
+      <w:proofErr w:type="gramStart"/>
+      <w:r>
+        <w:rPr>
+          <w:rFonts w:ascii="宋体" w:eastAsia="宋体" w:hAnsi="宋体" w:hint="eastAsia"/>
+        </w:rPr>
+        <w:t>米尔正小心</w:t>
+      </w:r>
+      <w:proofErr w:type="gramEnd"/>
+      <w:r>
+        <w:rPr>
+          <w:rFonts w:ascii="宋体" w:eastAsia="宋体" w:hAnsi="宋体" w:hint="eastAsia"/>
+        </w:rPr>
+        <w:t>地将魔法石收好，闻言头也没抬，语气</w:t>
+      </w:r>
+      <w:proofErr w:type="gramStart"/>
+      <w:r>
+        <w:rPr>
+          <w:rFonts w:ascii="宋体" w:eastAsia="宋体" w:hAnsi="宋体" w:hint="eastAsia"/>
+        </w:rPr>
+        <w:t>里带着</w:t>
+      </w:r>
+      <w:proofErr w:type="gramEnd"/>
+      <w:r>
+        <w:rPr>
+          <w:rFonts w:ascii="宋体" w:eastAsia="宋体" w:hAnsi="宋体" w:hint="eastAsia"/>
+        </w:rPr>
+        <w:t>一丝理所当然的骄傲：“这需要学吗？看着父皇和那些大臣贵族来回打交道，看都看会了。” 她收起最后一块石</w:t>
       </w:r>
       <w:r>
         <w:rPr>
@@ -4081,7 +4797,7 @@
           <w:rFonts w:hint="eastAsia"/>
         </w:rPr>
       </w:pPr>
-      <w:bookmarkStart w:id="5" w:name="_Toc218801456"/>
+      <w:bookmarkStart w:id="5" w:name="_Toc220079446"/>
       <w:r>
         <w:rPr>
           <w:rFonts w:hint="eastAsia"/>
@@ -4146,7 +4862,21 @@
         <w:rPr>
           <w:rFonts w:ascii="宋体" w:eastAsia="宋体" w:hAnsi="宋体" w:hint="eastAsia"/>
         </w:rPr>
-        <w:t>“预计明天入夜前我们就能到前线哨站。”领路者看着地图，回头对车厢里的两人说，脸上带着疲惫与一丝庆幸，“这趟路比想象中太平，真是托二位的福了。最近这条线可不太平，不是闹冥龙，就是闹‘沙匪’……”他欲言又止，叹了口气。</w:t>
+        <w:t>“预计明天入夜前我们就能到前线哨站。”领路者看着地图，回头对车厢里的两人说，脸上带着疲惫与一丝庆幸，“这趟路比想象中太平，真是托二位的福了。最近这条线可不太平，不是闹</w:t>
+      </w:r>
+      <w:proofErr w:type="gramStart"/>
+      <w:r>
+        <w:rPr>
+          <w:rFonts w:ascii="宋体" w:eastAsia="宋体" w:hAnsi="宋体" w:hint="eastAsia"/>
+        </w:rPr>
+        <w:t>冥</w:t>
+      </w:r>
+      <w:proofErr w:type="gramEnd"/>
+      <w:r>
+        <w:rPr>
+          <w:rFonts w:ascii="宋体" w:eastAsia="宋体" w:hAnsi="宋体" w:hint="eastAsia"/>
+        </w:rPr>
+        <w:t>龙，就是闹‘沙匪’……”他欲言又止，叹了口气。</w:t>
       </w:r>
     </w:p>
     <w:p>
@@ -4234,7 +4964,21 @@
         <w:rPr>
           <w:rFonts w:ascii="宋体" w:eastAsia="宋体" w:hAnsi="宋体" w:hint="eastAsia"/>
         </w:rPr>
-        <w:t>他的话像一把冰冷的刻刀，勾勒出繁华王都之外的残酷现实。艾米尔沉默地听着，纤细的手指不自觉地攥紧了衣角。她所熟悉的政治是朝堂上的机锋博弈、宴会下的利益交换，却从未如此直观地感受到，那些轻飘飘的争论落到实地，竟是如此的满目疮痍与鲜血淋漓。她父皇母后曾经日夜忧心的，就是这些吗？</w:t>
+        <w:t>他的话像一把冰冷的刻刀，勾勒出</w:t>
+      </w:r>
+      <w:proofErr w:type="gramStart"/>
+      <w:r>
+        <w:rPr>
+          <w:rFonts w:ascii="宋体" w:eastAsia="宋体" w:hAnsi="宋体" w:hint="eastAsia"/>
+        </w:rPr>
+        <w:t>繁华王</w:t>
+      </w:r>
+      <w:proofErr w:type="gramEnd"/>
+      <w:r>
+        <w:rPr>
+          <w:rFonts w:ascii="宋体" w:eastAsia="宋体" w:hAnsi="宋体" w:hint="eastAsia"/>
+        </w:rPr>
+        <w:t>都之外的残酷现实。艾米尔沉默地听着，纤细的手指不自觉地攥紧了衣角。她所熟悉的政治是朝堂上的机锋博弈、宴会下的利益交换，却从未如此直观地感受到，那些轻飘飘的争论落到实地，竟是如此的满目疮痍与鲜血淋漓。她父皇母后曾经日夜忧心的，就是这些吗？</w:t>
       </w:r>
     </w:p>
     <w:p>
@@ -4285,7 +5029,21 @@
         <w:rPr>
           <w:rFonts w:ascii="宋体" w:eastAsia="宋体" w:hAnsi="宋体" w:hint="eastAsia"/>
         </w:rPr>
-        <w:t>物资！速速退开！否则格杀勿论！”</w:t>
+        <w:t>物资！速</w:t>
+      </w:r>
+      <w:proofErr w:type="gramStart"/>
+      <w:r>
+        <w:rPr>
+          <w:rFonts w:ascii="宋体" w:eastAsia="宋体" w:hAnsi="宋体" w:hint="eastAsia"/>
+        </w:rPr>
+        <w:t>速</w:t>
+      </w:r>
+      <w:proofErr w:type="gramEnd"/>
+      <w:r>
+        <w:rPr>
+          <w:rFonts w:ascii="宋体" w:eastAsia="宋体" w:hAnsi="宋体" w:hint="eastAsia"/>
+        </w:rPr>
+        <w:t>退开！否则格杀勿论！”</w:t>
       </w:r>
     </w:p>
     <w:p>
@@ -4336,7 +5094,21 @@
         <w:rPr>
           <w:rFonts w:ascii="宋体" w:eastAsia="宋体" w:hAnsi="宋体" w:hint="eastAsia"/>
         </w:rPr>
-        <w:t>“是难民……”艾米尔喃喃道。这不是沙匪，这是一群被战争碾碎了家园和希望的流民。</w:t>
+        <w:t>“是难民……”艾米尔喃喃道。这</w:t>
+      </w:r>
+      <w:proofErr w:type="gramStart"/>
+      <w:r>
+        <w:rPr>
+          <w:rFonts w:ascii="宋体" w:eastAsia="宋体" w:hAnsi="宋体" w:hint="eastAsia"/>
+        </w:rPr>
+        <w:t>不是沙匪</w:t>
+      </w:r>
+      <w:proofErr w:type="gramEnd"/>
+      <w:r>
+        <w:rPr>
+          <w:rFonts w:ascii="宋体" w:eastAsia="宋体" w:hAnsi="宋体" w:hint="eastAsia"/>
+        </w:rPr>
+        <w:t>，这是一群被战争碾碎了家园和希望的流民。</w:t>
       </w:r>
     </w:p>
     <w:p>
@@ -4560,7 +5332,7 @@
           <w:rFonts w:hint="eastAsia"/>
         </w:rPr>
       </w:pPr>
-      <w:bookmarkStart w:id="7" w:name="_Toc218801457"/>
+      <w:bookmarkStart w:id="7" w:name="_Toc220079447"/>
       <w:r>
         <w:rPr>
           <w:rFonts w:hint="eastAsia"/>
@@ -5001,7 +5773,21 @@
         <w:rPr>
           <w:rFonts w:ascii="宋体" w:eastAsia="宋体" w:hAnsi="宋体" w:hint="eastAsia"/>
         </w:rPr>
-        <w:t>说到这里，他第一次缓缓转过头，看向艾米尔，那双总是没什么情绪的眼睛里，此刻映着火光，也映着她迷茫而痛苦的脸。</w:t>
+        <w:t>说到这里，他第一次缓缓转过头，看向艾米尔，那</w:t>
+      </w:r>
+      <w:proofErr w:type="gramStart"/>
+      <w:r>
+        <w:rPr>
+          <w:rFonts w:ascii="宋体" w:eastAsia="宋体" w:hAnsi="宋体" w:hint="eastAsia"/>
+        </w:rPr>
+        <w:t>双总是</w:t>
+      </w:r>
+      <w:proofErr w:type="gramEnd"/>
+      <w:r>
+        <w:rPr>
+          <w:rFonts w:ascii="宋体" w:eastAsia="宋体" w:hAnsi="宋体" w:hint="eastAsia"/>
+        </w:rPr>
+        <w:t>没什么情绪的眼睛里，此刻映着火光，也映着她迷茫而痛苦的脸。</w:t>
       </w:r>
     </w:p>
     <w:p>
@@ -5325,7 +6111,7 @@
         <w:lastRenderedPageBreak/>
         <w:t xml:space="preserve"> </w:t>
       </w:r>
-      <w:bookmarkStart w:id="8" w:name="_Toc218801458"/>
+      <w:bookmarkStart w:id="8" w:name="_Toc220079448"/>
       <w:r>
         <w:rPr>
           <w:rFonts w:hint="eastAsia"/>
@@ -5363,7 +6149,21 @@
         <w:rPr>
           <w:rFonts w:ascii="宋体" w:eastAsia="宋体" w:hAnsi="宋体" w:hint="eastAsia"/>
         </w:rPr>
-        <w:t>列何卫摇了摇头，他的目光扫过艾米尔难掩疲惫却强打精神的侧脸。“不用了。”他的声音依旧平淡，却带了一丝不易察觉的考量，“接下来的路，飞行比步行快得多，也安全得多。当务之急，是带你去考个飞行证。”</w:t>
+        <w:t>列何卫摇了摇头，他的目光扫过艾米尔难掩疲惫却强打精神的侧脸。“不用了。”他的声音依旧平淡，却带了一丝不易察觉的</w:t>
+      </w:r>
+      <w:proofErr w:type="gramStart"/>
+      <w:r>
+        <w:rPr>
+          <w:rFonts w:ascii="宋体" w:eastAsia="宋体" w:hAnsi="宋体" w:hint="eastAsia"/>
+        </w:rPr>
+        <w:t>考量</w:t>
+      </w:r>
+      <w:proofErr w:type="gramEnd"/>
+      <w:r>
+        <w:rPr>
+          <w:rFonts w:ascii="宋体" w:eastAsia="宋体" w:hAnsi="宋体" w:hint="eastAsia"/>
+        </w:rPr>
+        <w:t>，“接下来的路，飞行比步行快得多，也安全得多。当务之急，是带你去考个飞行证。”</w:t>
       </w:r>
     </w:p>
     <w:p>
@@ -5454,7 +6254,21 @@
         <w:rPr>
           <w:rFonts w:ascii="宋体" w:eastAsia="宋体" w:hAnsi="宋体" w:hint="eastAsia"/>
         </w:rPr>
-        <w:t>不等艾米尔反应过来，他</w:t>
+        <w:t>不等艾米</w:t>
+      </w:r>
+      <w:proofErr w:type="gramStart"/>
+      <w:r>
+        <w:rPr>
+          <w:rFonts w:ascii="宋体" w:eastAsia="宋体" w:hAnsi="宋体" w:hint="eastAsia"/>
+        </w:rPr>
+        <w:t>尔反应</w:t>
+      </w:r>
+      <w:proofErr w:type="gramEnd"/>
+      <w:r>
+        <w:rPr>
+          <w:rFonts w:ascii="宋体" w:eastAsia="宋体" w:hAnsi="宋体" w:hint="eastAsia"/>
+        </w:rPr>
+        <w:t>过来，他</w:t>
       </w:r>
       <w:r>
         <w:rPr>
@@ -5468,11 +6282,19 @@
         </w:rPr>
         <w:t>脚下发力，身形轻盈地跃起，</w:t>
       </w:r>
-      <w:r>
-        <w:rPr>
-          <w:rFonts w:ascii="宋体" w:eastAsia="宋体" w:hAnsi="宋体" w:hint="eastAsia"/>
-        </w:rPr>
-        <w:t>背云受能量影响开始飘浮</w:t>
+      <w:proofErr w:type="gramStart"/>
+      <w:r>
+        <w:rPr>
+          <w:rFonts w:ascii="宋体" w:eastAsia="宋体" w:hAnsi="宋体" w:hint="eastAsia"/>
+        </w:rPr>
+        <w:t>背云受</w:t>
+      </w:r>
+      <w:proofErr w:type="gramEnd"/>
+      <w:r>
+        <w:rPr>
+          <w:rFonts w:ascii="宋体" w:eastAsia="宋体" w:hAnsi="宋体" w:hint="eastAsia"/>
+        </w:rPr>
+        <w:t>能量影响开始飘浮</w:t>
       </w:r>
       <w:r>
         <w:rPr>
@@ -5587,7 +6409,21 @@
         <w:rPr>
           <w:rFonts w:ascii="宋体" w:eastAsia="宋体" w:hAnsi="宋体" w:hint="eastAsia"/>
         </w:rPr>
-        <w:t>两人在空中漫无目的地飞了许久，直到夕阳西下才落地。之后，他们登上了前往晨岛的飞行船。</w:t>
+        <w:t>两人在空中漫无目的地飞了许久，直到夕阳西下才落地。之后，他们登上了</w:t>
+      </w:r>
+      <w:proofErr w:type="gramStart"/>
+      <w:r>
+        <w:rPr>
+          <w:rFonts w:ascii="宋体" w:eastAsia="宋体" w:hAnsi="宋体" w:hint="eastAsia"/>
+        </w:rPr>
+        <w:t>前往晨岛的</w:t>
+      </w:r>
+      <w:proofErr w:type="gramEnd"/>
+      <w:r>
+        <w:rPr>
+          <w:rFonts w:ascii="宋体" w:eastAsia="宋体" w:hAnsi="宋体" w:hint="eastAsia"/>
+        </w:rPr>
+        <w:t>飞行船。</w:t>
       </w:r>
     </w:p>
     <w:p>
@@ -5632,46 +6468,102 @@
         <w:rPr>
           <w:rFonts w:ascii="宋体" w:eastAsia="宋体" w:hAnsi="宋体" w:hint="eastAsia"/>
         </w:rPr>
-        <w:t>列何卫的耳朵尖唰一下红了，连忙松开还下意识牵着艾米尔的手，尴尬得眼神都不知道该往哪放：“…长老您别乱说！不是…”</w:t>
-      </w:r>
-    </w:p>
-    <w:p>
-      <w:pPr>
-        <w:rPr>
-          <w:rFonts w:ascii="宋体" w:eastAsia="宋体" w:hAnsi="宋体" w:hint="eastAsia"/>
-        </w:rPr>
-      </w:pPr>
-      <w:r>
-        <w:rPr>
-          <w:rFonts w:ascii="宋体" w:eastAsia="宋体" w:hAnsi="宋体" w:hint="eastAsia"/>
-        </w:rPr>
-        <w:t>艾米尔也瞬间闹了个大红脸，下意识就想用跋扈掩饰害羞：“老、老先生！您眼神不好就不要乱猜！我们只是…只是…”她“只是”了半天也没说出个所以然，只好气鼓鼓地扭过头去，却藏不住通红的耳根。</w:t>
-      </w:r>
-    </w:p>
-    <w:p>
-      <w:pPr>
-        <w:rPr>
-          <w:rFonts w:ascii="宋体" w:eastAsia="宋体" w:hAnsi="宋体" w:hint="eastAsia"/>
-        </w:rPr>
-      </w:pPr>
-      <w:r>
-        <w:rPr>
-          <w:rFonts w:ascii="宋体" w:eastAsia="宋体" w:hAnsi="宋体" w:hint="eastAsia"/>
-        </w:rPr>
-        <w:t>长老哈哈大笑着捋了捋胡子，不再逗他们，转而向艾米尔介绍了考核规则。</w:t>
-      </w:r>
-    </w:p>
-    <w:p>
-      <w:pPr>
-        <w:rPr>
-          <w:rFonts w:ascii="宋体" w:eastAsia="宋体" w:hAnsi="宋体" w:hint="eastAsia"/>
-        </w:rPr>
-      </w:pPr>
-      <w:r>
-        <w:rPr>
-          <w:rFonts w:ascii="宋体" w:eastAsia="宋体" w:hAnsi="宋体" w:hint="eastAsia"/>
-        </w:rPr>
-        <w:t>听到“水、风、土、火”四关时，艾米尔怔住了——这分明是魔法族最基础的元素分类法！</w:t>
+        <w:t>列何卫的耳朵尖</w:t>
+      </w:r>
+      <w:proofErr w:type="gramStart"/>
+      <w:r>
+        <w:rPr>
+          <w:rFonts w:ascii="宋体" w:eastAsia="宋体" w:hAnsi="宋体" w:hint="eastAsia"/>
+        </w:rPr>
+        <w:t>唰</w:t>
+      </w:r>
+      <w:proofErr w:type="gramEnd"/>
+      <w:r>
+        <w:rPr>
+          <w:rFonts w:ascii="宋体" w:eastAsia="宋体" w:hAnsi="宋体" w:hint="eastAsia"/>
+        </w:rPr>
+        <w:t>一下红了，连忙松开还下意识牵着艾米尔的手，尴尬得眼神都不知道该往哪放：“…长老您别乱说！不是…”</w:t>
+      </w:r>
+    </w:p>
+    <w:p>
+      <w:pPr>
+        <w:rPr>
+          <w:rFonts w:ascii="宋体" w:eastAsia="宋体" w:hAnsi="宋体" w:hint="eastAsia"/>
+        </w:rPr>
+      </w:pPr>
+      <w:r>
+        <w:rPr>
+          <w:rFonts w:ascii="宋体" w:eastAsia="宋体" w:hAnsi="宋体" w:hint="eastAsia"/>
+        </w:rPr>
+        <w:t>艾米尔也瞬间闹了个大红脸，下意识就想用跋扈掩饰害羞：“老、老先生！您眼神不好就不要乱猜！我们只是…只是…”她“只是”了半天也没说出</w:t>
+      </w:r>
+      <w:proofErr w:type="gramStart"/>
+      <w:r>
+        <w:rPr>
+          <w:rFonts w:ascii="宋体" w:eastAsia="宋体" w:hAnsi="宋体" w:hint="eastAsia"/>
+        </w:rPr>
+        <w:t>个</w:t>
+      </w:r>
+      <w:proofErr w:type="gramEnd"/>
+      <w:r>
+        <w:rPr>
+          <w:rFonts w:ascii="宋体" w:eastAsia="宋体" w:hAnsi="宋体" w:hint="eastAsia"/>
+        </w:rPr>
+        <w:t>所以然，只好气鼓鼓地扭过头去，却藏不住通红的耳根。</w:t>
+      </w:r>
+    </w:p>
+    <w:p>
+      <w:pPr>
+        <w:rPr>
+          <w:rFonts w:ascii="宋体" w:eastAsia="宋体" w:hAnsi="宋体" w:hint="eastAsia"/>
+        </w:rPr>
+      </w:pPr>
+      <w:r>
+        <w:rPr>
+          <w:rFonts w:ascii="宋体" w:eastAsia="宋体" w:hAnsi="宋体" w:hint="eastAsia"/>
+        </w:rPr>
+        <w:t>长老哈哈大笑着捋了捋胡子，不再</w:t>
+      </w:r>
+      <w:proofErr w:type="gramStart"/>
+      <w:r>
+        <w:rPr>
+          <w:rFonts w:ascii="宋体" w:eastAsia="宋体" w:hAnsi="宋体" w:hint="eastAsia"/>
+        </w:rPr>
+        <w:t>逗</w:t>
+      </w:r>
+      <w:proofErr w:type="gramEnd"/>
+      <w:r>
+        <w:rPr>
+          <w:rFonts w:ascii="宋体" w:eastAsia="宋体" w:hAnsi="宋体" w:hint="eastAsia"/>
+        </w:rPr>
+        <w:t>他们，转而向艾米尔介绍了考核规则。</w:t>
+      </w:r>
+    </w:p>
+    <w:p>
+      <w:pPr>
+        <w:rPr>
+          <w:rFonts w:ascii="宋体" w:eastAsia="宋体" w:hAnsi="宋体" w:hint="eastAsia"/>
+        </w:rPr>
+      </w:pPr>
+      <w:r>
+        <w:rPr>
+          <w:rFonts w:ascii="宋体" w:eastAsia="宋体" w:hAnsi="宋体" w:hint="eastAsia"/>
+        </w:rPr>
+        <w:t>听到“水、风、土、火”四关时，艾米尔怔住了——这分明是魔法族</w:t>
+      </w:r>
+      <w:proofErr w:type="gramStart"/>
+      <w:r>
+        <w:rPr>
+          <w:rFonts w:ascii="宋体" w:eastAsia="宋体" w:hAnsi="宋体" w:hint="eastAsia"/>
+        </w:rPr>
+        <w:t>最</w:t>
+      </w:r>
+      <w:proofErr w:type="gramEnd"/>
+      <w:r>
+        <w:rPr>
+          <w:rFonts w:ascii="宋体" w:eastAsia="宋体" w:hAnsi="宋体" w:hint="eastAsia"/>
+        </w:rPr>
+        <w:t>基础的元素分类法！</w:t>
       </w:r>
     </w:p>
     <w:p>
@@ -5736,7 +6628,21 @@
         <w:rPr>
           <w:rFonts w:ascii="宋体" w:eastAsia="宋体" w:hAnsi="宋体" w:hint="eastAsia"/>
         </w:rPr>
-        <w:t>“难怪…”长老笑道，“我这试炼场的元素之力，都快被你抽</w:t>
+        <w:t>“难怪…”</w:t>
+      </w:r>
+      <w:proofErr w:type="gramStart"/>
+      <w:r>
+        <w:rPr>
+          <w:rFonts w:ascii="宋体" w:eastAsia="宋体" w:hAnsi="宋体" w:hint="eastAsia"/>
+        </w:rPr>
+        <w:t>长老笑</w:t>
+      </w:r>
+      <w:proofErr w:type="gramEnd"/>
+      <w:r>
+        <w:rPr>
+          <w:rFonts w:ascii="宋体" w:eastAsia="宋体" w:hAnsi="宋体" w:hint="eastAsia"/>
+        </w:rPr>
+        <w:t>道，“我这试炼场的元素之力，都快被你抽</w:t>
       </w:r>
       <w:r>
         <w:rPr>
@@ -5774,7 +6680,35 @@
         <w:rPr>
           <w:rFonts w:ascii="宋体" w:eastAsia="宋体" w:hAnsi="宋体" w:hint="eastAsia"/>
         </w:rPr>
-        <w:t>“哈哈哈，无妨无妨！”长老爽朗地摆手，“能被如此纯粹的元素之力吸引，是它们的缘分，也算物尽其用了。拿去吧，这是你应得的。”他将崭新的斗篷递给艾米尔。</w:t>
+        <w:t>“哈哈</w:t>
+      </w:r>
+      <w:proofErr w:type="gramStart"/>
+      <w:r>
+        <w:rPr>
+          <w:rFonts w:ascii="宋体" w:eastAsia="宋体" w:hAnsi="宋体" w:hint="eastAsia"/>
+        </w:rPr>
+        <w:t>哈</w:t>
+      </w:r>
+      <w:proofErr w:type="gramEnd"/>
+      <w:r>
+        <w:rPr>
+          <w:rFonts w:ascii="宋体" w:eastAsia="宋体" w:hAnsi="宋体" w:hint="eastAsia"/>
+        </w:rPr>
+        <w:t>，无妨</w:t>
+      </w:r>
+      <w:proofErr w:type="gramStart"/>
+      <w:r>
+        <w:rPr>
+          <w:rFonts w:ascii="宋体" w:eastAsia="宋体" w:hAnsi="宋体" w:hint="eastAsia"/>
+        </w:rPr>
+        <w:t>无妨</w:t>
+      </w:r>
+      <w:proofErr w:type="gramEnd"/>
+      <w:r>
+        <w:rPr>
+          <w:rFonts w:ascii="宋体" w:eastAsia="宋体" w:hAnsi="宋体" w:hint="eastAsia"/>
+        </w:rPr>
+        <w:t>！”长老爽朗地摆手，“能被如此纯粹的元素之力吸引，是它们的缘分，也算物尽其用了。拿去吧，这是你应得的。”他将崭新的斗篷递给艾米尔。</w:t>
       </w:r>
     </w:p>
     <w:p>
@@ -5862,7 +6796,21 @@
         <w:rPr>
           <w:rFonts w:ascii="宋体" w:eastAsia="宋体" w:hAnsi="宋体" w:hint="eastAsia"/>
         </w:rPr>
-        <w:t>长老意味深长地看着远处蹦蹦跳跳的艾米尔，又看看眼前这个终于有了点少年人气的好友，笑道：“反常？比如？”</w:t>
+        <w:t>长老意味深长地看着远处蹦蹦跳跳的艾米尔，又看看眼前这个终于有了点</w:t>
+      </w:r>
+      <w:proofErr w:type="gramStart"/>
+      <w:r>
+        <w:rPr>
+          <w:rFonts w:ascii="宋体" w:eastAsia="宋体" w:hAnsi="宋体" w:hint="eastAsia"/>
+        </w:rPr>
+        <w:t>少年人气</w:t>
+      </w:r>
+      <w:proofErr w:type="gramEnd"/>
+      <w:r>
+        <w:rPr>
+          <w:rFonts w:ascii="宋体" w:eastAsia="宋体" w:hAnsi="宋体" w:hint="eastAsia"/>
+        </w:rPr>
+        <w:t>的好友，笑道：“反常？比如？”</w:t>
       </w:r>
     </w:p>
     <w:p>
@@ -5914,7 +6862,21 @@
         <w:rPr>
           <w:rFonts w:ascii="宋体" w:eastAsia="宋体" w:hAnsi="宋体" w:hint="eastAsia"/>
         </w:rPr>
-        <w:t>“原因嘛…”长老压低声音，指了指艾米尔，“八成在那个小丫头身上。魔法族的人，情绪能量天生就比我们光之子强烈得多，尤其是她这种天赋异禀的。她无意识散发出的情绪波动，很容易影响到身边亲近的人。你只是…感知比较敏锐罢了。”</w:t>
+        <w:t>“原因嘛…”长老压低声音，指了指艾米尔，“八成在那个小丫头身上。魔法族的人，情绪能量天生就比我们光之子强烈得多，尤其是她这种天赋异</w:t>
+      </w:r>
+      <w:proofErr w:type="gramStart"/>
+      <w:r>
+        <w:rPr>
+          <w:rFonts w:ascii="宋体" w:eastAsia="宋体" w:hAnsi="宋体" w:hint="eastAsia"/>
+        </w:rPr>
+        <w:t>禀</w:t>
+      </w:r>
+      <w:proofErr w:type="gramEnd"/>
+      <w:r>
+        <w:rPr>
+          <w:rFonts w:ascii="宋体" w:eastAsia="宋体" w:hAnsi="宋体" w:hint="eastAsia"/>
+        </w:rPr>
+        <w:t>的。她无意识散发出的情绪波动，很容易影响到身边亲近的人。你只是…感知比较敏锐罢了。”</w:t>
       </w:r>
     </w:p>
     <w:p>
@@ -6011,7 +6973,7 @@
           <w:rFonts w:hint="eastAsia"/>
         </w:rPr>
       </w:pPr>
-      <w:bookmarkStart w:id="9" w:name="_Toc218801459"/>
+      <w:bookmarkStart w:id="9" w:name="_Toc220079449"/>
       <w:r>
         <w:rPr>
           <w:rFonts w:hint="eastAsia"/>
@@ -6043,7 +7005,21 @@
         <w:rPr>
           <w:rFonts w:ascii="宋体" w:eastAsia="宋体" w:hAnsi="宋体" w:hint="eastAsia"/>
         </w:rPr>
-        <w:t>长老脸上的笑意渐渐敛去，他捋了捋花白的胡须，目光在列何卫和艾米尔之间扫视了一圈，最后落在列何卫身上，语气变得沉稳而正式：</w:t>
+        <w:t>长老脸上的笑意渐渐</w:t>
+      </w:r>
+      <w:proofErr w:type="gramStart"/>
+      <w:r>
+        <w:rPr>
+          <w:rFonts w:ascii="宋体" w:eastAsia="宋体" w:hAnsi="宋体" w:hint="eastAsia"/>
+        </w:rPr>
+        <w:t>敛</w:t>
+      </w:r>
+      <w:proofErr w:type="gramEnd"/>
+      <w:r>
+        <w:rPr>
+          <w:rFonts w:ascii="宋体" w:eastAsia="宋体" w:hAnsi="宋体" w:hint="eastAsia"/>
+        </w:rPr>
+        <w:t>去，他捋了捋花白的胡须，目光在列何卫和艾米尔之间扫视了一圈，最后落在列何卫身上，语气变得沉稳而正式：</w:t>
       </w:r>
     </w:p>
     <w:p>
@@ -6236,7 +7212,21 @@
         <w:rPr>
           <w:rFonts w:ascii="宋体" w:eastAsia="宋体" w:hAnsi="宋体" w:hint="eastAsia"/>
         </w:rPr>
-        <w:t>”两个字说出口时，列何卫的瞳孔几不可查地收缩了一下，一直没什么表情的脸上，眉头微微蹙起。他周身的气息似乎在一瞬间变得有些锐利而冰冷。</w:t>
+        <w:t>”两个字说出口时，列何卫的瞳孔几</w:t>
+      </w:r>
+      <w:proofErr w:type="gramStart"/>
+      <w:r>
+        <w:rPr>
+          <w:rFonts w:ascii="宋体" w:eastAsia="宋体" w:hAnsi="宋体" w:hint="eastAsia"/>
+        </w:rPr>
+        <w:t>不可查地收缩</w:t>
+      </w:r>
+      <w:proofErr w:type="gramEnd"/>
+      <w:r>
+        <w:rPr>
+          <w:rFonts w:ascii="宋体" w:eastAsia="宋体" w:hAnsi="宋体" w:hint="eastAsia"/>
+        </w:rPr>
+        <w:t>了一下，一直没什么表情的脸上，眉头微微蹙起。他周身的气息似乎在一瞬间变得有些锐利而冰冷。</w:t>
       </w:r>
     </w:p>
     <w:p>
@@ -6420,20 +7410,48 @@
         <w:rPr>
           <w:rFonts w:ascii="宋体" w:eastAsia="宋体" w:hAnsi="宋体" w:hint="eastAsia"/>
         </w:rPr>
-        <w:t>长老的话音在房间里落下，沉重的寂静随之蔓延。窗外，晨岛特有的轻柔云絮缓缓飘过，与屋内紧绷的气氛形成了鲜明对比。</w:t>
-      </w:r>
-    </w:p>
-    <w:p>
-      <w:pPr>
-        <w:rPr>
-          <w:rFonts w:ascii="宋体" w:eastAsia="宋体" w:hAnsi="宋体" w:hint="eastAsia"/>
-        </w:rPr>
-      </w:pPr>
-      <w:r>
-        <w:rPr>
-          <w:rFonts w:ascii="宋体" w:eastAsia="宋体" w:hAnsi="宋体" w:hint="eastAsia"/>
-        </w:rPr>
-        <w:t>列何卫的视线从长老脸上移开，落在地板某处无形的点上，目光锐利得仿佛要将其刺穿。他下颌的线条绷得很紧，那只搭在膝盖上的手，指节微微泛白。“</w:t>
+        <w:t>长老的话音在房间里落下，沉重的寂静随之蔓延。窗外，</w:t>
+      </w:r>
+      <w:proofErr w:type="gramStart"/>
+      <w:r>
+        <w:rPr>
+          <w:rFonts w:ascii="宋体" w:eastAsia="宋体" w:hAnsi="宋体" w:hint="eastAsia"/>
+        </w:rPr>
+        <w:t>晨岛特有</w:t>
+      </w:r>
+      <w:proofErr w:type="gramEnd"/>
+      <w:r>
+        <w:rPr>
+          <w:rFonts w:ascii="宋体" w:eastAsia="宋体" w:hAnsi="宋体" w:hint="eastAsia"/>
+        </w:rPr>
+        <w:t>的轻柔云絮缓缓飘过，与屋内紧绷的气氛形成了鲜明对比。</w:t>
+      </w:r>
+    </w:p>
+    <w:p>
+      <w:pPr>
+        <w:rPr>
+          <w:rFonts w:ascii="宋体" w:eastAsia="宋体" w:hAnsi="宋体" w:hint="eastAsia"/>
+        </w:rPr>
+      </w:pPr>
+      <w:r>
+        <w:rPr>
+          <w:rFonts w:ascii="宋体" w:eastAsia="宋体" w:hAnsi="宋体" w:hint="eastAsia"/>
+        </w:rPr>
+        <w:t>列何卫的视线从长老脸上移开，落在地板某处无形的点上，目光</w:t>
+      </w:r>
+      <w:proofErr w:type="gramStart"/>
+      <w:r>
+        <w:rPr>
+          <w:rFonts w:ascii="宋体" w:eastAsia="宋体" w:hAnsi="宋体" w:hint="eastAsia"/>
+        </w:rPr>
+        <w:t>锐利得</w:t>
+      </w:r>
+      <w:proofErr w:type="gramEnd"/>
+      <w:r>
+        <w:rPr>
+          <w:rFonts w:ascii="宋体" w:eastAsia="宋体" w:hAnsi="宋体" w:hint="eastAsia"/>
+        </w:rPr>
+        <w:t>仿佛要将其刺穿。他下颌的线条绷得很紧，那只搭在膝盖上的手，指节微微泛白。“</w:t>
       </w:r>
       <w:r>
         <w:rPr>
@@ -6496,7 +7514,21 @@
         <w:rPr>
           <w:rFonts w:ascii="宋体" w:eastAsia="宋体" w:hAnsi="宋体" w:hint="eastAsia"/>
         </w:rPr>
-        <w:t>列何卫终于抬起眼，目光沉沉地扫了她一眼，那眼神里包含了太多的警告和“你根本不知道面对的是什么”的复杂意味。但他没有反驳她，只是重新看向长老，极其缓慢却又无比坚定地点了一下头。</w:t>
+        <w:t>列何卫终于抬起眼，目光沉沉地扫了她一眼，那眼神里包含了太多的警告和“你根本不知道面对的是什么”的复杂意味。但他没有反驳她，只是重新看向长老，极其缓慢却又无比坚定地点了</w:t>
+      </w:r>
+      <w:proofErr w:type="gramStart"/>
+      <w:r>
+        <w:rPr>
+          <w:rFonts w:ascii="宋体" w:eastAsia="宋体" w:hAnsi="宋体" w:hint="eastAsia"/>
+        </w:rPr>
+        <w:t>一</w:t>
+      </w:r>
+      <w:proofErr w:type="gramEnd"/>
+      <w:r>
+        <w:rPr>
+          <w:rFonts w:ascii="宋体" w:eastAsia="宋体" w:hAnsi="宋体" w:hint="eastAsia"/>
+        </w:rPr>
+        <w:t>下头。</w:t>
       </w:r>
     </w:p>
     <w:p>
@@ -6597,7 +7629,21 @@
         <w:rPr>
           <w:rFonts w:ascii="宋体" w:eastAsia="宋体" w:hAnsi="宋体" w:hint="eastAsia"/>
         </w:rPr>
-        <w:t>交界处一片标记着混乱符号的区域——“</w:t>
+        <w:t>交界处一片</w:t>
+      </w:r>
+      <w:proofErr w:type="gramStart"/>
+      <w:r>
+        <w:rPr>
+          <w:rFonts w:ascii="宋体" w:eastAsia="宋体" w:hAnsi="宋体" w:hint="eastAsia"/>
+        </w:rPr>
+        <w:t>标记着</w:t>
+      </w:r>
+      <w:proofErr w:type="gramEnd"/>
+      <w:r>
+        <w:rPr>
+          <w:rFonts w:ascii="宋体" w:eastAsia="宋体" w:hAnsi="宋体" w:hint="eastAsia"/>
+        </w:rPr>
+        <w:t>混乱符号的区域——“</w:t>
       </w:r>
       <w:r>
         <w:rPr>
@@ -6818,20 +7864,48 @@
           <w:rFonts w:ascii="宋体" w:eastAsia="宋体" w:hAnsi="宋体" w:hint="eastAsia"/>
         </w:rPr>
         <w:lastRenderedPageBreak/>
-        <w:t>白这是效率最高的方式，勉强点了点头：“……哼，算你还有点脑子。”</w:t>
-      </w:r>
-    </w:p>
-    <w:p>
-      <w:pPr>
-        <w:rPr>
-          <w:rFonts w:ascii="宋体" w:eastAsia="宋体" w:hAnsi="宋体" w:hint="eastAsia"/>
-        </w:rPr>
-      </w:pPr>
-      <w:r>
-        <w:rPr>
-          <w:rFonts w:ascii="宋体" w:eastAsia="宋体" w:hAnsi="宋体" w:hint="eastAsia"/>
-        </w:rPr>
-        <w:t>列何卫没理会她的嘟囔，继续沉声道，这是计划最关键的部分——分享他对敌人的了解：“陈璞很危险。他自信，甚至狂妄，尤其喜欢戏耍老对手。如果他知道我在追他，可能会主动挑衅，这是我们唯一的机会。”</w:t>
+        <w:t>白这是效率最高的方式，</w:t>
+      </w:r>
+      <w:proofErr w:type="gramStart"/>
+      <w:r>
+        <w:rPr>
+          <w:rFonts w:ascii="宋体" w:eastAsia="宋体" w:hAnsi="宋体" w:hint="eastAsia"/>
+        </w:rPr>
+        <w:t>勉强点</w:t>
+      </w:r>
+      <w:proofErr w:type="gramEnd"/>
+      <w:r>
+        <w:rPr>
+          <w:rFonts w:ascii="宋体" w:eastAsia="宋体" w:hAnsi="宋体" w:hint="eastAsia"/>
+        </w:rPr>
+        <w:t>了点头：“……哼，算你还有点脑子。”</w:t>
+      </w:r>
+    </w:p>
+    <w:p>
+      <w:pPr>
+        <w:rPr>
+          <w:rFonts w:ascii="宋体" w:eastAsia="宋体" w:hAnsi="宋体" w:hint="eastAsia"/>
+        </w:rPr>
+      </w:pPr>
+      <w:r>
+        <w:rPr>
+          <w:rFonts w:ascii="宋体" w:eastAsia="宋体" w:hAnsi="宋体" w:hint="eastAsia"/>
+        </w:rPr>
+        <w:t>列何卫没理会她的嘟囔，继续沉声道，这是计划</w:t>
+      </w:r>
+      <w:proofErr w:type="gramStart"/>
+      <w:r>
+        <w:rPr>
+          <w:rFonts w:ascii="宋体" w:eastAsia="宋体" w:hAnsi="宋体" w:hint="eastAsia"/>
+        </w:rPr>
+        <w:t>最</w:t>
+      </w:r>
+      <w:proofErr w:type="gramEnd"/>
+      <w:r>
+        <w:rPr>
+          <w:rFonts w:ascii="宋体" w:eastAsia="宋体" w:hAnsi="宋体" w:hint="eastAsia"/>
+        </w:rPr>
+        <w:t>关键的部分——分享他对敌人的了解：“陈璞很危险。他自信，甚至狂妄，尤其喜欢戏耍老对手。如果他知道我在追他，可能会主动挑衅，这是我们唯一的机会。”</w:t>
       </w:r>
     </w:p>
     <w:p>
@@ -7070,7 +8144,7 @@
           <w:rFonts w:hint="eastAsia"/>
         </w:rPr>
       </w:pPr>
-      <w:bookmarkStart w:id="10" w:name="_Toc218801460"/>
+      <w:bookmarkStart w:id="10" w:name="_Toc220079450"/>
       <w:r>
         <w:rPr>
           <w:rFonts w:hint="eastAsia"/>
@@ -7251,7 +8325,21 @@
         <w:rPr>
           <w:rFonts w:ascii="宋体" w:eastAsia="宋体" w:hAnsi="宋体"/>
         </w:rPr>
-        <w:t>像一潭深水，表面平静，深处却藏着冰冷的讥诮和掌控一切的自信。</w:t>
+        <w:t>像一潭深水，表面平静，深处却藏着冰冷的讥诮和掌</w:t>
+      </w:r>
+      <w:proofErr w:type="gramStart"/>
+      <w:r>
+        <w:rPr>
+          <w:rFonts w:ascii="宋体" w:eastAsia="宋体" w:hAnsi="宋体"/>
+        </w:rPr>
+        <w:t>控一切</w:t>
+      </w:r>
+      <w:proofErr w:type="gramEnd"/>
+      <w:r>
+        <w:rPr>
+          <w:rFonts w:ascii="宋体" w:eastAsia="宋体" w:hAnsi="宋体"/>
+        </w:rPr>
+        <w:t>的自信。</w:t>
       </w:r>
     </w:p>
     <w:p>
@@ -7290,7 +8378,35 @@
         <w:rPr>
           <w:rFonts w:ascii="宋体" w:eastAsia="宋体" w:hAnsi="宋体"/>
         </w:rPr>
-        <w:t>列何卫接收到了信号，他并没有立刻看向艾米尔示意的方向，而是如同伸懒腰般站起身，活动了一下脖子，视线“无意”地扫过那个摊位。斗篷客似乎结束了交谈，转身汇入人流，朝集市更深处走去。</w:t>
+        <w:t>列何卫接收到了信号，他并没有</w:t>
+      </w:r>
+      <w:proofErr w:type="gramStart"/>
+      <w:r>
+        <w:rPr>
+          <w:rFonts w:ascii="宋体" w:eastAsia="宋体" w:hAnsi="宋体"/>
+        </w:rPr>
+        <w:t>立刻看</w:t>
+      </w:r>
+      <w:proofErr w:type="gramEnd"/>
+      <w:r>
+        <w:rPr>
+          <w:rFonts w:ascii="宋体" w:eastAsia="宋体" w:hAnsi="宋体"/>
+        </w:rPr>
+        <w:t>向艾米尔示意的方向，而是如同</w:t>
+      </w:r>
+      <w:proofErr w:type="gramStart"/>
+      <w:r>
+        <w:rPr>
+          <w:rFonts w:ascii="宋体" w:eastAsia="宋体" w:hAnsi="宋体"/>
+        </w:rPr>
+        <w:t>伸懒腰般站起身</w:t>
+      </w:r>
+      <w:proofErr w:type="gramEnd"/>
+      <w:r>
+        <w:rPr>
+          <w:rFonts w:ascii="宋体" w:eastAsia="宋体" w:hAnsi="宋体"/>
+        </w:rPr>
+        <w:t>，活动了一下脖子，视线“无意”地扫过那个摊位。斗篷客似乎结束了交谈，转身汇入人流，朝集市更深处走去。</w:t>
       </w:r>
     </w:p>
     <w:p>
@@ -7315,7 +8431,35 @@
         <w:rPr>
           <w:rFonts w:ascii="宋体" w:eastAsia="宋体" w:hAnsi="宋体"/>
         </w:rPr>
-        <w:t>着。斗篷客很谨慎，绕了几个圈子，甚至在一个岔路口突然转身，目光锐利地扫视身后。艾米尔及时躲在一个卖</w:t>
+        <w:t>着。</w:t>
+      </w:r>
+      <w:proofErr w:type="gramStart"/>
+      <w:r>
+        <w:rPr>
+          <w:rFonts w:ascii="宋体" w:eastAsia="宋体" w:hAnsi="宋体"/>
+        </w:rPr>
+        <w:t>斗篷客很谨慎</w:t>
+      </w:r>
+      <w:proofErr w:type="gramEnd"/>
+      <w:r>
+        <w:rPr>
+          <w:rFonts w:ascii="宋体" w:eastAsia="宋体" w:hAnsi="宋体"/>
+        </w:rPr>
+        <w:t>，绕了几个圈子，甚至在一个岔路</w:t>
+      </w:r>
+      <w:proofErr w:type="gramStart"/>
+      <w:r>
+        <w:rPr>
+          <w:rFonts w:ascii="宋体" w:eastAsia="宋体" w:hAnsi="宋体"/>
+        </w:rPr>
+        <w:t>口突然</w:t>
+      </w:r>
+      <w:proofErr w:type="gramEnd"/>
+      <w:r>
+        <w:rPr>
+          <w:rFonts w:ascii="宋体" w:eastAsia="宋体" w:hAnsi="宋体"/>
+        </w:rPr>
+        <w:t>转身，目光锐利地扫视身后。艾米尔及时躲在一个卖</w:t>
       </w:r>
       <w:r>
         <w:rPr>
@@ -7339,20 +8483,48 @@
         <w:rPr>
           <w:rFonts w:ascii="宋体" w:eastAsia="宋体" w:hAnsi="宋体"/>
         </w:rPr>
-        <w:t>。影狐似乎没有发现异常，最终闪身钻进了一艘最大的破船。</w:t>
-      </w:r>
-    </w:p>
-    <w:p>
-      <w:pPr>
-        <w:rPr>
-          <w:rFonts w:ascii="宋体" w:eastAsia="宋体" w:hAnsi="宋体" w:hint="eastAsia"/>
-        </w:rPr>
-      </w:pPr>
-      <w:r>
-        <w:rPr>
-          <w:rFonts w:ascii="宋体" w:eastAsia="宋体" w:hAnsi="宋体"/>
-        </w:rPr>
-        <w:t>“里面结构复杂，直接跟进去容易中埋伏。”列何卫在一条堆满废桶的巷子里与艾米尔汇合，低声道，“他进去，要么是见买家，要么是检查藏匿的核心。我们</w:t>
+        <w:t>。</w:t>
+      </w:r>
+      <w:proofErr w:type="gramStart"/>
+      <w:r>
+        <w:rPr>
+          <w:rFonts w:ascii="宋体" w:eastAsia="宋体" w:hAnsi="宋体"/>
+        </w:rPr>
+        <w:t>影狐似乎</w:t>
+      </w:r>
+      <w:proofErr w:type="gramEnd"/>
+      <w:r>
+        <w:rPr>
+          <w:rFonts w:ascii="宋体" w:eastAsia="宋体" w:hAnsi="宋体"/>
+        </w:rPr>
+        <w:t>没有发现异常，最终闪身钻进了一艘最大的破船。</w:t>
+      </w:r>
+    </w:p>
+    <w:p>
+      <w:pPr>
+        <w:rPr>
+          <w:rFonts w:ascii="宋体" w:eastAsia="宋体" w:hAnsi="宋体" w:hint="eastAsia"/>
+        </w:rPr>
+      </w:pPr>
+      <w:r>
+        <w:rPr>
+          <w:rFonts w:ascii="宋体" w:eastAsia="宋体" w:hAnsi="宋体"/>
+        </w:rPr>
+        <w:t>“里面结构复杂，直接跟进去容易中埋伏。”列何卫在一条</w:t>
+      </w:r>
+      <w:proofErr w:type="gramStart"/>
+      <w:r>
+        <w:rPr>
+          <w:rFonts w:ascii="宋体" w:eastAsia="宋体" w:hAnsi="宋体"/>
+        </w:rPr>
+        <w:t>堆满废桶的</w:t>
+      </w:r>
+      <w:proofErr w:type="gramEnd"/>
+      <w:r>
+        <w:rPr>
+          <w:rFonts w:ascii="宋体" w:eastAsia="宋体" w:hAnsi="宋体"/>
+        </w:rPr>
+        <w:t>巷子里与艾米尔汇合，低声道，“他进去，要么是见买家，要么是检查藏匿的核心。我们</w:t>
       </w:r>
       <w:r>
         <w:rPr>
@@ -7464,7 +8636,21 @@
         <w:rPr>
           <w:rFonts w:ascii="宋体" w:eastAsia="宋体" w:hAnsi="宋体"/>
         </w:rPr>
-        <w:t>列何卫和艾米尔对视一眼，悄然跟上。离开了集市稀疏的灯火，墓土熟悉的黑暗和风沙再次包裹上来。前方影狐的身影在怪石和建筑残骸间灵活穿梭，速度极快。</w:t>
+        <w:t>列何卫和艾米尔对视一眼，悄然跟上。离开了集市稀疏的灯火，墓土熟悉的黑暗和风沙再次包裹上来。</w:t>
+      </w:r>
+      <w:proofErr w:type="gramStart"/>
+      <w:r>
+        <w:rPr>
+          <w:rFonts w:ascii="宋体" w:eastAsia="宋体" w:hAnsi="宋体"/>
+        </w:rPr>
+        <w:t>前方影狐的</w:t>
+      </w:r>
+      <w:proofErr w:type="gramEnd"/>
+      <w:r>
+        <w:rPr>
+          <w:rFonts w:ascii="宋体" w:eastAsia="宋体" w:hAnsi="宋体"/>
+        </w:rPr>
+        <w:t>身影在怪石和建筑残骸间灵活穿梭，速度极快。</w:t>
       </w:r>
     </w:p>
     <w:p>
@@ -7489,7 +8675,49 @@
         <w:rPr>
           <w:rFonts w:ascii="宋体" w:eastAsia="宋体" w:hAnsi="宋体"/>
         </w:rPr>
-        <w:t>远古冥龙遗骸的荒谷。影狐突然停下脚步，背对着他们，轻笑了一声。那笑声在空旷的荒谷里回荡。</w:t>
+        <w:t>远古</w:t>
+      </w:r>
+      <w:proofErr w:type="gramStart"/>
+      <w:r>
+        <w:rPr>
+          <w:rFonts w:ascii="宋体" w:eastAsia="宋体" w:hAnsi="宋体"/>
+        </w:rPr>
+        <w:t>冥</w:t>
+      </w:r>
+      <w:proofErr w:type="gramEnd"/>
+      <w:r>
+        <w:rPr>
+          <w:rFonts w:ascii="宋体" w:eastAsia="宋体" w:hAnsi="宋体"/>
+        </w:rPr>
+        <w:t>龙遗骸的荒谷。</w:t>
+      </w:r>
+      <w:proofErr w:type="gramStart"/>
+      <w:r>
+        <w:rPr>
+          <w:rFonts w:ascii="宋体" w:eastAsia="宋体" w:hAnsi="宋体"/>
+        </w:rPr>
+        <w:t>影狐突然</w:t>
+      </w:r>
+      <w:proofErr w:type="gramEnd"/>
+      <w:r>
+        <w:rPr>
+          <w:rFonts w:ascii="宋体" w:eastAsia="宋体" w:hAnsi="宋体"/>
+        </w:rPr>
+        <w:t>停下脚步，背对着他们，轻笑了一声。那笑声在空旷</w:t>
+      </w:r>
+      <w:proofErr w:type="gramStart"/>
+      <w:r>
+        <w:rPr>
+          <w:rFonts w:ascii="宋体" w:eastAsia="宋体" w:hAnsi="宋体"/>
+        </w:rPr>
+        <w:t>的荒谷里</w:t>
+      </w:r>
+      <w:proofErr w:type="gramEnd"/>
+      <w:r>
+        <w:rPr>
+          <w:rFonts w:ascii="宋体" w:eastAsia="宋体" w:hAnsi="宋体"/>
+        </w:rPr>
+        <w:t>回荡。</w:t>
       </w:r>
     </w:p>
     <w:p>
@@ -7515,33 +8743,83 @@
         <w:rPr>
           <w:rFonts w:ascii="宋体" w:eastAsia="宋体" w:hAnsi="宋体"/>
         </w:rPr>
-        <w:t>艾米尔心中一凛，但脸上努力维持着镇定，甚至扬起了一抹属于公主的、略带骄矜的冷笑：“既然知道是本殿下，还不速将窃取的国器交出？”</w:t>
-      </w:r>
-    </w:p>
-    <w:p>
-      <w:pPr>
-        <w:rPr>
-          <w:rFonts w:ascii="宋体" w:eastAsia="宋体" w:hAnsi="宋体" w:hint="eastAsia"/>
-        </w:rPr>
-      </w:pPr>
-      <w:r>
-        <w:rPr>
-          <w:rFonts w:ascii="宋体" w:eastAsia="宋体" w:hAnsi="宋体"/>
-        </w:rPr>
-        <w:t>影狐陈璞像是听到了什么有趣的笑话，摇了摇头，左手轻轻摩挲着那个麻布包裹的盒子，食指习惯性地在盒盖上敲击着。“交出？不不不，殿下，您还没听我开出的价码呢。”他的声音变得充满诱惑，如同毒蛇吐信，“看，我们何必打打杀杀？你们想要核心回去交差，我想要钱。很简单，光之国出多少赏金？我给你们打个折。或者……”</w:t>
-      </w:r>
-    </w:p>
-    <w:p>
-      <w:pPr>
-        <w:rPr>
-          <w:rFonts w:ascii="宋体" w:eastAsia="宋体" w:hAnsi="宋体" w:hint="eastAsia"/>
-        </w:rPr>
-      </w:pPr>
-      <w:r>
-        <w:rPr>
-          <w:rFonts w:ascii="宋体" w:eastAsia="宋体" w:hAnsi="宋体"/>
-        </w:rPr>
-        <w:t>他压低了声音，向前微微倾身，仿佛在分享一个天大的秘密：“我们做个更大的交易。你们假装追捕失败，我把核心卖给暗之国，所得的钱财，我们三七分。你们七，我三。如何？</w:t>
+        <w:t>艾米尔心中</w:t>
+      </w:r>
+      <w:proofErr w:type="gramStart"/>
+      <w:r>
+        <w:rPr>
+          <w:rFonts w:ascii="宋体" w:eastAsia="宋体" w:hAnsi="宋体"/>
+        </w:rPr>
+        <w:t>一凛</w:t>
+      </w:r>
+      <w:proofErr w:type="gramEnd"/>
+      <w:r>
+        <w:rPr>
+          <w:rFonts w:ascii="宋体" w:eastAsia="宋体" w:hAnsi="宋体"/>
+        </w:rPr>
+        <w:t>，但脸上努力维持着镇定，甚至扬起了一抹属于公主的、略带骄矜的冷笑：“既然知道是本殿下，还不速将窃取的国器交出？”</w:t>
+      </w:r>
+    </w:p>
+    <w:p>
+      <w:pPr>
+        <w:rPr>
+          <w:rFonts w:ascii="宋体" w:eastAsia="宋体" w:hAnsi="宋体" w:hint="eastAsia"/>
+        </w:rPr>
+      </w:pPr>
+      <w:proofErr w:type="gramStart"/>
+      <w:r>
+        <w:rPr>
+          <w:rFonts w:ascii="宋体" w:eastAsia="宋体" w:hAnsi="宋体"/>
+        </w:rPr>
+        <w:t>影狐陈璞</w:t>
+      </w:r>
+      <w:proofErr w:type="gramEnd"/>
+      <w:r>
+        <w:rPr>
+          <w:rFonts w:ascii="宋体" w:eastAsia="宋体" w:hAnsi="宋体"/>
+        </w:rPr>
+        <w:t>像是听到了什么有趣的笑话，摇了摇头，左手轻轻摩挲着那个麻布包裹的盒子，食指习惯性地在盒盖上敲击着。“交出？不不不，殿下，您还没听我开出的价码呢。”他的声音变得充满诱惑，如同毒蛇吐信，“看，我们何必打</w:t>
+      </w:r>
+      <w:proofErr w:type="gramStart"/>
+      <w:r>
+        <w:rPr>
+          <w:rFonts w:ascii="宋体" w:eastAsia="宋体" w:hAnsi="宋体"/>
+        </w:rPr>
+        <w:t>打杀</w:t>
+      </w:r>
+      <w:proofErr w:type="gramEnd"/>
+      <w:r>
+        <w:rPr>
+          <w:rFonts w:ascii="宋体" w:eastAsia="宋体" w:hAnsi="宋体"/>
+        </w:rPr>
+        <w:t>杀？你们想要核心回去交差，我想要钱。很简单，光之国出多少赏金？我给你们打个折。或者……”</w:t>
+      </w:r>
+    </w:p>
+    <w:p>
+      <w:pPr>
+        <w:rPr>
+          <w:rFonts w:ascii="宋体" w:eastAsia="宋体" w:hAnsi="宋体" w:hint="eastAsia"/>
+        </w:rPr>
+      </w:pPr>
+      <w:r>
+        <w:rPr>
+          <w:rFonts w:ascii="宋体" w:eastAsia="宋体" w:hAnsi="宋体"/>
+        </w:rPr>
+        <w:t>他压低了声音，向前微微倾身，仿佛在分享一个天大的秘密：“我们做个更大的交易。你们假装追捕失败，我把核心卖给暗之国，所得的钱财，我们</w:t>
+      </w:r>
+      <w:proofErr w:type="gramStart"/>
+      <w:r>
+        <w:rPr>
+          <w:rFonts w:ascii="宋体" w:eastAsia="宋体" w:hAnsi="宋体"/>
+        </w:rPr>
+        <w:t>三七</w:t>
+      </w:r>
+      <w:proofErr w:type="gramEnd"/>
+      <w:r>
+        <w:rPr>
+          <w:rFonts w:ascii="宋体" w:eastAsia="宋体" w:hAnsi="宋体"/>
+        </w:rPr>
+        <w:t>分。你们七，我三。如何？</w:t>
       </w:r>
       <w:r>
         <w:rPr>
@@ -7708,11 +8986,19 @@
         </w:rPr>
         <w:t>那场</w:t>
       </w:r>
-      <w:r>
-        <w:rPr>
-          <w:rFonts w:ascii="宋体" w:eastAsia="宋体" w:hAnsi="宋体"/>
-        </w:rPr>
-        <w:t>烬土之战</w:t>
+      <w:proofErr w:type="gramStart"/>
+      <w:r>
+        <w:rPr>
+          <w:rFonts w:ascii="宋体" w:eastAsia="宋体" w:hAnsi="宋体"/>
+        </w:rPr>
+        <w:t>烬</w:t>
+      </w:r>
+      <w:proofErr w:type="gramEnd"/>
+      <w:r>
+        <w:rPr>
+          <w:rFonts w:ascii="宋体" w:eastAsia="宋体" w:hAnsi="宋体"/>
+        </w:rPr>
+        <w:t>土之战</w:t>
       </w:r>
       <w:r>
         <w:rPr>
@@ -7751,11 +9037,33 @@
         </w:rPr>
         <w:t>，</w:t>
       </w:r>
-      <w:r>
-        <w:rPr>
-          <w:rFonts w:ascii="宋体" w:eastAsia="宋体" w:hAnsi="宋体"/>
-        </w:rPr>
-        <w:t>烬土之战，列叔的失踪……这是他心底最深、最不愿触及的谜团和伤痛。陈璞的话，像一只恶毒的手，精准地撕开了他结痂的伤口。他的呼吸有一瞬间的凝滞，</w:t>
+      <w:proofErr w:type="gramStart"/>
+      <w:r>
+        <w:rPr>
+          <w:rFonts w:ascii="宋体" w:eastAsia="宋体" w:hAnsi="宋体"/>
+        </w:rPr>
+        <w:t>烬</w:t>
+      </w:r>
+      <w:proofErr w:type="gramEnd"/>
+      <w:r>
+        <w:rPr>
+          <w:rFonts w:ascii="宋体" w:eastAsia="宋体" w:hAnsi="宋体"/>
+        </w:rPr>
+        <w:t>土之战，</w:t>
+      </w:r>
+      <w:proofErr w:type="gramStart"/>
+      <w:r>
+        <w:rPr>
+          <w:rFonts w:ascii="宋体" w:eastAsia="宋体" w:hAnsi="宋体"/>
+        </w:rPr>
+        <w:t>列叔的</w:t>
+      </w:r>
+      <w:proofErr w:type="gramEnd"/>
+      <w:r>
+        <w:rPr>
+          <w:rFonts w:ascii="宋体" w:eastAsia="宋体" w:hAnsi="宋体"/>
+        </w:rPr>
+        <w:t>失踪……这是他心底最深、最不愿触及的谜团和伤痛。陈璞的话，像一只恶毒的手，精准地撕开了他结痂的伤口。他的呼吸有一瞬间的凝滞，</w:t>
       </w:r>
       <w:r>
         <w:rPr>
@@ -7904,8 +9212,30 @@
         <w:rPr>
           <w:rFonts w:ascii="宋体" w:eastAsia="宋体" w:hAnsi="宋体"/>
         </w:rPr>
-        <w:t>列何卫眼神一凛，强忍着</w:t>
-      </w:r>
+        <w:t>列何卫眼神</w:t>
+      </w:r>
+      <w:proofErr w:type="gramStart"/>
+      <w:r>
+        <w:rPr>
+          <w:rFonts w:ascii="宋体" w:eastAsia="宋体" w:hAnsi="宋体"/>
+        </w:rPr>
+        <w:t>一凛</w:t>
+      </w:r>
+      <w:proofErr w:type="gramEnd"/>
+      <w:r>
+        <w:rPr>
+          <w:rFonts w:ascii="宋体" w:eastAsia="宋体" w:hAnsi="宋体"/>
+        </w:rPr>
+        <w:t>，</w:t>
+      </w:r>
+      <w:proofErr w:type="gramStart"/>
+      <w:r>
+        <w:rPr>
+          <w:rFonts w:ascii="宋体" w:eastAsia="宋体" w:hAnsi="宋体"/>
+        </w:rPr>
+        <w:t>强忍着</w:t>
+      </w:r>
+      <w:proofErr w:type="gramEnd"/>
       <w:r>
         <w:rPr>
           <w:rFonts w:ascii="宋体" w:eastAsia="宋体" w:hAnsi="宋体" w:hint="eastAsia"/>
@@ -8055,7 +9385,35 @@
         <w:rPr>
           <w:rFonts w:ascii="宋体" w:eastAsia="宋体" w:hAnsi="宋体"/>
         </w:rPr>
-        <w:t>列何卫没有回答。他的目光锐利地扫视着周围环境——巨大的冥龙遗骸、嶙峋的怪石、被风沙半掩的坑洞。陈璞既然选择这里作为最终的对峙地点，必然有其原因。他不会把核心带在身上增加风险，但也不会放在离自己太远、无法及时掌控的地方。最可能的是，核心就藏在这片荒谷的某个隐蔽处，而且他一定有快速取回或摧毁的后手。</w:t>
+        <w:t>列何卫没有回答。他的目光锐利地扫视着周围环境——巨大的</w:t>
+      </w:r>
+      <w:proofErr w:type="gramStart"/>
+      <w:r>
+        <w:rPr>
+          <w:rFonts w:ascii="宋体" w:eastAsia="宋体" w:hAnsi="宋体"/>
+        </w:rPr>
+        <w:t>冥</w:t>
+      </w:r>
+      <w:proofErr w:type="gramEnd"/>
+      <w:r>
+        <w:rPr>
+          <w:rFonts w:ascii="宋体" w:eastAsia="宋体" w:hAnsi="宋体"/>
+        </w:rPr>
+        <w:t>龙遗骸、嶙峋的怪石、被风沙半掩的坑洞。陈璞既然选择这里作为最终的对峙地点，必然有其原因。他不会把核心带在身上增加风险，但也不会放在离自己太远、无法及时掌控的地方。最可能的是，核心就藏在</w:t>
+      </w:r>
+      <w:proofErr w:type="gramStart"/>
+      <w:r>
+        <w:rPr>
+          <w:rFonts w:ascii="宋体" w:eastAsia="宋体" w:hAnsi="宋体"/>
+        </w:rPr>
+        <w:t>这片荒谷的</w:t>
+      </w:r>
+      <w:proofErr w:type="gramEnd"/>
+      <w:r>
+        <w:rPr>
+          <w:rFonts w:ascii="宋体" w:eastAsia="宋体" w:hAnsi="宋体"/>
+        </w:rPr>
+        <w:t>某个隐蔽处，而且他一定有快速取回或摧毁的后手。</w:t>
       </w:r>
     </w:p>
     <w:p>
@@ -8081,7 +9439,21 @@
         <w:rPr>
           <w:rFonts w:ascii="宋体" w:eastAsia="宋体" w:hAnsi="宋体"/>
         </w:rPr>
-        <w:t>艾米尔点头，立刻向左侧一片较小的遗骸区移动，列何卫则径直冲向那具最大的冥龙头骨，他的行动看似莽撞，实则是在逼迫陈璞做出反应——如果核心真的藏在最显眼也最容易被搜查的地方。</w:t>
+        <w:t>艾米尔点头，立刻向左侧一片较小的遗骸区移动，列何卫则径直冲向那</w:t>
+      </w:r>
+      <w:proofErr w:type="gramStart"/>
+      <w:r>
+        <w:rPr>
+          <w:rFonts w:ascii="宋体" w:eastAsia="宋体" w:hAnsi="宋体"/>
+        </w:rPr>
+        <w:t>具最大的冥</w:t>
+      </w:r>
+      <w:proofErr w:type="gramEnd"/>
+      <w:r>
+        <w:rPr>
+          <w:rFonts w:ascii="宋体" w:eastAsia="宋体" w:hAnsi="宋体"/>
+        </w:rPr>
+        <w:t>龙头骨，他的行动看似莽撞，实则是在逼迫陈璞做出反应——如果核心真的藏在最显眼也最容易被搜查的地方。</w:t>
       </w:r>
     </w:p>
     <w:p>
@@ -8241,59 +9613,157 @@
         <w:rPr>
           <w:rFonts w:ascii="宋体" w:eastAsia="宋体" w:hAnsi="宋体"/>
         </w:rPr>
-        <w:t>直扑艾米尔，袖中短刃闪烁着淬毒的寒光！</w:t>
-      </w:r>
-    </w:p>
-    <w:p>
-      <w:pPr>
-        <w:rPr>
-          <w:rFonts w:ascii="宋体" w:eastAsia="宋体" w:hAnsi="宋体" w:hint="eastAsia"/>
-        </w:rPr>
-      </w:pPr>
-      <w:r>
-        <w:rPr>
-          <w:rFonts w:ascii="宋体" w:eastAsia="宋体" w:hAnsi="宋体"/>
-        </w:rPr>
-        <w:t>“你的对手是我！”列何卫比他更快！早在艾米尔喊出声的瞬间，列何卫就已如同预判般启动，不是冲向藏匿点，而是直接截向陈璞最可能的进攻路线！他手中没有武器，但双拳灌注力量，带起凌厉的风声，狠狠砸向陈璞的面门，逼得他不得不回防。</w:t>
-      </w:r>
-    </w:p>
-    <w:p>
-      <w:pPr>
-        <w:rPr>
-          <w:rFonts w:ascii="宋体" w:eastAsia="宋体" w:hAnsi="宋体" w:hint="eastAsia"/>
-        </w:rPr>
-      </w:pPr>
-      <w:r>
-        <w:rPr>
-          <w:rFonts w:ascii="宋体" w:eastAsia="宋体" w:hAnsi="宋体"/>
-        </w:rPr>
-        <w:t>“铛！”陈璞用短刃架开列何卫的重拳，火星四溅。他眼中杀机毕露，招式变得狠辣无比，招招指向列何卫的要害。列何卫毫不畏惧，以攻对攻，凭借着更胜一筹的力量和悍勇，死死缠住陈璞，不让他有机会靠近艾米尔半分。</w:t>
-      </w:r>
-    </w:p>
-    <w:p>
-      <w:pPr>
-        <w:rPr>
-          <w:rFonts w:ascii="宋体" w:eastAsia="宋体" w:hAnsi="宋体" w:hint="eastAsia"/>
-        </w:rPr>
-      </w:pPr>
-      <w:r>
-        <w:rPr>
-          <w:rFonts w:ascii="宋体" w:eastAsia="宋体" w:hAnsi="宋体"/>
-        </w:rPr>
-        <w:t>艾米尔趁机冲到那根弯曲的肋骨干旁。沙土看起来并无异样，但她俯身细看，发现沙粒没有任何风吹形成的自然纹路。她顾不上那么多，徒手就开始挖掘！</w:t>
-      </w:r>
-    </w:p>
-    <w:p>
-      <w:pPr>
-        <w:rPr>
-          <w:rFonts w:ascii="宋体" w:eastAsia="宋体" w:hAnsi="宋体" w:hint="eastAsia"/>
-        </w:rPr>
-      </w:pPr>
-      <w:r>
-        <w:rPr>
-          <w:rFonts w:ascii="宋体" w:eastAsia="宋体" w:hAnsi="宋体"/>
-        </w:rPr>
-        <w:t>沙土并不深，只挖了不到半尺，她的指尖就触到了一个坚硬冰冷的金属物体！她心脏狂跳，加快动作，很快，一个大约巴掌大小、由暗银色金属打造、表面铭刻着复杂魔法纹路的密封盒被挖了出来！盒子本身感觉不到能量，但艾米尔能“感觉”到盒子内部，有一股庞大、稳定、有序到令人心悸的能量被完美地封锁着。</w:t>
+        <w:t>直扑艾米尔，袖中短</w:t>
+      </w:r>
+      <w:proofErr w:type="gramStart"/>
+      <w:r>
+        <w:rPr>
+          <w:rFonts w:ascii="宋体" w:eastAsia="宋体" w:hAnsi="宋体"/>
+        </w:rPr>
+        <w:t>刃</w:t>
+      </w:r>
+      <w:proofErr w:type="gramEnd"/>
+      <w:r>
+        <w:rPr>
+          <w:rFonts w:ascii="宋体" w:eastAsia="宋体" w:hAnsi="宋体"/>
+        </w:rPr>
+        <w:t>闪烁</w:t>
+      </w:r>
+      <w:proofErr w:type="gramStart"/>
+      <w:r>
+        <w:rPr>
+          <w:rFonts w:ascii="宋体" w:eastAsia="宋体" w:hAnsi="宋体"/>
+        </w:rPr>
+        <w:t>着淬毒的</w:t>
+      </w:r>
+      <w:proofErr w:type="gramEnd"/>
+      <w:r>
+        <w:rPr>
+          <w:rFonts w:ascii="宋体" w:eastAsia="宋体" w:hAnsi="宋体"/>
+        </w:rPr>
+        <w:t>寒光！</w:t>
+      </w:r>
+    </w:p>
+    <w:p>
+      <w:pPr>
+        <w:rPr>
+          <w:rFonts w:ascii="宋体" w:eastAsia="宋体" w:hAnsi="宋体" w:hint="eastAsia"/>
+        </w:rPr>
+      </w:pPr>
+      <w:r>
+        <w:rPr>
+          <w:rFonts w:ascii="宋体" w:eastAsia="宋体" w:hAnsi="宋体"/>
+        </w:rPr>
+        <w:t>“你的对手是我！”列何卫比他更快！早在艾米尔喊出声的瞬间，列何卫就已如同预判般启动，不是冲向藏匿点，而是</w:t>
+      </w:r>
+      <w:proofErr w:type="gramStart"/>
+      <w:r>
+        <w:rPr>
+          <w:rFonts w:ascii="宋体" w:eastAsia="宋体" w:hAnsi="宋体"/>
+        </w:rPr>
+        <w:t>直接截向陈璞</w:t>
+      </w:r>
+      <w:proofErr w:type="gramEnd"/>
+      <w:r>
+        <w:rPr>
+          <w:rFonts w:ascii="宋体" w:eastAsia="宋体" w:hAnsi="宋体"/>
+        </w:rPr>
+        <w:t>最可能的进攻路线！他手中没有武器，但双拳灌注力量，带起凌厉的风声，狠狠砸向陈璞的面门，逼得他不得不回防。</w:t>
+      </w:r>
+    </w:p>
+    <w:p>
+      <w:pPr>
+        <w:rPr>
+          <w:rFonts w:ascii="宋体" w:eastAsia="宋体" w:hAnsi="宋体" w:hint="eastAsia"/>
+        </w:rPr>
+      </w:pPr>
+      <w:r>
+        <w:rPr>
+          <w:rFonts w:ascii="宋体" w:eastAsia="宋体" w:hAnsi="宋体"/>
+        </w:rPr>
+        <w:t>“铛！”陈璞用短</w:t>
+      </w:r>
+      <w:proofErr w:type="gramStart"/>
+      <w:r>
+        <w:rPr>
+          <w:rFonts w:ascii="宋体" w:eastAsia="宋体" w:hAnsi="宋体"/>
+        </w:rPr>
+        <w:t>刃</w:t>
+      </w:r>
+      <w:proofErr w:type="gramEnd"/>
+      <w:r>
+        <w:rPr>
+          <w:rFonts w:ascii="宋体" w:eastAsia="宋体" w:hAnsi="宋体"/>
+        </w:rPr>
+        <w:t>架开列何卫的重拳，火星四溅。他眼中杀机毕露，招式变得狠辣无比，招招指向列何卫的要害。列何卫毫不畏惧，以攻对攻，凭借着更胜一筹的力量和悍勇，死死缠住陈璞，不让他有机会靠近艾米尔半分。</w:t>
+      </w:r>
+    </w:p>
+    <w:p>
+      <w:pPr>
+        <w:rPr>
+          <w:rFonts w:ascii="宋体" w:eastAsia="宋体" w:hAnsi="宋体" w:hint="eastAsia"/>
+        </w:rPr>
+      </w:pPr>
+      <w:r>
+        <w:rPr>
+          <w:rFonts w:ascii="宋体" w:eastAsia="宋体" w:hAnsi="宋体"/>
+        </w:rPr>
+        <w:t>艾米尔趁机冲到那根弯曲的肋骨干旁。沙土看起来并无异样，但她俯身细看，发现沙粒没有任何风</w:t>
+      </w:r>
+      <w:proofErr w:type="gramStart"/>
+      <w:r>
+        <w:rPr>
+          <w:rFonts w:ascii="宋体" w:eastAsia="宋体" w:hAnsi="宋体"/>
+        </w:rPr>
+        <w:t>吹形成</w:t>
+      </w:r>
+      <w:proofErr w:type="gramEnd"/>
+      <w:r>
+        <w:rPr>
+          <w:rFonts w:ascii="宋体" w:eastAsia="宋体" w:hAnsi="宋体"/>
+        </w:rPr>
+        <w:t>的自然纹路。她顾不上那么多，</w:t>
+      </w:r>
+      <w:proofErr w:type="gramStart"/>
+      <w:r>
+        <w:rPr>
+          <w:rFonts w:ascii="宋体" w:eastAsia="宋体" w:hAnsi="宋体"/>
+        </w:rPr>
+        <w:t>徒手就</w:t>
+      </w:r>
+      <w:proofErr w:type="gramEnd"/>
+      <w:r>
+        <w:rPr>
+          <w:rFonts w:ascii="宋体" w:eastAsia="宋体" w:hAnsi="宋体"/>
+        </w:rPr>
+        <w:t>开始挖掘！</w:t>
+      </w:r>
+    </w:p>
+    <w:p>
+      <w:pPr>
+        <w:rPr>
+          <w:rFonts w:ascii="宋体" w:eastAsia="宋体" w:hAnsi="宋体" w:hint="eastAsia"/>
+        </w:rPr>
+      </w:pPr>
+      <w:r>
+        <w:rPr>
+          <w:rFonts w:ascii="宋体" w:eastAsia="宋体" w:hAnsi="宋体"/>
+        </w:rPr>
+        <w:t>沙土并不深，只挖了不到半尺，她的指尖就触到了一个坚硬冰冷的金属物体！她心脏狂跳，加快动作，很快，一个大约巴掌大小、</w:t>
+      </w:r>
+      <w:proofErr w:type="gramStart"/>
+      <w:r>
+        <w:rPr>
+          <w:rFonts w:ascii="宋体" w:eastAsia="宋体" w:hAnsi="宋体"/>
+        </w:rPr>
+        <w:t>由暗银色</w:t>
+      </w:r>
+      <w:proofErr w:type="gramEnd"/>
+      <w:r>
+        <w:rPr>
+          <w:rFonts w:ascii="宋体" w:eastAsia="宋体" w:hAnsi="宋体"/>
+        </w:rPr>
+        <w:t>金属打造、表面铭刻着复杂魔法纹路的密封盒被挖了出来！盒子本身感觉不到能量，但艾米尔能“感觉”到盒子内部，有一股庞大、稳定、有序到令人心悸的能量被完美地封锁着。</w:t>
       </w:r>
     </w:p>
     <w:p>
@@ -8319,20 +9789,62 @@
         <w:rPr>
           <w:rFonts w:ascii="宋体" w:eastAsia="宋体" w:hAnsi="宋体"/>
         </w:rPr>
-        <w:t>陈璞见状，发出一声愤怒的低吼，攻势更加疯狂，试图突破列何卫的阻拦。列何卫压力骤增，但他咬紧牙关，半步不退，甚至拼着左肩被短刃划出一道血口，也要将陈璞逼退。</w:t>
-      </w:r>
-    </w:p>
-    <w:p>
-      <w:pPr>
-        <w:rPr>
-          <w:rFonts w:ascii="宋体" w:eastAsia="宋体" w:hAnsi="宋体" w:hint="eastAsia"/>
-        </w:rPr>
-      </w:pPr>
-      <w:r>
-        <w:rPr>
-          <w:rFonts w:ascii="宋体" w:eastAsia="宋体" w:hAnsi="宋体"/>
-        </w:rPr>
-        <w:t>“把盒子给我！”陈璞急红了眼，竟不顾列何卫的攻击，硬挨了一拳，借力扑向艾米尔，手中短刃直刺她拿着盒子的手腕！</w:t>
+        <w:t>陈璞见状，发出一声愤怒的低吼，攻势更加疯狂，试图突破列何卫的阻拦。列何卫压力骤增，但他咬紧牙关，半步不退，甚至拼着左肩被短</w:t>
+      </w:r>
+      <w:proofErr w:type="gramStart"/>
+      <w:r>
+        <w:rPr>
+          <w:rFonts w:ascii="宋体" w:eastAsia="宋体" w:hAnsi="宋体"/>
+        </w:rPr>
+        <w:t>刃</w:t>
+      </w:r>
+      <w:proofErr w:type="gramEnd"/>
+      <w:r>
+        <w:rPr>
+          <w:rFonts w:ascii="宋体" w:eastAsia="宋体" w:hAnsi="宋体"/>
+        </w:rPr>
+        <w:t>划出一道血口，也要将陈璞逼退。</w:t>
+      </w:r>
+    </w:p>
+    <w:p>
+      <w:pPr>
+        <w:rPr>
+          <w:rFonts w:ascii="宋体" w:eastAsia="宋体" w:hAnsi="宋体" w:hint="eastAsia"/>
+        </w:rPr>
+      </w:pPr>
+      <w:r>
+        <w:rPr>
+          <w:rFonts w:ascii="宋体" w:eastAsia="宋体" w:hAnsi="宋体"/>
+        </w:rPr>
+        <w:t>“把盒子给我！”陈璞急红了眼，竟不顾列何卫的攻击，</w:t>
+      </w:r>
+      <w:proofErr w:type="gramStart"/>
+      <w:r>
+        <w:rPr>
+          <w:rFonts w:ascii="宋体" w:eastAsia="宋体" w:hAnsi="宋体"/>
+        </w:rPr>
+        <w:t>硬挨了</w:t>
+      </w:r>
+      <w:proofErr w:type="gramEnd"/>
+      <w:r>
+        <w:rPr>
+          <w:rFonts w:ascii="宋体" w:eastAsia="宋体" w:hAnsi="宋体"/>
+        </w:rPr>
+        <w:t>一拳，借力扑向艾米尔，手中短</w:t>
+      </w:r>
+      <w:proofErr w:type="gramStart"/>
+      <w:r>
+        <w:rPr>
+          <w:rFonts w:ascii="宋体" w:eastAsia="宋体" w:hAnsi="宋体"/>
+        </w:rPr>
+        <w:t>刃</w:t>
+      </w:r>
+      <w:proofErr w:type="gramEnd"/>
+      <w:r>
+        <w:rPr>
+          <w:rFonts w:ascii="宋体" w:eastAsia="宋体" w:hAnsi="宋体"/>
+        </w:rPr>
+        <w:t>直刺她拿着盒子的手腕！</w:t>
       </w:r>
     </w:p>
     <w:p>
@@ -8346,7 +9858,35 @@
           <w:rFonts w:ascii="宋体" w:eastAsia="宋体" w:hAnsi="宋体"/>
         </w:rPr>
         <w:lastRenderedPageBreak/>
-        <w:t>艾米尔惊叫一声，下意识地将盒子抱在怀里侧身闪避。列何卫目眦欲裂，全力追击，但距离稍远，眼看短刃就要刺中——</w:t>
+        <w:t>艾米尔惊叫一声，下意识地将盒子抱在怀里侧身闪避。列何卫目</w:t>
+      </w:r>
+      <w:proofErr w:type="gramStart"/>
+      <w:r>
+        <w:rPr>
+          <w:rFonts w:ascii="宋体" w:eastAsia="宋体" w:hAnsi="宋体"/>
+        </w:rPr>
+        <w:t>眦</w:t>
+      </w:r>
+      <w:proofErr w:type="gramEnd"/>
+      <w:r>
+        <w:rPr>
+          <w:rFonts w:ascii="宋体" w:eastAsia="宋体" w:hAnsi="宋体"/>
+        </w:rPr>
+        <w:t>欲裂，全力追击，但距离稍远，眼看短</w:t>
+      </w:r>
+      <w:proofErr w:type="gramStart"/>
+      <w:r>
+        <w:rPr>
+          <w:rFonts w:ascii="宋体" w:eastAsia="宋体" w:hAnsi="宋体"/>
+        </w:rPr>
+        <w:t>刃</w:t>
+      </w:r>
+      <w:proofErr w:type="gramEnd"/>
+      <w:r>
+        <w:rPr>
+          <w:rFonts w:ascii="宋体" w:eastAsia="宋体" w:hAnsi="宋体"/>
+        </w:rPr>
+        <w:t>就要刺中——</w:t>
       </w:r>
     </w:p>
     <w:p>
@@ -8390,7 +9930,21 @@
         <w:rPr>
           <w:rFonts w:ascii="宋体" w:eastAsia="宋体" w:hAnsi="宋体"/>
         </w:rPr>
-        <w:t>“噗！”短刃刺在光罩上，光罩剧烈闪烁，瞬间碎裂，但毕竟抵消了大部分力道，刀刃只在艾米尔手臂上划出一道浅痕。然而，陈璞真正的目标似乎并非伤人，他另一只手如鬼魅般探出，精准地抓住了金属盒的一角，用力一夺</w:t>
+        <w:t>“噗！”短</w:t>
+      </w:r>
+      <w:proofErr w:type="gramStart"/>
+      <w:r>
+        <w:rPr>
+          <w:rFonts w:ascii="宋体" w:eastAsia="宋体" w:hAnsi="宋体"/>
+        </w:rPr>
+        <w:t>刃</w:t>
+      </w:r>
+      <w:proofErr w:type="gramEnd"/>
+      <w:r>
+        <w:rPr>
+          <w:rFonts w:ascii="宋体" w:eastAsia="宋体" w:hAnsi="宋体"/>
+        </w:rPr>
+        <w:t>刺在光罩上，光罩剧烈闪烁，瞬间碎裂，但毕竟抵消了大部分力道，刀刃只在艾米尔手臂上划出一道浅痕。然而，陈璞真正的目标似乎并非伤人，他另一只手如鬼魅般探出，精准地抓住了金属盒的一角，用力一夺</w:t>
       </w:r>
       <w:r>
         <w:rPr>
@@ -8428,20 +9982,62 @@
         <w:rPr>
           <w:rFonts w:ascii="宋体" w:eastAsia="宋体" w:hAnsi="宋体"/>
         </w:rPr>
-        <w:t>“放手！”列何卫已冲到近前，一拳轰向陈璞的后心。陈璞若不放手，必然重伤。</w:t>
-      </w:r>
-    </w:p>
-    <w:p>
-      <w:pPr>
-        <w:rPr>
-          <w:rFonts w:ascii="宋体" w:eastAsia="宋体" w:hAnsi="宋体" w:hint="eastAsia"/>
-        </w:rPr>
-      </w:pPr>
-      <w:r>
-        <w:rPr>
-          <w:rFonts w:ascii="宋体" w:eastAsia="宋体" w:hAnsi="宋体"/>
-        </w:rPr>
-        <w:t>陈璞眼中闪过一丝狠厉和决绝，他竟不放手，也不完全躲闪，只是微微侧身，用肩膀硬接了列何卫这一拳</w:t>
+        <w:t>“放手！”列何卫已冲到近前，</w:t>
+      </w:r>
+      <w:proofErr w:type="gramStart"/>
+      <w:r>
+        <w:rPr>
+          <w:rFonts w:ascii="宋体" w:eastAsia="宋体" w:hAnsi="宋体"/>
+        </w:rPr>
+        <w:t>一拳轰向陈璞</w:t>
+      </w:r>
+      <w:proofErr w:type="gramEnd"/>
+      <w:r>
+        <w:rPr>
+          <w:rFonts w:ascii="宋体" w:eastAsia="宋体" w:hAnsi="宋体"/>
+        </w:rPr>
+        <w:t>的后心。陈璞若不放手，必然重伤。</w:t>
+      </w:r>
+    </w:p>
+    <w:p>
+      <w:pPr>
+        <w:rPr>
+          <w:rFonts w:ascii="宋体" w:eastAsia="宋体" w:hAnsi="宋体" w:hint="eastAsia"/>
+        </w:rPr>
+      </w:pPr>
+      <w:r>
+        <w:rPr>
+          <w:rFonts w:ascii="宋体" w:eastAsia="宋体" w:hAnsi="宋体"/>
+        </w:rPr>
+        <w:t>陈璞眼中闪过一丝</w:t>
+      </w:r>
+      <w:proofErr w:type="gramStart"/>
+      <w:r>
+        <w:rPr>
+          <w:rFonts w:ascii="宋体" w:eastAsia="宋体" w:hAnsi="宋体"/>
+        </w:rPr>
+        <w:t>狠厉和决绝</w:t>
+      </w:r>
+      <w:proofErr w:type="gramEnd"/>
+      <w:r>
+        <w:rPr>
+          <w:rFonts w:ascii="宋体" w:eastAsia="宋体" w:hAnsi="宋体"/>
+        </w:rPr>
+        <w:t>，他竟不放手，也不完全躲闪，只是微微侧身，用</w:t>
+      </w:r>
+      <w:proofErr w:type="gramStart"/>
+      <w:r>
+        <w:rPr>
+          <w:rFonts w:ascii="宋体" w:eastAsia="宋体" w:hAnsi="宋体"/>
+        </w:rPr>
+        <w:t>肩膀硬接了</w:t>
+      </w:r>
+      <w:proofErr w:type="gramEnd"/>
+      <w:r>
+        <w:rPr>
+          <w:rFonts w:ascii="宋体" w:eastAsia="宋体" w:hAnsi="宋体"/>
+        </w:rPr>
+        <w:t>列何卫这一拳</w:t>
       </w:r>
       <w:r>
         <w:rPr>
@@ -8525,7 +10121,21 @@
         <w:rPr>
           <w:rFonts w:ascii="宋体" w:eastAsia="宋体" w:hAnsi="宋体"/>
         </w:rPr>
-        <w:t>列何卫的铁拳擦着他的头皮掠过，带起一溜血花。而陈璞的身体则如同瞬间被抽空了力气般软倒下去，脸色迅速变得青黑，呼吸微弱，眼看就要不行了——他服下了剧毒，宁死也不愿被俘！</w:t>
+        <w:t>列何卫的铁拳擦着他的头皮掠过，带起一溜血花。而陈璞的身体则如同瞬间被抽空了</w:t>
+      </w:r>
+      <w:proofErr w:type="gramStart"/>
+      <w:r>
+        <w:rPr>
+          <w:rFonts w:ascii="宋体" w:eastAsia="宋体" w:hAnsi="宋体"/>
+        </w:rPr>
+        <w:t>力气般软倒下</w:t>
+      </w:r>
+      <w:proofErr w:type="gramEnd"/>
+      <w:r>
+        <w:rPr>
+          <w:rFonts w:ascii="宋体" w:eastAsia="宋体" w:hAnsi="宋体"/>
+        </w:rPr>
+        <w:t>去，脸色迅速变得青黑，呼吸微弱，眼看就要不行了——他服下了剧毒，宁死也不愿被俘！</w:t>
       </w:r>
     </w:p>
     <w:p>
@@ -8551,7 +10161,21 @@
         <w:rPr>
           <w:rFonts w:ascii="宋体" w:eastAsia="宋体" w:hAnsi="宋体"/>
         </w:rPr>
-        <w:t>艾米尔正手忙脚乱地试图稳定盒子里的能量，但那些魔法纹路她完全看不懂，束手无策。盒子的震动越来越剧烈，表面甚至开始发烫、出现裂纹！</w:t>
+        <w:t>艾米尔正手忙脚乱地试图稳定盒子里的能量，但那些魔法</w:t>
+      </w:r>
+      <w:proofErr w:type="gramStart"/>
+      <w:r>
+        <w:rPr>
+          <w:rFonts w:ascii="宋体" w:eastAsia="宋体" w:hAnsi="宋体"/>
+        </w:rPr>
+        <w:t>纹路她</w:t>
+      </w:r>
+      <w:proofErr w:type="gramEnd"/>
+      <w:r>
+        <w:rPr>
+          <w:rFonts w:ascii="宋体" w:eastAsia="宋体" w:hAnsi="宋体"/>
+        </w:rPr>
+        <w:t>完全看不懂，束手无策。盒子的震动越来越剧烈，表面甚至开始发烫、出现裂纹！</w:t>
       </w:r>
     </w:p>
     <w:p>
@@ -8638,12 +10262,14 @@
         </w:rPr>
         <w:t>终于找到</w:t>
       </w:r>
+      <w:proofErr w:type="gramStart"/>
       <w:r>
         <w:rPr>
           <w:rFonts w:ascii="宋体" w:eastAsia="宋体" w:hAnsi="宋体"/>
         </w:rPr>
         <w:t>高能稳定器核心</w:t>
       </w:r>
+      <w:proofErr w:type="gramEnd"/>
       <w:r>
         <w:rPr>
           <w:rFonts w:ascii="宋体" w:eastAsia="宋体" w:hAnsi="宋体" w:hint="eastAsia"/>
@@ -8661,33 +10287,77 @@
         <w:rPr>
           <w:rFonts w:ascii="宋体" w:eastAsia="宋体" w:hAnsi="宋体"/>
         </w:rPr>
-        <w:t>艾米尔长舒一口气，腿一软，几乎坐倒在地。列何卫也感到一阵脱力，但他还是强撑着，先用脚踢开陈璞手边的短刃，然后蹲下检查。陈璞气息奄奄，瞳孔已经开始涣散，剧毒正在迅速夺走他的生命。他盯着列何卫，嘴唇翕动，似乎想说什么，但最终只吐出几个模糊的音节，便头一歪，彻底没了声息。</w:t>
-      </w:r>
-    </w:p>
-    <w:p>
-      <w:pPr>
-        <w:rPr>
-          <w:rFonts w:ascii="宋体" w:eastAsia="宋体" w:hAnsi="宋体" w:hint="eastAsia"/>
-        </w:rPr>
-      </w:pPr>
-      <w:r>
-        <w:rPr>
-          <w:rFonts w:ascii="宋体" w:eastAsia="宋体" w:hAnsi="宋体"/>
-        </w:rPr>
-        <w:t>影狐陈璞，毙命。</w:t>
-      </w:r>
-    </w:p>
-    <w:p>
-      <w:pPr>
-        <w:rPr>
-          <w:rFonts w:ascii="宋体" w:eastAsia="宋体" w:hAnsi="宋体" w:hint="eastAsia"/>
-        </w:rPr>
-      </w:pPr>
-      <w:r>
-        <w:rPr>
-          <w:rFonts w:ascii="宋体" w:eastAsia="宋体" w:hAnsi="宋体"/>
-        </w:rPr>
-        <w:t>荒谷重归寂静，只有风声呜咽，以及两人粗重的喘息。列何卫背上的伤口还在渗血，毒素带来的麻痹感正在蔓延。</w:t>
+        <w:t>艾米尔长舒一口气，腿一软，几乎坐倒在地。列何卫也感到一阵脱力，但他还是强撑着，先用脚踢开陈璞手边的短</w:t>
+      </w:r>
+      <w:proofErr w:type="gramStart"/>
+      <w:r>
+        <w:rPr>
+          <w:rFonts w:ascii="宋体" w:eastAsia="宋体" w:hAnsi="宋体"/>
+        </w:rPr>
+        <w:t>刃</w:t>
+      </w:r>
+      <w:proofErr w:type="gramEnd"/>
+      <w:r>
+        <w:rPr>
+          <w:rFonts w:ascii="宋体" w:eastAsia="宋体" w:hAnsi="宋体"/>
+        </w:rPr>
+        <w:t>，然后蹲下检查。陈璞气息奄奄，瞳孔已经开始涣散，剧毒正在迅速夺走他的生命。他盯着列何卫，嘴唇翕动，似乎想说什么，但最终只吐出几个模糊的音节，便头一歪，彻底没了声息。</w:t>
+      </w:r>
+    </w:p>
+    <w:p>
+      <w:pPr>
+        <w:rPr>
+          <w:rFonts w:ascii="宋体" w:eastAsia="宋体" w:hAnsi="宋体" w:hint="eastAsia"/>
+        </w:rPr>
+      </w:pPr>
+      <w:proofErr w:type="gramStart"/>
+      <w:r>
+        <w:rPr>
+          <w:rFonts w:ascii="宋体" w:eastAsia="宋体" w:hAnsi="宋体"/>
+        </w:rPr>
+        <w:t>影狐陈璞</w:t>
+      </w:r>
+      <w:proofErr w:type="gramEnd"/>
+      <w:r>
+        <w:rPr>
+          <w:rFonts w:ascii="宋体" w:eastAsia="宋体" w:hAnsi="宋体"/>
+        </w:rPr>
+        <w:t>，毙命。</w:t>
+      </w:r>
+    </w:p>
+    <w:p>
+      <w:pPr>
+        <w:rPr>
+          <w:rFonts w:ascii="宋体" w:eastAsia="宋体" w:hAnsi="宋体" w:hint="eastAsia"/>
+        </w:rPr>
+      </w:pPr>
+      <w:proofErr w:type="gramStart"/>
+      <w:r>
+        <w:rPr>
+          <w:rFonts w:ascii="宋体" w:eastAsia="宋体" w:hAnsi="宋体"/>
+        </w:rPr>
+        <w:t>荒谷重</w:t>
+      </w:r>
+      <w:proofErr w:type="gramEnd"/>
+      <w:r>
+        <w:rPr>
+          <w:rFonts w:ascii="宋体" w:eastAsia="宋体" w:hAnsi="宋体"/>
+        </w:rPr>
+        <w:t>归寂静，只有风声呜咽，以及两人粗重的喘息。列何卫背上的伤口还在渗血，毒素带来的麻痹</w:t>
+      </w:r>
+      <w:proofErr w:type="gramStart"/>
+      <w:r>
+        <w:rPr>
+          <w:rFonts w:ascii="宋体" w:eastAsia="宋体" w:hAnsi="宋体"/>
+        </w:rPr>
+        <w:t>感正在</w:t>
+      </w:r>
+      <w:proofErr w:type="gramEnd"/>
+      <w:r>
+        <w:rPr>
+          <w:rFonts w:ascii="宋体" w:eastAsia="宋体" w:hAnsi="宋体"/>
+        </w:rPr>
+        <w:t>蔓延。</w:t>
       </w:r>
     </w:p>
     <w:p>
@@ -8790,7 +10460,35 @@
         <w:rPr>
           <w:rFonts w:ascii="宋体" w:eastAsia="宋体" w:hAnsi="宋体"/>
         </w:rPr>
-        <w:t>地上看似已昏迷不醒、气息微弱的陈璞，其“尸体”忽然颜色迅速变淡、透明！而在几米外，一块与周围颜色无异的“岩石”表面剥落，真正的陈璞从中踉跄站起，他脸色惨白如纸，左肩不自然地垂着（硬接列何卫一拳的代价），嘴角却咧开一个充满恶意的、虚弱的笑。</w:t>
+        <w:t>地上看似已昏迷不醒、气息微弱的陈璞，其“尸体”忽然颜色迅速变淡、透明！而在几米外，一块与周围颜色无异的“岩石”表面剥落，真正的陈璞从中踉跄站起，他脸色惨白如纸，左肩不自然地垂着（</w:t>
+      </w:r>
+      <w:proofErr w:type="gramStart"/>
+      <w:r>
+        <w:rPr>
+          <w:rFonts w:ascii="宋体" w:eastAsia="宋体" w:hAnsi="宋体"/>
+        </w:rPr>
+        <w:t>硬接列何卫</w:t>
+      </w:r>
+      <w:proofErr w:type="gramEnd"/>
+      <w:r>
+        <w:rPr>
+          <w:rFonts w:ascii="宋体" w:eastAsia="宋体" w:hAnsi="宋体"/>
+        </w:rPr>
+        <w:t>一拳的代价），</w:t>
+      </w:r>
+      <w:proofErr w:type="gramStart"/>
+      <w:r>
+        <w:rPr>
+          <w:rFonts w:ascii="宋体" w:eastAsia="宋体" w:hAnsi="宋体"/>
+        </w:rPr>
+        <w:t>嘴角却咧开</w:t>
+      </w:r>
+      <w:proofErr w:type="gramEnd"/>
+      <w:r>
+        <w:rPr>
+          <w:rFonts w:ascii="宋体" w:eastAsia="宋体" w:hAnsi="宋体"/>
+        </w:rPr>
+        <w:t>一个充满恶意的、虚弱的笑。</w:t>
       </w:r>
     </w:p>
     <w:p>
@@ -8873,33 +10571,103 @@
         <w:rPr>
           <w:rFonts w:ascii="宋体" w:eastAsia="宋体" w:hAnsi="宋体"/>
         </w:rPr>
-        <w:t>“别想跑！”列何卫强忍眩晕想冲过去，但背上的毒素让他动作一滞。</w:t>
-      </w:r>
-    </w:p>
-    <w:p>
-      <w:pPr>
-        <w:rPr>
-          <w:rFonts w:ascii="宋体" w:eastAsia="宋体" w:hAnsi="宋体" w:hint="eastAsia"/>
-        </w:rPr>
-      </w:pPr>
-      <w:r>
-        <w:rPr>
-          <w:rFonts w:ascii="宋体" w:eastAsia="宋体" w:hAnsi="宋体"/>
-        </w:rPr>
-        <w:t>黑雾来得快，散得也快，不过两三息时间便消散殆尽。原地只剩下那枚破碎的灰色符石残渣，以及陈璞留下的、带着讥讽意味的最后一句话在空中隐隐回荡，人已踪迹全无。</w:t>
-      </w:r>
-    </w:p>
-    <w:p>
-      <w:pPr>
-        <w:rPr>
-          <w:rFonts w:ascii="宋体" w:eastAsia="宋体" w:hAnsi="宋体" w:hint="eastAsia"/>
-        </w:rPr>
-      </w:pPr>
-      <w:r>
-        <w:rPr>
-          <w:rFonts w:ascii="宋体" w:eastAsia="宋体" w:hAnsi="宋体"/>
-        </w:rPr>
-        <w:t>只有地上那一小滩来自他伤口的暗红血迹，证明方才的凶险搏杀并非幻觉。</w:t>
+        <w:t>“别想跑！”列何卫强忍</w:t>
+      </w:r>
+      <w:proofErr w:type="gramStart"/>
+      <w:r>
+        <w:rPr>
+          <w:rFonts w:ascii="宋体" w:eastAsia="宋体" w:hAnsi="宋体"/>
+        </w:rPr>
+        <w:t>眩晕想</w:t>
+      </w:r>
+      <w:proofErr w:type="gramEnd"/>
+      <w:r>
+        <w:rPr>
+          <w:rFonts w:ascii="宋体" w:eastAsia="宋体" w:hAnsi="宋体"/>
+        </w:rPr>
+        <w:t>冲过去，但背上的毒素让他动作</w:t>
+      </w:r>
+      <w:proofErr w:type="gramStart"/>
+      <w:r>
+        <w:rPr>
+          <w:rFonts w:ascii="宋体" w:eastAsia="宋体" w:hAnsi="宋体"/>
+        </w:rPr>
+        <w:t>一</w:t>
+      </w:r>
+      <w:proofErr w:type="gramEnd"/>
+      <w:r>
+        <w:rPr>
+          <w:rFonts w:ascii="宋体" w:eastAsia="宋体" w:hAnsi="宋体"/>
+        </w:rPr>
+        <w:t>滞。</w:t>
+      </w:r>
+    </w:p>
+    <w:p>
+      <w:pPr>
+        <w:rPr>
+          <w:rFonts w:ascii="宋体" w:eastAsia="宋体" w:hAnsi="宋体" w:hint="eastAsia"/>
+        </w:rPr>
+      </w:pPr>
+      <w:r>
+        <w:rPr>
+          <w:rFonts w:ascii="宋体" w:eastAsia="宋体" w:hAnsi="宋体"/>
+        </w:rPr>
+        <w:t>黑雾来得快，散得也快，不过两三</w:t>
+      </w:r>
+      <w:proofErr w:type="gramStart"/>
+      <w:r>
+        <w:rPr>
+          <w:rFonts w:ascii="宋体" w:eastAsia="宋体" w:hAnsi="宋体"/>
+        </w:rPr>
+        <w:t>息</w:t>
+      </w:r>
+      <w:proofErr w:type="gramEnd"/>
+      <w:r>
+        <w:rPr>
+          <w:rFonts w:ascii="宋体" w:eastAsia="宋体" w:hAnsi="宋体"/>
+        </w:rPr>
+        <w:t>时间便消散殆尽。原地只剩下那枚破碎的</w:t>
+      </w:r>
+      <w:proofErr w:type="gramStart"/>
+      <w:r>
+        <w:rPr>
+          <w:rFonts w:ascii="宋体" w:eastAsia="宋体" w:hAnsi="宋体"/>
+        </w:rPr>
+        <w:t>灰色符石残渣</w:t>
+      </w:r>
+      <w:proofErr w:type="gramEnd"/>
+      <w:r>
+        <w:rPr>
+          <w:rFonts w:ascii="宋体" w:eastAsia="宋体" w:hAnsi="宋体"/>
+        </w:rPr>
+        <w:t>，以及陈璞留下的、带着讥讽意味的最后一句话在空中隐隐回荡，人已踪迹全无。</w:t>
+      </w:r>
+    </w:p>
+    <w:p>
+      <w:pPr>
+        <w:rPr>
+          <w:rFonts w:ascii="宋体" w:eastAsia="宋体" w:hAnsi="宋体" w:hint="eastAsia"/>
+        </w:rPr>
+      </w:pPr>
+      <w:r>
+        <w:rPr>
+          <w:rFonts w:ascii="宋体" w:eastAsia="宋体" w:hAnsi="宋体"/>
+        </w:rPr>
+        <w:t>只有地上那一小</w:t>
+      </w:r>
+      <w:proofErr w:type="gramStart"/>
+      <w:r>
+        <w:rPr>
+          <w:rFonts w:ascii="宋体" w:eastAsia="宋体" w:hAnsi="宋体"/>
+        </w:rPr>
+        <w:t>滩来自</w:t>
+      </w:r>
+      <w:proofErr w:type="gramEnd"/>
+      <w:r>
+        <w:rPr>
+          <w:rFonts w:ascii="宋体" w:eastAsia="宋体" w:hAnsi="宋体"/>
+        </w:rPr>
+        <w:t>他伤口的暗红血迹，证明方才的凶险搏杀并非幻觉。</w:t>
       </w:r>
     </w:p>
     <w:p>
@@ -8930,45 +10698,35 @@
           <w:rFonts w:hint="eastAsia"/>
         </w:rPr>
       </w:pPr>
-      <w:bookmarkStart w:id="11" w:name="_Toc218801461"/>
+      <w:bookmarkStart w:id="11" w:name="_Toc220079451"/>
       <w:r>
         <w:rPr>
           <w:rFonts w:hint="eastAsia"/>
         </w:rPr>
         <w:lastRenderedPageBreak/>
-        <w:t>1</w:t>
-      </w:r>
-      <w:r>
-        <w:rPr>
-          <w:rFonts w:hint="eastAsia"/>
-        </w:rPr>
-        <w:t>1</w:t>
-      </w:r>
-      <w:r>
-        <w:rPr>
-          <w:rFonts w:hint="eastAsia"/>
-        </w:rPr>
-        <w:t>.</w:t>
-      </w:r>
-      <w:r>
-        <w:rPr>
-          <w:rFonts w:hint="eastAsia"/>
-        </w:rPr>
-        <w:t>归还核心</w:t>
+        <w:t>11.归还核心</w:t>
       </w:r>
       <w:bookmarkEnd w:id="11"/>
     </w:p>
     <w:p>
       <w:pPr>
         <w:rPr>
-          <w:rFonts w:ascii="宋体" w:eastAsia="宋体" w:hAnsi="宋体"/>
-        </w:rPr>
-      </w:pPr>
-      <w:r>
-        <w:rPr>
-          <w:rFonts w:ascii="宋体" w:eastAsia="宋体" w:hAnsi="宋体"/>
-        </w:rPr>
-        <w:t>晨岛长老的静室里，光线透过半掩的</w:t>
+          <w:rFonts w:ascii="宋体" w:eastAsia="宋体" w:hAnsi="宋体" w:hint="eastAsia"/>
+        </w:rPr>
+      </w:pPr>
+      <w:proofErr w:type="gramStart"/>
+      <w:r>
+        <w:rPr>
+          <w:rFonts w:ascii="宋体" w:eastAsia="宋体" w:hAnsi="宋体"/>
+        </w:rPr>
+        <w:t>晨岛长老</w:t>
+      </w:r>
+      <w:proofErr w:type="gramEnd"/>
+      <w:r>
+        <w:rPr>
+          <w:rFonts w:ascii="宋体" w:eastAsia="宋体" w:hAnsi="宋体"/>
+        </w:rPr>
+        <w:t>的静室里，光线透过半掩的</w:t>
       </w:r>
       <w:r>
         <w:rPr>
@@ -8998,7 +10756,7 @@
     <w:p>
       <w:pPr>
         <w:rPr>
-          <w:rFonts w:ascii="宋体" w:eastAsia="宋体" w:hAnsi="宋体"/>
+          <w:rFonts w:ascii="宋体" w:eastAsia="宋体" w:hAnsi="宋体" w:hint="eastAsia"/>
         </w:rPr>
       </w:pPr>
       <w:r>
@@ -9007,11 +10765,19 @@
         </w:rPr>
         <w:t>列何卫背脊挺直地坐在木椅上，肩胛处缠着的绷带下隐隐透出药膏的深色痕迹。</w:t>
       </w:r>
-      <w:r>
-        <w:rPr>
-          <w:rFonts w:ascii="宋体" w:eastAsia="宋体" w:hAnsi="宋体" w:hint="eastAsia"/>
-        </w:rPr>
-        <w:t>与影狐的交手</w:t>
+      <w:proofErr w:type="gramStart"/>
+      <w:r>
+        <w:rPr>
+          <w:rFonts w:ascii="宋体" w:eastAsia="宋体" w:hAnsi="宋体" w:hint="eastAsia"/>
+        </w:rPr>
+        <w:t>与影狐的</w:t>
+      </w:r>
+      <w:proofErr w:type="gramEnd"/>
+      <w:r>
+        <w:rPr>
+          <w:rFonts w:ascii="宋体" w:eastAsia="宋体" w:hAnsi="宋体" w:hint="eastAsia"/>
+        </w:rPr>
+        <w:t>交手</w:t>
       </w:r>
       <w:r>
         <w:rPr>
@@ -9023,7 +10789,21 @@
         <w:rPr>
           <w:rFonts w:ascii="宋体" w:eastAsia="宋体" w:hAnsi="宋体" w:hint="eastAsia"/>
         </w:rPr>
-        <w:t>这一段时间，列何卫和艾米尔两人停留在在晨岛长老处疗伤了。</w:t>
+        <w:t>这一段时间，列何卫和艾米尔两人停留</w:t>
+      </w:r>
+      <w:proofErr w:type="gramStart"/>
+      <w:r>
+        <w:rPr>
+          <w:rFonts w:ascii="宋体" w:eastAsia="宋体" w:hAnsi="宋体" w:hint="eastAsia"/>
+        </w:rPr>
+        <w:t>在在晨岛长老</w:t>
+      </w:r>
+      <w:proofErr w:type="gramEnd"/>
+      <w:r>
+        <w:rPr>
+          <w:rFonts w:ascii="宋体" w:eastAsia="宋体" w:hAnsi="宋体" w:hint="eastAsia"/>
+        </w:rPr>
+        <w:t>处疗伤了。</w:t>
       </w:r>
       <w:r>
         <w:rPr>
@@ -9035,7 +10815,7 @@
     <w:p>
       <w:pPr>
         <w:rPr>
-          <w:rFonts w:ascii="宋体" w:eastAsia="宋体" w:hAnsi="宋体"/>
+          <w:rFonts w:ascii="宋体" w:eastAsia="宋体" w:hAnsi="宋体" w:hint="eastAsia"/>
         </w:rPr>
       </w:pPr>
       <w:r>
@@ -9054,26 +10834,68 @@
         <w:rPr>
           <w:rFonts w:ascii="宋体" w:eastAsia="宋体" w:hAnsi="宋体"/>
         </w:rPr>
-        <w:t>虽不及宫廷华服繁复，但剪裁得体，料子上乘，领口处因坎特家族的徽记以银线细细绣成，在光线下泛着柔和的光泽。她的面容褪去了初遇时的稚嫩与骄纵，多了几分沉淀下来的沉静，翡翠色的眼眸深处，偶尔会闪过一丝与年龄不符的锐利。</w:t>
-      </w:r>
-    </w:p>
-    <w:p>
-      <w:pPr>
-        <w:rPr>
-          <w:rFonts w:ascii="宋体" w:eastAsia="宋体" w:hAnsi="宋体"/>
-        </w:rPr>
-      </w:pPr>
-      <w:r>
-        <w:rPr>
-          <w:rFonts w:ascii="宋体" w:eastAsia="宋体" w:hAnsi="宋体"/>
-        </w:rPr>
-        <w:t>长老将那个用特制封印盒重新封装好的高能稳定器核心小心地放在桌上。盒子表面流转着淡淡的魔法光纹，那是艾米尔在返回途中，凭借对魔法结构的理解，结合皇室秘传的封印术施加的多重保险。</w:t>
-      </w:r>
-    </w:p>
-    <w:p>
-      <w:pPr>
-        <w:rPr>
-          <w:rFonts w:ascii="宋体" w:eastAsia="宋体" w:hAnsi="宋体"/>
+        <w:t>虽不及宫廷华服繁复，但剪裁得体，料子上乘，领口处因坎</w:t>
+      </w:r>
+      <w:proofErr w:type="gramStart"/>
+      <w:r>
+        <w:rPr>
+          <w:rFonts w:ascii="宋体" w:eastAsia="宋体" w:hAnsi="宋体"/>
+        </w:rPr>
+        <w:t>特</w:t>
+      </w:r>
+      <w:proofErr w:type="gramEnd"/>
+      <w:r>
+        <w:rPr>
+          <w:rFonts w:ascii="宋体" w:eastAsia="宋体" w:hAnsi="宋体"/>
+        </w:rPr>
+        <w:t>家族的徽记以银线细细绣成，在光线下泛着柔和的光泽。她的面容褪去了初遇时的稚嫩与骄纵，多了几分沉淀下来的沉静，翡翠色的眼眸深处，偶尔会闪过一丝与年龄不符的锐利。</w:t>
+      </w:r>
+    </w:p>
+    <w:p>
+      <w:pPr>
+        <w:rPr>
+          <w:rFonts w:ascii="宋体" w:eastAsia="宋体" w:hAnsi="宋体" w:hint="eastAsia"/>
+        </w:rPr>
+      </w:pPr>
+      <w:r>
+        <w:rPr>
+          <w:rFonts w:ascii="宋体" w:eastAsia="宋体" w:hAnsi="宋体"/>
+        </w:rPr>
+        <w:t>长老将那个用特制封印盒重新封装好的</w:t>
+      </w:r>
+      <w:proofErr w:type="gramStart"/>
+      <w:r>
+        <w:rPr>
+          <w:rFonts w:ascii="宋体" w:eastAsia="宋体" w:hAnsi="宋体"/>
+        </w:rPr>
+        <w:t>高能稳定器核心</w:t>
+      </w:r>
+      <w:proofErr w:type="gramEnd"/>
+      <w:r>
+        <w:rPr>
+          <w:rFonts w:ascii="宋体" w:eastAsia="宋体" w:hAnsi="宋体"/>
+        </w:rPr>
+        <w:t>小心地放在桌上。盒子表面</w:t>
+      </w:r>
+      <w:proofErr w:type="gramStart"/>
+      <w:r>
+        <w:rPr>
+          <w:rFonts w:ascii="宋体" w:eastAsia="宋体" w:hAnsi="宋体"/>
+        </w:rPr>
+        <w:t>流转着</w:t>
+      </w:r>
+      <w:proofErr w:type="gramEnd"/>
+      <w:r>
+        <w:rPr>
+          <w:rFonts w:ascii="宋体" w:eastAsia="宋体" w:hAnsi="宋体"/>
+        </w:rPr>
+        <w:t>淡淡的魔法光纹，那是艾米尔在返回途中，凭借对魔法结构的理解，结合皇室秘传的封印术施加的多重保险。</w:t>
+      </w:r>
+    </w:p>
+    <w:p>
+      <w:pPr>
+        <w:rPr>
+          <w:rFonts w:ascii="宋体" w:eastAsia="宋体" w:hAnsi="宋体" w:hint="eastAsia"/>
         </w:rPr>
       </w:pPr>
       <w:r>
@@ -9086,7 +10908,7 @@
     <w:p>
       <w:pPr>
         <w:rPr>
-          <w:rFonts w:ascii="宋体" w:eastAsia="宋体" w:hAnsi="宋体"/>
+          <w:rFonts w:ascii="宋体" w:eastAsia="宋体" w:hAnsi="宋体" w:hint="eastAsia"/>
         </w:rPr>
       </w:pPr>
       <w:r>
@@ -9099,7 +10921,7 @@
     <w:p>
       <w:pPr>
         <w:rPr>
-          <w:rFonts w:ascii="宋体" w:eastAsia="宋体" w:hAnsi="宋体"/>
+          <w:rFonts w:ascii="宋体" w:eastAsia="宋体" w:hAnsi="宋体" w:hint="eastAsia"/>
         </w:rPr>
       </w:pPr>
       <w:r>
@@ -9124,7 +10946,7 @@
     <w:p>
       <w:pPr>
         <w:rPr>
-          <w:rFonts w:ascii="宋体" w:eastAsia="宋体" w:hAnsi="宋体"/>
+          <w:rFonts w:ascii="宋体" w:eastAsia="宋体" w:hAnsi="宋体" w:hint="eastAsia"/>
         </w:rPr>
       </w:pPr>
       <w:r>
@@ -9137,7 +10959,7 @@
     <w:p>
       <w:pPr>
         <w:rPr>
-          <w:rFonts w:ascii="宋体" w:eastAsia="宋体" w:hAnsi="宋体"/>
+          <w:rFonts w:ascii="宋体" w:eastAsia="宋体" w:hAnsi="宋体" w:hint="eastAsia"/>
         </w:rPr>
       </w:pPr>
       <w:r>
@@ -9150,7 +10972,7 @@
     <w:p>
       <w:pPr>
         <w:rPr>
-          <w:rFonts w:ascii="宋体" w:eastAsia="宋体" w:hAnsi="宋体"/>
+          <w:rFonts w:ascii="宋体" w:eastAsia="宋体" w:hAnsi="宋体" w:hint="eastAsia"/>
         </w:rPr>
       </w:pPr>
       <w:r>
@@ -9163,7 +10985,7 @@
     <w:p>
       <w:pPr>
         <w:rPr>
-          <w:rFonts w:ascii="宋体" w:eastAsia="宋体" w:hAnsi="宋体"/>
+          <w:rFonts w:ascii="宋体" w:eastAsia="宋体" w:hAnsi="宋体" w:hint="eastAsia"/>
         </w:rPr>
       </w:pPr>
       <w:r>
@@ -9176,7 +10998,7 @@
     <w:p>
       <w:pPr>
         <w:rPr>
-          <w:rFonts w:ascii="宋体" w:eastAsia="宋体" w:hAnsi="宋体"/>
+          <w:rFonts w:ascii="宋体" w:eastAsia="宋体" w:hAnsi="宋体" w:hint="eastAsia"/>
         </w:rPr>
       </w:pPr>
       <w:r>
@@ -9194,16 +11016,29 @@
       </w:r>
       <w:r>
         <w:rPr>
-          <w:rFonts w:ascii="宋体" w:eastAsia="宋体" w:hAnsi="宋体"/>
-          <w:highlight w:val="yellow"/>
-        </w:rPr>
-        <w:t>霍恩海姆</w:t>
-      </w:r>
-      <w:r>
-        <w:rPr>
-          <w:rFonts w:ascii="宋体" w:eastAsia="宋体" w:hAnsi="宋体"/>
-        </w:rPr>
-        <w:t>家族。该家族长期掌控着与墓土接壤的数个资源</w:t>
+          <w:rFonts w:ascii="宋体" w:eastAsia="宋体" w:hAnsi="宋体" w:hint="eastAsia"/>
+        </w:rPr>
+        <w:t>（忘记了）</w:t>
+      </w:r>
+      <w:r>
+        <w:rPr>
+          <w:rFonts w:ascii="宋体" w:eastAsia="宋体" w:hAnsi="宋体"/>
+        </w:rPr>
+        <w:t>家族。该家族长期掌</w:t>
+      </w:r>
+      <w:proofErr w:type="gramStart"/>
+      <w:r>
+        <w:rPr>
+          <w:rFonts w:ascii="宋体" w:eastAsia="宋体" w:hAnsi="宋体"/>
+        </w:rPr>
+        <w:t>控着</w:t>
+      </w:r>
+      <w:proofErr w:type="gramEnd"/>
+      <w:r>
+        <w:rPr>
+          <w:rFonts w:ascii="宋体" w:eastAsia="宋体" w:hAnsi="宋体"/>
+        </w:rPr>
+        <w:t>与墓土接壤的数个资源</w:t>
       </w:r>
       <w:r>
         <w:rPr>
@@ -9221,7 +11056,7 @@
     <w:p>
       <w:pPr>
         <w:rPr>
-          <w:rFonts w:ascii="宋体" w:eastAsia="宋体" w:hAnsi="宋体"/>
+          <w:rFonts w:ascii="宋体" w:eastAsia="宋体" w:hAnsi="宋体" w:hint="eastAsia"/>
         </w:rPr>
       </w:pPr>
       <w:r>
@@ -9232,22 +11067,35 @@
       </w:r>
       <w:r>
         <w:rPr>
-          <w:rFonts w:ascii="宋体" w:eastAsia="宋体" w:hAnsi="宋体"/>
-          <w:highlight w:val="yellow"/>
-        </w:rPr>
-        <w:t>霍恩海姆</w:t>
-      </w:r>
-      <w:r>
-        <w:rPr>
-          <w:rFonts w:ascii="宋体" w:eastAsia="宋体" w:hAnsi="宋体"/>
-        </w:rPr>
-        <w:t>家族窃取核心的动机，并非要出卖给敌国，而是试图私下研究、仿制甚至掌控这一战略级装置。他们计划在合适的时机——比如下一次边境摩擦加剧、屏障压力增大时——以“偶然获得技术突破”、“挽救危局”的姿态，将改良或复制后的“稳定器”献给朝廷，以此换取更大的政治话语权、更多的封地，甚至……动摇目前由激进派与保守派中另一支力量共同主导的边境防御体系的决策权。</w:t>
-      </w:r>
-    </w:p>
-    <w:p>
-      <w:pPr>
-        <w:rPr>
-          <w:rFonts w:ascii="宋体" w:eastAsia="宋体" w:hAnsi="宋体"/>
+          <w:rFonts w:ascii="宋体" w:eastAsia="宋体" w:hAnsi="宋体" w:hint="eastAsia"/>
+        </w:rPr>
+        <w:t>（忘记了）</w:t>
+      </w:r>
+      <w:r>
+        <w:rPr>
+          <w:rFonts w:ascii="宋体" w:eastAsia="宋体" w:hAnsi="宋体"/>
+        </w:rPr>
+        <w:t>家族窃取核心的动机，并非要出卖给敌国，而是试图私下研究、仿制甚至掌控这一</w:t>
+      </w:r>
+      <w:proofErr w:type="gramStart"/>
+      <w:r>
+        <w:rPr>
+          <w:rFonts w:ascii="宋体" w:eastAsia="宋体" w:hAnsi="宋体"/>
+        </w:rPr>
+        <w:t>战略级</w:t>
+      </w:r>
+      <w:proofErr w:type="gramEnd"/>
+      <w:r>
+        <w:rPr>
+          <w:rFonts w:ascii="宋体" w:eastAsia="宋体" w:hAnsi="宋体"/>
+        </w:rPr>
+        <w:t>装置。他们计划在合适的时机——比如下一次边境摩擦加剧、屏障压力增大时——以“偶然获得技术突破”、“挽救危局”的姿态，将改良或复制后的“稳定器”献给朝廷，以此换取更大的政治话语权、更多的封地，甚至……动摇目前由激进派与保守派中另一支力量共同主导的边境防御体系的决策权。</w:t>
+      </w:r>
+    </w:p>
+    <w:p>
+      <w:pPr>
+        <w:rPr>
+          <w:rFonts w:ascii="宋体" w:eastAsia="宋体" w:hAnsi="宋体" w:hint="eastAsia"/>
         </w:rPr>
       </w:pPr>
       <w:r>
@@ -9260,7 +11108,7 @@
     <w:p>
       <w:pPr>
         <w:rPr>
-          <w:rFonts w:ascii="宋体" w:eastAsia="宋体" w:hAnsi="宋体"/>
+          <w:rFonts w:ascii="宋体" w:eastAsia="宋体" w:hAnsi="宋体" w:hint="eastAsia"/>
         </w:rPr>
       </w:pPr>
       <w:r>
@@ -9273,7 +11121,7 @@
     <w:p>
       <w:pPr>
         <w:rPr>
-          <w:rFonts w:ascii="宋体" w:eastAsia="宋体" w:hAnsi="宋体"/>
+          <w:rFonts w:ascii="宋体" w:eastAsia="宋体" w:hAnsi="宋体" w:hint="eastAsia"/>
         </w:rPr>
       </w:pPr>
       <w:r>
@@ -9286,7 +11134,7 @@
     <w:p>
       <w:pPr>
         <w:rPr>
-          <w:rFonts w:ascii="宋体" w:eastAsia="宋体" w:hAnsi="宋体"/>
+          <w:rFonts w:ascii="宋体" w:eastAsia="宋体" w:hAnsi="宋体" w:hint="eastAsia"/>
         </w:rPr>
       </w:pPr>
       <w:r>
@@ -9299,7 +11147,7 @@
     <w:p>
       <w:pPr>
         <w:rPr>
-          <w:rFonts w:ascii="宋体" w:eastAsia="宋体" w:hAnsi="宋体"/>
+          <w:rFonts w:ascii="宋体" w:eastAsia="宋体" w:hAnsi="宋体" w:hint="eastAsia"/>
         </w:rPr>
       </w:pPr>
       <w:r>
@@ -9324,7 +11172,7 @@
     <w:p>
       <w:pPr>
         <w:rPr>
-          <w:rFonts w:ascii="宋体" w:eastAsia="宋体" w:hAnsi="宋体"/>
+          <w:rFonts w:ascii="宋体" w:eastAsia="宋体" w:hAnsi="宋体" w:hint="eastAsia"/>
         </w:rPr>
       </w:pPr>
       <w:r>
@@ -9337,7 +11185,7 @@
     <w:p>
       <w:pPr>
         <w:rPr>
-          <w:rFonts w:ascii="宋体" w:eastAsia="宋体" w:hAnsi="宋体"/>
+          <w:rFonts w:ascii="宋体" w:eastAsia="宋体" w:hAnsi="宋体" w:hint="eastAsia"/>
         </w:rPr>
       </w:pPr>
       <w:r>
@@ -9350,7 +11198,7 @@
     <w:p>
       <w:pPr>
         <w:rPr>
-          <w:rFonts w:ascii="宋体" w:eastAsia="宋体" w:hAnsi="宋体"/>
+          <w:rFonts w:ascii="宋体" w:eastAsia="宋体" w:hAnsi="宋体" w:hint="eastAsia"/>
         </w:rPr>
       </w:pPr>
       <w:r>
@@ -9363,7 +11211,7 @@
     <w:p>
       <w:pPr>
         <w:rPr>
-          <w:rFonts w:ascii="宋体" w:eastAsia="宋体" w:hAnsi="宋体"/>
+          <w:rFonts w:ascii="宋体" w:eastAsia="宋体" w:hAnsi="宋体" w:hint="eastAsia"/>
         </w:rPr>
       </w:pPr>
       <w:r>
@@ -9376,7 +11224,7 @@
     <w:p>
       <w:pPr>
         <w:rPr>
-          <w:rFonts w:ascii="宋体" w:eastAsia="宋体" w:hAnsi="宋体"/>
+          <w:rFonts w:ascii="宋体" w:eastAsia="宋体" w:hAnsi="宋体" w:hint="eastAsia"/>
         </w:rPr>
       </w:pPr>
       <w:r>
@@ -9402,7 +11250,7 @@
     <w:p>
       <w:pPr>
         <w:rPr>
-          <w:rFonts w:ascii="宋体" w:eastAsia="宋体" w:hAnsi="宋体"/>
+          <w:rFonts w:ascii="宋体" w:eastAsia="宋体" w:hAnsi="宋体" w:hint="eastAsia"/>
         </w:rPr>
       </w:pPr>
       <w:r>
@@ -9415,7 +11263,7 @@
     <w:p>
       <w:pPr>
         <w:rPr>
-          <w:rFonts w:ascii="宋体" w:eastAsia="宋体" w:hAnsi="宋体"/>
+          <w:rFonts w:ascii="宋体" w:eastAsia="宋体" w:hAnsi="宋体" w:hint="eastAsia"/>
         </w:rPr>
       </w:pPr>
       <w:r>
@@ -9428,20 +11276,34 @@
     <w:p>
       <w:pPr>
         <w:rPr>
-          <w:rFonts w:ascii="宋体" w:eastAsia="宋体" w:hAnsi="宋体"/>
-        </w:rPr>
-      </w:pPr>
-      <w:r>
-        <w:rPr>
-          <w:rFonts w:ascii="宋体" w:eastAsia="宋体" w:hAnsi="宋体"/>
-        </w:rPr>
-        <w:t>房间里陷入了沉默。窗外传来飞行船起降的隐约声响，那是晨岛日常的喧嚣，与室内的沉重气氛格格不入。</w:t>
-      </w:r>
-    </w:p>
-    <w:p>
-      <w:pPr>
-        <w:rPr>
-          <w:rFonts w:ascii="宋体" w:eastAsia="宋体" w:hAnsi="宋体"/>
+          <w:rFonts w:ascii="宋体" w:eastAsia="宋体" w:hAnsi="宋体" w:hint="eastAsia"/>
+        </w:rPr>
+      </w:pPr>
+      <w:r>
+        <w:rPr>
+          <w:rFonts w:ascii="宋体" w:eastAsia="宋体" w:hAnsi="宋体"/>
+        </w:rPr>
+        <w:t>房间里陷入了沉默。窗外传来飞行船起降的隐约声响，那</w:t>
+      </w:r>
+      <w:proofErr w:type="gramStart"/>
+      <w:r>
+        <w:rPr>
+          <w:rFonts w:ascii="宋体" w:eastAsia="宋体" w:hAnsi="宋体"/>
+        </w:rPr>
+        <w:t>是晨岛日常</w:t>
+      </w:r>
+      <w:proofErr w:type="gramEnd"/>
+      <w:r>
+        <w:rPr>
+          <w:rFonts w:ascii="宋体" w:eastAsia="宋体" w:hAnsi="宋体"/>
+        </w:rPr>
+        <w:t>的喧嚣，与室内的沉重气氛格格不入。</w:t>
+      </w:r>
+    </w:p>
+    <w:p>
+      <w:pPr>
+        <w:rPr>
+          <w:rFonts w:ascii="宋体" w:eastAsia="宋体" w:hAnsi="宋体" w:hint="eastAsia"/>
         </w:rPr>
       </w:pPr>
       <w:r>
@@ -9454,33 +11316,61 @@
     <w:p>
       <w:pPr>
         <w:rPr>
-          <w:rFonts w:ascii="宋体" w:eastAsia="宋体" w:hAnsi="宋体"/>
-        </w:rPr>
-      </w:pPr>
-      <w:r>
-        <w:rPr>
-          <w:rFonts w:ascii="宋体" w:eastAsia="宋体" w:hAnsi="宋体"/>
-        </w:rPr>
-        <w:t>长老愣了一下，随即反应过来，脸上重新露出笑容：“哦对，看我这记性。”他转身从内室取出两个沉甸甸的、绣着军情处特殊纹章的布袋，放在桌上，发出悦耳的金属碰撞声。“按最高规格的机密任务结算，共计二十万光币。此外，”他又拿出两个小巧的徽章，非金非铁，触手温润，上面刻着交织的羽翼与盾牌图案，“这是军情处的‘潜影’徽记。不记录在公开档案，但持有者在全国各处的官方及部分半官方机构，都能获得一定程度的便利和信任。算是……对你们此次贡献的额外感谢。”</w:t>
-      </w:r>
-    </w:p>
-    <w:p>
-      <w:pPr>
-        <w:rPr>
-          <w:rFonts w:ascii="宋体" w:eastAsia="宋体" w:hAnsi="宋体"/>
-        </w:rPr>
-      </w:pPr>
-      <w:r>
-        <w:rPr>
-          <w:rFonts w:ascii="宋体" w:eastAsia="宋体" w:hAnsi="宋体"/>
-        </w:rPr>
-        <w:t>艾米尔看着那枚徽章，没有立刻去拿。二十万光币是一笔巨款，足以让他们接下来的旅程从容许多。这枚徽章更是无形的护身符。但此刻，她心中却没有太多喜悦。</w:t>
-      </w:r>
-    </w:p>
-    <w:p>
-      <w:pPr>
-        <w:rPr>
-          <w:rFonts w:ascii="宋体" w:eastAsia="宋体" w:hAnsi="宋体"/>
+          <w:rFonts w:ascii="宋体" w:eastAsia="宋体" w:hAnsi="宋体" w:hint="eastAsia"/>
+        </w:rPr>
+      </w:pPr>
+      <w:r>
+        <w:rPr>
+          <w:rFonts w:ascii="宋体" w:eastAsia="宋体" w:hAnsi="宋体"/>
+        </w:rPr>
+        <w:t>长老愣了一下，随即反应过来，脸上重新露出笑容：“哦对，看我这记性。”他转身从内室取出两个沉甸甸的、绣着军情</w:t>
+      </w:r>
+      <w:proofErr w:type="gramStart"/>
+      <w:r>
+        <w:rPr>
+          <w:rFonts w:ascii="宋体" w:eastAsia="宋体" w:hAnsi="宋体"/>
+        </w:rPr>
+        <w:t>处特殊纹</w:t>
+      </w:r>
+      <w:proofErr w:type="gramEnd"/>
+      <w:r>
+        <w:rPr>
+          <w:rFonts w:ascii="宋体" w:eastAsia="宋体" w:hAnsi="宋体"/>
+        </w:rPr>
+        <w:t>章的布袋，放在桌上，发出悦耳的金属碰撞声。“按最高规格的机密任务结算，共计二十万光币。此外，”他又拿出两个小巧的徽章，非金非铁，触手温润，上面刻着交织的羽翼与盾牌图案，“这是军情处的‘潜影’徽记。不记录在公开档案，但持有者在全国各处的官方及部分半官方机构，都能获得一定程度的便利和信任。算是……对你们此次贡献的额外感谢。”</w:t>
+      </w:r>
+    </w:p>
+    <w:p>
+      <w:pPr>
+        <w:rPr>
+          <w:rFonts w:ascii="宋体" w:eastAsia="宋体" w:hAnsi="宋体" w:hint="eastAsia"/>
+        </w:rPr>
+      </w:pPr>
+      <w:r>
+        <w:rPr>
+          <w:rFonts w:ascii="宋体" w:eastAsia="宋体" w:hAnsi="宋体"/>
+        </w:rPr>
+        <w:t>艾米尔看着那枚徽章，没有立刻去拿。</w:t>
+      </w:r>
+      <w:proofErr w:type="gramStart"/>
+      <w:r>
+        <w:rPr>
+          <w:rFonts w:ascii="宋体" w:eastAsia="宋体" w:hAnsi="宋体"/>
+        </w:rPr>
+        <w:t>二十万光币是</w:t>
+      </w:r>
+      <w:proofErr w:type="gramEnd"/>
+      <w:r>
+        <w:rPr>
+          <w:rFonts w:ascii="宋体" w:eastAsia="宋体" w:hAnsi="宋体"/>
+        </w:rPr>
+        <w:t>一笔巨款，足以让他们接下来的旅程从容许多。这枚徽章更是无形的护身符。但此刻，她心中却没有太多喜悦。</w:t>
+      </w:r>
+    </w:p>
+    <w:p>
+      <w:pPr>
+        <w:rPr>
+          <w:rFonts w:ascii="宋体" w:eastAsia="宋体" w:hAnsi="宋体" w:hint="eastAsia"/>
         </w:rPr>
       </w:pPr>
       <w:r>
@@ -9493,7 +11383,7 @@
     <w:p>
       <w:pPr>
         <w:rPr>
-          <w:rFonts w:ascii="宋体" w:eastAsia="宋体" w:hAnsi="宋体"/>
+          <w:rFonts w:ascii="宋体" w:eastAsia="宋体" w:hAnsi="宋体" w:hint="eastAsia"/>
         </w:rPr>
       </w:pPr>
       <w:r>
@@ -9506,7 +11396,7 @@
     <w:p>
       <w:pPr>
         <w:rPr>
-          <w:rFonts w:ascii="宋体" w:eastAsia="宋体" w:hAnsi="宋体"/>
+          <w:rFonts w:ascii="宋体" w:eastAsia="宋体" w:hAnsi="宋体" w:hint="eastAsia"/>
         </w:rPr>
       </w:pPr>
       <w:r>
@@ -9519,20 +11409,34 @@
     <w:p>
       <w:pPr>
         <w:rPr>
-          <w:rFonts w:ascii="宋体" w:eastAsia="宋体" w:hAnsi="宋体"/>
-        </w:rPr>
-      </w:pPr>
-      <w:r>
-        <w:rPr>
-          <w:rFonts w:ascii="宋体" w:eastAsia="宋体" w:hAnsi="宋体"/>
-        </w:rPr>
-        <w:t>离开长老的居所，两人漫步在晨岛洁净的石板路上。天空澄澈如洗，巨大的试炼山峰在阳光下泛着金色光芒，时有背着崭新斗篷的年轻光之子欢笑着从他们身边跑过，奔向自由的天空。</w:t>
-      </w:r>
-    </w:p>
-    <w:p>
-      <w:pPr>
-        <w:rPr>
-          <w:rFonts w:ascii="宋体" w:eastAsia="宋体" w:hAnsi="宋体"/>
+          <w:rFonts w:ascii="宋体" w:eastAsia="宋体" w:hAnsi="宋体" w:hint="eastAsia"/>
+        </w:rPr>
+      </w:pPr>
+      <w:r>
+        <w:rPr>
+          <w:rFonts w:ascii="宋体" w:eastAsia="宋体" w:hAnsi="宋体"/>
+        </w:rPr>
+        <w:t>离开长老的居所，两人漫步</w:t>
+      </w:r>
+      <w:proofErr w:type="gramStart"/>
+      <w:r>
+        <w:rPr>
+          <w:rFonts w:ascii="宋体" w:eastAsia="宋体" w:hAnsi="宋体"/>
+        </w:rPr>
+        <w:t>在晨岛洁净</w:t>
+      </w:r>
+      <w:proofErr w:type="gramEnd"/>
+      <w:r>
+        <w:rPr>
+          <w:rFonts w:ascii="宋体" w:eastAsia="宋体" w:hAnsi="宋体"/>
+        </w:rPr>
+        <w:t>的石板路上。天空澄澈如洗，巨大的试炼山峰在阳光下泛着金色光芒，时有背着崭新斗篷的年轻光之子欢笑着从他们身边跑过，奔向自由的天空。</w:t>
+      </w:r>
+    </w:p>
+    <w:p>
+      <w:pPr>
+        <w:rPr>
+          <w:rFonts w:ascii="宋体" w:eastAsia="宋体" w:hAnsi="宋体" w:hint="eastAsia"/>
         </w:rPr>
       </w:pPr>
       <w:r>
@@ -9545,7 +11449,7 @@
     <w:p>
       <w:pPr>
         <w:rPr>
-          <w:rFonts w:ascii="宋体" w:eastAsia="宋体" w:hAnsi="宋体"/>
+          <w:rFonts w:ascii="宋体" w:eastAsia="宋体" w:hAnsi="宋体" w:hint="eastAsia"/>
         </w:rPr>
       </w:pPr>
       <w:r>
@@ -9558,7 +11462,7 @@
     <w:p>
       <w:pPr>
         <w:rPr>
-          <w:rFonts w:ascii="宋体" w:eastAsia="宋体" w:hAnsi="宋体"/>
+          <w:rFonts w:ascii="宋体" w:eastAsia="宋体" w:hAnsi="宋体" w:hint="eastAsia"/>
         </w:rPr>
       </w:pPr>
       <w:r>
@@ -9566,13 +11470,27 @@
           <w:rFonts w:ascii="宋体" w:eastAsia="宋体" w:hAnsi="宋体"/>
         </w:rPr>
         <w:lastRenderedPageBreak/>
-        <w:t>艾米尔没有立刻回答。她停下脚步，望向远处天际线上隐约可见的、更高耸巍峨的建筑群轮廓——那是禁阁的方向。阿妈的遗愿，父皇母后的期盼，姐姐留下的谜团，还有这一路走来所见的苦难与不公……所有的一切，最终都指向那里。</w:t>
-      </w:r>
-    </w:p>
-    <w:p>
-      <w:pPr>
-        <w:rPr>
-          <w:rFonts w:ascii="宋体" w:eastAsia="宋体" w:hAnsi="宋体"/>
+        <w:t>艾米尔没有立刻回答。她停下脚步，望向远处天际线上隐约可见的、更高耸巍峨的建筑群轮廓——那</w:t>
+      </w:r>
+      <w:proofErr w:type="gramStart"/>
+      <w:r>
+        <w:rPr>
+          <w:rFonts w:ascii="宋体" w:eastAsia="宋体" w:hAnsi="宋体"/>
+        </w:rPr>
+        <w:t>是禁阁的</w:t>
+      </w:r>
+      <w:proofErr w:type="gramEnd"/>
+      <w:r>
+        <w:rPr>
+          <w:rFonts w:ascii="宋体" w:eastAsia="宋体" w:hAnsi="宋体"/>
+        </w:rPr>
+        <w:t>方向。阿妈的遗愿，父皇母后的期盼，姐姐留下的谜团，还有这一路走来所见的苦难与不公……所有的一切，最终都指向那里。</w:t>
+      </w:r>
+    </w:p>
+    <w:p>
+      <w:pPr>
+        <w:rPr>
+          <w:rFonts w:ascii="宋体" w:eastAsia="宋体" w:hAnsi="宋体" w:hint="eastAsia"/>
         </w:rPr>
       </w:pPr>
       <w:r>
@@ -9597,7 +11515,7 @@
     <w:p>
       <w:pPr>
         <w:rPr>
-          <w:rFonts w:ascii="宋体" w:eastAsia="宋体" w:hAnsi="宋体"/>
+          <w:rFonts w:ascii="宋体" w:eastAsia="宋体" w:hAnsi="宋体" w:hint="eastAsia"/>
         </w:rPr>
       </w:pPr>
       <w:r>
@@ -9610,7 +11528,7 @@
     <w:p>
       <w:pPr>
         <w:rPr>
-          <w:rFonts w:ascii="宋体" w:eastAsia="宋体" w:hAnsi="宋体"/>
+          <w:rFonts w:ascii="宋体" w:eastAsia="宋体" w:hAnsi="宋体" w:hint="eastAsia"/>
         </w:rPr>
       </w:pPr>
       <w:r>
@@ -9623,7 +11541,7 @@
     <w:p>
       <w:pPr>
         <w:rPr>
-          <w:rFonts w:ascii="宋体" w:eastAsia="宋体" w:hAnsi="宋体"/>
+          <w:rFonts w:ascii="宋体" w:eastAsia="宋体" w:hAnsi="宋体" w:hint="eastAsia"/>
         </w:rPr>
       </w:pPr>
       <w:r>
@@ -9636,7 +11554,7 @@
     <w:p>
       <w:pPr>
         <w:rPr>
-          <w:rFonts w:ascii="宋体" w:eastAsia="宋体" w:hAnsi="宋体"/>
+          <w:rFonts w:ascii="宋体" w:eastAsia="宋体" w:hAnsi="宋体" w:hint="eastAsia"/>
         </w:rPr>
       </w:pPr>
       <w:r>
@@ -9649,20 +11567,82 @@
     <w:p>
       <w:pPr>
         <w:rPr>
-          <w:rFonts w:ascii="宋体" w:eastAsia="宋体" w:hAnsi="宋体"/>
-        </w:rPr>
-      </w:pPr>
-      <w:r>
-        <w:rPr>
-          <w:rFonts w:ascii="宋体" w:eastAsia="宋体" w:hAnsi="宋体"/>
-        </w:rPr>
-        <w:t>那是一块折叠得整整齐齐的织物。他将其展开——是一方深蓝色的披肩，边缘以银线绣着简约的星辰与流云纹样，料子厚实柔软，在阳光下泛着细腻的光泽。最特别的是，披肩内侧靠近肩膀的位置，巧妙地嵌着一小块不起眼的、带着天然孔洞的灰色石头，石头被银丝缠绕固定。</w:t>
-      </w:r>
-    </w:p>
-    <w:p>
-      <w:pPr>
-        <w:rPr>
-          <w:rFonts w:ascii="宋体" w:eastAsia="宋体" w:hAnsi="宋体"/>
+          <w:rFonts w:ascii="宋体" w:eastAsia="宋体" w:hAnsi="宋体" w:hint="eastAsia"/>
+        </w:rPr>
+      </w:pPr>
+      <w:r>
+        <w:rPr>
+          <w:rFonts w:ascii="宋体" w:eastAsia="宋体" w:hAnsi="宋体"/>
+        </w:rPr>
+        <w:t>那是一块折叠得整整齐齐的织物。他将其展开——是一方</w:t>
+      </w:r>
+      <w:r>
+        <w:rPr>
+          <w:rFonts w:ascii="宋体" w:eastAsia="宋体" w:hAnsi="宋体" w:hint="eastAsia"/>
+        </w:rPr>
+        <w:t>土黄色渐变</w:t>
+      </w:r>
+      <w:r>
+        <w:rPr>
+          <w:rFonts w:ascii="宋体" w:eastAsia="宋体" w:hAnsi="宋体"/>
+        </w:rPr>
+        <w:t>的披肩</w:t>
+      </w:r>
+      <w:r>
+        <w:rPr>
+          <w:rFonts w:ascii="宋体" w:eastAsia="宋体" w:hAnsi="宋体" w:hint="eastAsia"/>
+        </w:rPr>
+        <w:t>，正是墓土的颜色</w:t>
+      </w:r>
+      <w:r>
+        <w:rPr>
+          <w:rFonts w:ascii="宋体" w:eastAsia="宋体" w:hAnsi="宋体"/>
+        </w:rPr>
+        <w:t>，边缘以</w:t>
+      </w:r>
+      <w:r>
+        <w:rPr>
+          <w:rFonts w:ascii="宋体" w:eastAsia="宋体" w:hAnsi="宋体" w:hint="eastAsia"/>
+        </w:rPr>
+        <w:t>金</w:t>
+      </w:r>
+      <w:r>
+        <w:rPr>
+          <w:rFonts w:ascii="宋体" w:eastAsia="宋体" w:hAnsi="宋体"/>
+        </w:rPr>
+        <w:t>线绣着简约的星辰纹样，</w:t>
+      </w:r>
+      <w:r>
+        <w:rPr>
+          <w:rFonts w:ascii="宋体" w:eastAsia="宋体" w:hAnsi="宋体" w:hint="eastAsia"/>
+        </w:rPr>
+        <w:t>还</w:t>
+      </w:r>
+      <w:proofErr w:type="gramStart"/>
+      <w:r>
+        <w:rPr>
+          <w:rFonts w:ascii="宋体" w:eastAsia="宋体" w:hAnsi="宋体" w:hint="eastAsia"/>
+        </w:rPr>
+        <w:t>坠着</w:t>
+      </w:r>
+      <w:proofErr w:type="gramEnd"/>
+      <w:r>
+        <w:rPr>
+          <w:rFonts w:ascii="宋体" w:eastAsia="宋体" w:hAnsi="宋体" w:hint="eastAsia"/>
+        </w:rPr>
+        <w:t>流苏。</w:t>
+      </w:r>
+      <w:r>
+        <w:rPr>
+          <w:rFonts w:ascii="宋体" w:eastAsia="宋体" w:hAnsi="宋体"/>
+        </w:rPr>
+        <w:t>料子厚实柔软，在阳光下泛着细腻的光泽。</w:t>
+      </w:r>
+    </w:p>
+    <w:p>
+      <w:pPr>
+        <w:rPr>
+          <w:rFonts w:ascii="宋体" w:eastAsia="宋体" w:hAnsi="宋体" w:hint="eastAsia"/>
         </w:rPr>
       </w:pPr>
       <w:r>
@@ -9675,20 +11655,44 @@
     <w:p>
       <w:pPr>
         <w:rPr>
-          <w:rFonts w:ascii="宋体" w:eastAsia="宋体" w:hAnsi="宋体"/>
-        </w:rPr>
-      </w:pPr>
-      <w:r>
-        <w:rPr>
-          <w:rFonts w:ascii="宋体" w:eastAsia="宋体" w:hAnsi="宋体"/>
-        </w:rPr>
-        <w:t>“背云。”列何卫言简意赅，耳根却微微泛红，“……你不是说要‘最漂亮、最闪的那种’吗？我托长老找人定做的。这种石头，”他指了指那块灰色石头，“是晨岛特产的空浮石芯，比一般的背云石更稳定，承载力也强一些。银线绣纹里掺了微量的光能导丝，在暗处会自己发出很淡的光，不算太闪，但……应该比灰扑扑的好看。”</w:t>
-      </w:r>
-    </w:p>
-    <w:p>
-      <w:pPr>
-        <w:rPr>
-          <w:rFonts w:ascii="宋体" w:eastAsia="宋体" w:hAnsi="宋体"/>
+          <w:rFonts w:ascii="宋体" w:eastAsia="宋体" w:hAnsi="宋体" w:hint="eastAsia"/>
+        </w:rPr>
+      </w:pPr>
+      <w:r>
+        <w:rPr>
+          <w:rFonts w:ascii="宋体" w:eastAsia="宋体" w:hAnsi="宋体"/>
+        </w:rPr>
+        <w:t>“</w:t>
+      </w:r>
+      <w:r>
+        <w:rPr>
+          <w:rFonts w:ascii="宋体" w:eastAsia="宋体" w:hAnsi="宋体" w:hint="eastAsia"/>
+        </w:rPr>
+        <w:t>你的斗篷</w:t>
+      </w:r>
+      <w:r>
+        <w:rPr>
+          <w:rFonts w:ascii="宋体" w:eastAsia="宋体" w:hAnsi="宋体"/>
+        </w:rPr>
+        <w:t>。”列何卫言简意赅，耳根却微微泛红，“……你不是说要‘最漂亮的那种’吗？我托长老找人定做的。”他指了指那</w:t>
+      </w:r>
+      <w:r>
+        <w:rPr>
+          <w:rFonts w:ascii="宋体" w:eastAsia="宋体" w:hAnsi="宋体" w:hint="eastAsia"/>
+        </w:rPr>
+        <w:t>个斗篷</w:t>
+      </w:r>
+      <w:r>
+        <w:rPr>
+          <w:rFonts w:ascii="宋体" w:eastAsia="宋体" w:hAnsi="宋体"/>
+        </w:rPr>
+        <w:t>，“是银线绣纹里掺了微量的光能导丝，在暗处会自己发出很淡的光，不算太闪，但……应该比灰扑扑的好看。”</w:t>
+      </w:r>
+    </w:p>
+    <w:p>
+      <w:pPr>
+        <w:rPr>
+          <w:rFonts w:ascii="宋体" w:eastAsia="宋体" w:hAnsi="宋体" w:hint="eastAsia"/>
         </w:rPr>
       </w:pPr>
       <w:r>
@@ -9701,20 +11705,34 @@
     <w:p>
       <w:pPr>
         <w:rPr>
-          <w:rFonts w:ascii="宋体" w:eastAsia="宋体" w:hAnsi="宋体"/>
-        </w:rPr>
-      </w:pPr>
-      <w:r>
-        <w:rPr>
-          <w:rFonts w:ascii="宋体" w:eastAsia="宋体" w:hAnsi="宋体"/>
-        </w:rPr>
-        <w:t>艾米尔愣住了。她看着列何卫看似镇定实则透着紧张的侧脸，看着那个被他小心翼翼收好的小包，心中那片因为政治黑暗而冰冷坚硬的角落，仿佛被一股温热的泉水缓缓浸透、融化。</w:t>
-      </w:r>
-    </w:p>
-    <w:p>
-      <w:pPr>
-        <w:rPr>
-          <w:rFonts w:ascii="宋体" w:eastAsia="宋体" w:hAnsi="宋体"/>
+          <w:rFonts w:ascii="宋体" w:eastAsia="宋体" w:hAnsi="宋体" w:hint="eastAsia"/>
+        </w:rPr>
+      </w:pPr>
+      <w:r>
+        <w:rPr>
+          <w:rFonts w:ascii="宋体" w:eastAsia="宋体" w:hAnsi="宋体"/>
+        </w:rPr>
+        <w:t>艾米尔愣住了。她看着列何卫看似镇定实则透着紧张的侧脸，看着那个被他小心翼翼</w:t>
+      </w:r>
+      <w:proofErr w:type="gramStart"/>
+      <w:r>
+        <w:rPr>
+          <w:rFonts w:ascii="宋体" w:eastAsia="宋体" w:hAnsi="宋体"/>
+        </w:rPr>
+        <w:t>收好的</w:t>
+      </w:r>
+      <w:proofErr w:type="gramEnd"/>
+      <w:r>
+        <w:rPr>
+          <w:rFonts w:ascii="宋体" w:eastAsia="宋体" w:hAnsi="宋体"/>
+        </w:rPr>
+        <w:t>小包，心中那片因为政治黑暗而冰冷坚硬的角落，仿佛被一股温热的泉水缓缓浸透、融化。</w:t>
+      </w:r>
+    </w:p>
+    <w:p>
+      <w:pPr>
+        <w:rPr>
+          <w:rFonts w:ascii="宋体" w:eastAsia="宋体" w:hAnsi="宋体" w:hint="eastAsia"/>
         </w:rPr>
       </w:pPr>
       <w:r>
@@ -9727,7 +11745,7 @@
     <w:p>
       <w:pPr>
         <w:rPr>
-          <w:rFonts w:ascii="宋体" w:eastAsia="宋体" w:hAnsi="宋体"/>
+          <w:rFonts w:ascii="宋体" w:eastAsia="宋体" w:hAnsi="宋体" w:hint="eastAsia"/>
         </w:rPr>
       </w:pPr>
       <w:r>
@@ -9740,53 +11758,61 @@
     <w:p>
       <w:pPr>
         <w:rPr>
-          <w:rFonts w:ascii="宋体" w:eastAsia="宋体" w:hAnsi="宋体"/>
-        </w:rPr>
-      </w:pPr>
-      <w:r>
-        <w:rPr>
-          <w:rFonts w:ascii="宋体" w:eastAsia="宋体" w:hAnsi="宋体"/>
-        </w:rPr>
-        <w:t>“……笨蛋。”艾米尔低下头，小声嘟囔了一句，嘴角却不自觉地向上弯起。这次，</w:t>
-      </w:r>
+          <w:rFonts w:ascii="宋体" w:eastAsia="宋体" w:hAnsi="宋体" w:hint="eastAsia"/>
+        </w:rPr>
+      </w:pPr>
+      <w:r>
+        <w:rPr>
+          <w:rFonts w:ascii="宋体" w:eastAsia="宋体" w:hAnsi="宋体"/>
+        </w:rPr>
+        <w:t>“……笨蛋</w:t>
+      </w:r>
+      <w:proofErr w:type="gramStart"/>
+      <w:r>
+        <w:rPr>
+          <w:rFonts w:ascii="宋体" w:eastAsia="宋体" w:hAnsi="宋体"/>
+        </w:rPr>
+        <w:t>。”艾米尔低下头</w:t>
+      </w:r>
+      <w:proofErr w:type="gramEnd"/>
+      <w:r>
+        <w:rPr>
+          <w:rFonts w:ascii="宋体" w:eastAsia="宋体" w:hAnsi="宋体"/>
+        </w:rPr>
+        <w:t>，小声嘟囔了一句，嘴角却不自觉地向上弯起。这次，这个词里没有了以往的骄纵或不满，只有一种暖洋洋的、让她脸颊微热的柔软情绪。</w:t>
+      </w:r>
+    </w:p>
+    <w:p>
+      <w:pPr>
+        <w:rPr>
+          <w:rFonts w:ascii="宋体" w:eastAsia="宋体" w:hAnsi="宋体" w:hint="eastAsia"/>
+        </w:rPr>
+      </w:pPr>
+      <w:r>
+        <w:rPr>
+          <w:rFonts w:ascii="宋体" w:eastAsia="宋体" w:hAnsi="宋体"/>
+        </w:rPr>
+        <w:t>“嗯。”列何卫应了一声，这次，他的嘴角似乎也极轻微地勾了一下。</w:t>
+      </w:r>
+    </w:p>
+    <w:p>
+      <w:pPr>
+        <w:rPr>
+          <w:rFonts w:ascii="宋体" w:eastAsia="宋体" w:hAnsi="宋体" w:hint="eastAsia"/>
+        </w:rPr>
+      </w:pPr>
       <w:r>
         <w:rPr>
           <w:rFonts w:ascii="宋体" w:eastAsia="宋体" w:hAnsi="宋体"/>
         </w:rPr>
         <w:lastRenderedPageBreak/>
-        <w:t>这个词里没有了以往的骄纵或不满，只有一种暖洋洋的、让她脸颊微热的柔软情绪。</w:t>
-      </w:r>
-    </w:p>
-    <w:p>
-      <w:pPr>
-        <w:rPr>
-          <w:rFonts w:ascii="宋体" w:eastAsia="宋体" w:hAnsi="宋体"/>
-        </w:rPr>
-      </w:pPr>
-      <w:r>
-        <w:rPr>
-          <w:rFonts w:ascii="宋体" w:eastAsia="宋体" w:hAnsi="宋体"/>
-        </w:rPr>
-        <w:t>“嗯。”列何卫应了一声，这次，他的嘴角似乎也极轻微地勾了一下。</w:t>
-      </w:r>
-    </w:p>
-    <w:p>
-      <w:pPr>
-        <w:rPr>
-          <w:rFonts w:ascii="宋体" w:eastAsia="宋体" w:hAnsi="宋体"/>
-        </w:rPr>
-      </w:pPr>
-      <w:r>
-        <w:rPr>
-          <w:rFonts w:ascii="宋体" w:eastAsia="宋体" w:hAnsi="宋体"/>
-        </w:rPr>
         <w:t>“那……本殿下就勉为其难地收下了！”艾米尔抬起头，努力让自己的语气听起来像平时一样理直气壮，但发亮的眼睛和微红的脸颊出卖了她，“等到了安全的地方，我要第一个试飞！”</w:t>
       </w:r>
     </w:p>
     <w:p>
       <w:pPr>
         <w:rPr>
-          <w:rFonts w:ascii="宋体" w:eastAsia="宋体" w:hAnsi="宋体"/>
+          <w:rFonts w:ascii="宋体" w:eastAsia="宋体" w:hAnsi="宋体" w:hint="eastAsia"/>
         </w:rPr>
       </w:pPr>
       <w:r>
@@ -9799,7 +11825,7 @@
     <w:p>
       <w:pPr>
         <w:rPr>
-          <w:rFonts w:ascii="宋体" w:eastAsia="宋体" w:hAnsi="宋体"/>
+          <w:rFonts w:ascii="宋体" w:eastAsia="宋体" w:hAnsi="宋体" w:hint="eastAsia"/>
         </w:rPr>
       </w:pPr>
       <w:r>
@@ -9812,20 +11838,34 @@
     <w:p>
       <w:pPr>
         <w:rPr>
-          <w:rFonts w:ascii="宋体" w:eastAsia="宋体" w:hAnsi="宋体"/>
-        </w:rPr>
-      </w:pPr>
-      <w:r>
-        <w:rPr>
-          <w:rFonts w:ascii="宋体" w:eastAsia="宋体" w:hAnsi="宋体"/>
-        </w:rPr>
-        <w:t>前路依然布满迷雾，禁阁之中等待他们的或许是更大的风暴。但至少在这一刻，他们都不是独自一人。</w:t>
-      </w:r>
-    </w:p>
-    <w:p>
-      <w:pPr>
-        <w:rPr>
-          <w:rFonts w:ascii="宋体" w:eastAsia="宋体" w:hAnsi="宋体"/>
+          <w:rFonts w:ascii="宋体" w:eastAsia="宋体" w:hAnsi="宋体" w:hint="eastAsia"/>
+        </w:rPr>
+      </w:pPr>
+      <w:r>
+        <w:rPr>
+          <w:rFonts w:ascii="宋体" w:eastAsia="宋体" w:hAnsi="宋体"/>
+        </w:rPr>
+        <w:t>前路依然布满迷雾，</w:t>
+      </w:r>
+      <w:proofErr w:type="gramStart"/>
+      <w:r>
+        <w:rPr>
+          <w:rFonts w:ascii="宋体" w:eastAsia="宋体" w:hAnsi="宋体"/>
+        </w:rPr>
+        <w:t>禁阁之中</w:t>
+      </w:r>
+      <w:proofErr w:type="gramEnd"/>
+      <w:r>
+        <w:rPr>
+          <w:rFonts w:ascii="宋体" w:eastAsia="宋体" w:hAnsi="宋体"/>
+        </w:rPr>
+        <w:t>等待他们的或许是更大的风暴。但至少在这一刻，他们都不是独自一人。</w:t>
+      </w:r>
+    </w:p>
+    <w:p>
+      <w:pPr>
+        <w:rPr>
+          <w:rFonts w:ascii="宋体" w:eastAsia="宋体" w:hAnsi="宋体" w:hint="eastAsia"/>
         </w:rPr>
       </w:pPr>
       <w:r>
@@ -9869,45 +11909,48 @@
           <w:rFonts w:hint="eastAsia"/>
         </w:rPr>
       </w:pPr>
-      <w:bookmarkStart w:id="12" w:name="_Toc218801462"/>
+      <w:bookmarkStart w:id="12" w:name="_Toc220079452"/>
       <w:r>
         <w:rPr>
           <w:rFonts w:hint="eastAsia"/>
         </w:rPr>
         <w:lastRenderedPageBreak/>
-        <w:t>1</w:t>
+        <w:t>12.</w:t>
       </w:r>
       <w:r>
         <w:rPr>
           <w:rFonts w:hint="eastAsia"/>
         </w:rPr>
-        <w:t>2</w:t>
-      </w:r>
-      <w:r>
-        <w:rPr>
-          <w:rFonts w:hint="eastAsia"/>
-        </w:rPr>
-        <w:t>.</w:t>
+        <w:t>靠近边境</w:t>
       </w:r>
       <w:bookmarkEnd w:id="12"/>
-      <w:r>
-        <w:rPr>
-          <w:rFonts w:hint="eastAsia"/>
-        </w:rPr>
-        <w:t>靠近边境</w:t>
-      </w:r>
-    </w:p>
-    <w:p>
-      <w:pPr>
-        <w:rPr>
-          <w:rFonts w:ascii="宋体" w:eastAsia="宋体" w:hAnsi="宋体"/>
-        </w:rPr>
-      </w:pPr>
-      <w:r>
-        <w:rPr>
-          <w:rFonts w:ascii="宋体" w:eastAsia="宋体" w:hAnsi="宋体"/>
-        </w:rPr>
-        <w:t>离开晨岛后，艾米尔和列何卫并未直接飞向</w:t>
+    </w:p>
+    <w:p>
+      <w:pPr>
+        <w:rPr>
+          <w:rFonts w:ascii="宋体" w:eastAsia="宋体" w:hAnsi="宋体" w:hint="eastAsia"/>
+        </w:rPr>
+      </w:pPr>
+      <w:proofErr w:type="gramStart"/>
+      <w:r>
+        <w:rPr>
+          <w:rFonts w:ascii="宋体" w:eastAsia="宋体" w:hAnsi="宋体"/>
+        </w:rPr>
+        <w:t>离开晨岛后</w:t>
+      </w:r>
+      <w:proofErr w:type="gramEnd"/>
+      <w:r>
+        <w:rPr>
+          <w:rFonts w:ascii="宋体" w:eastAsia="宋体" w:hAnsi="宋体"/>
+        </w:rPr>
+        <w:t>，艾米尔和列何卫并未直接飞</w:t>
+      </w:r>
+      <w:proofErr w:type="gramStart"/>
+      <w:r>
+        <w:rPr>
+          <w:rFonts w:ascii="宋体" w:eastAsia="宋体" w:hAnsi="宋体"/>
+        </w:rPr>
+        <w:t>向</w:t>
       </w:r>
       <w:r>
         <w:rPr>
@@ -9915,6 +11958,7 @@
         </w:rPr>
         <w:t>禁阁</w:t>
       </w:r>
+      <w:proofErr w:type="gramEnd"/>
       <w:r>
         <w:rPr>
           <w:rFonts w:ascii="宋体" w:eastAsia="宋体" w:hAnsi="宋体"/>
@@ -9925,7 +11969,7 @@
     <w:p>
       <w:pPr>
         <w:rPr>
-          <w:rFonts w:ascii="宋体" w:eastAsia="宋体" w:hAnsi="宋体"/>
+          <w:rFonts w:ascii="宋体" w:eastAsia="宋体" w:hAnsi="宋体" w:hint="eastAsia"/>
         </w:rPr>
       </w:pPr>
       <w:r>
@@ -9938,7 +11982,7 @@
     <w:p>
       <w:pPr>
         <w:rPr>
-          <w:rFonts w:ascii="宋体" w:eastAsia="宋体" w:hAnsi="宋体"/>
+          <w:rFonts w:ascii="宋体" w:eastAsia="宋体" w:hAnsi="宋体" w:hint="eastAsia"/>
         </w:rPr>
       </w:pPr>
       <w:r>
@@ -9951,46 +11995,84 @@
     <w:p>
       <w:pPr>
         <w:rPr>
-          <w:rFonts w:ascii="宋体" w:eastAsia="宋体" w:hAnsi="宋体"/>
-        </w:rPr>
-      </w:pPr>
-      <w:r>
-        <w:rPr>
-          <w:rFonts w:ascii="宋体" w:eastAsia="宋体" w:hAnsi="宋体"/>
-        </w:rPr>
-        <w:t>“缓冲地带。”列何卫纠正道，目光警惕地扫视着四周起伏的、色调灰暗的丘陵，“没有明确界碑，但两边巡逻队都不会轻易越线。这里的能量场很混乱，光暗交织，容易滋生……不干净的东西，也容易让人迷失方向。”</w:t>
-      </w:r>
-    </w:p>
-    <w:p>
-      <w:pPr>
-        <w:rPr>
-          <w:rFonts w:ascii="宋体" w:eastAsia="宋体" w:hAnsi="宋体"/>
-        </w:rPr>
-      </w:pPr>
-      <w:r>
-        <w:rPr>
-          <w:rFonts w:ascii="宋体" w:eastAsia="宋体" w:hAnsi="宋体"/>
-        </w:rPr>
-        <w:t>他们遇到的第一批“当地人”，是在一个几乎干涸的河床旁扎营的流民。十几个人，衣衫褴褛，面黄肌瘦，围着一小堆用枯枝和诡异黑色硬壳植物点燃的、冒着呛人青烟的篝火。看到全副武装的列何卫和衣着虽沾尘但料子显然不凡的艾米尔，他们立刻瑟缩起来，眼神里充满恐惧和戒备，像一群受惊的鸟。</w:t>
-      </w:r>
-    </w:p>
-    <w:p>
-      <w:pPr>
-        <w:rPr>
-          <w:rFonts w:ascii="宋体" w:eastAsia="宋体" w:hAnsi="宋体"/>
-        </w:rPr>
-      </w:pPr>
-      <w:r>
-        <w:rPr>
-          <w:rFonts w:ascii="宋体" w:eastAsia="宋体" w:hAnsi="宋体"/>
-        </w:rPr>
-        <w:t>艾米尔试图上前询问情况，并拿出一些干粮。一个看起来最年长的老妇人，颤抖着接过食物，千恩万谢，但提到“暗影那边”（他们对暗之国的称呼）时，浑浊的眼睛里立刻被纯粹的恐怖填满。</w:t>
-      </w:r>
-    </w:p>
-    <w:p>
-      <w:pPr>
-        <w:rPr>
-          <w:rFonts w:ascii="宋体" w:eastAsia="宋体" w:hAnsi="宋体"/>
+          <w:rFonts w:ascii="宋体" w:eastAsia="宋体" w:hAnsi="宋体" w:hint="eastAsia"/>
+        </w:rPr>
+      </w:pPr>
+      <w:r>
+        <w:rPr>
+          <w:rFonts w:ascii="宋体" w:eastAsia="宋体" w:hAnsi="宋体"/>
+        </w:rPr>
+        <w:t>“</w:t>
+      </w:r>
+      <w:r>
+        <w:rPr>
+          <w:rFonts w:ascii="宋体" w:eastAsia="宋体" w:hAnsi="宋体" w:hint="eastAsia"/>
+        </w:rPr>
+        <w:t>对，光暗两族的</w:t>
+      </w:r>
+      <w:r>
+        <w:rPr>
+          <w:rFonts w:ascii="宋体" w:eastAsia="宋体" w:hAnsi="宋体"/>
+        </w:rPr>
+        <w:t>缓冲地带。”列何卫纠正道，目光警惕地扫视着四周起伏的、色调灰暗的丘陵，“没有明确界碑，但两边巡逻队都不会轻易越线。这里的能量场很混乱，光暗交织，容易滋生……不干净的东西，也容易让人迷失方向。”</w:t>
+      </w:r>
+    </w:p>
+    <w:p>
+      <w:pPr>
+        <w:rPr>
+          <w:rFonts w:ascii="宋体" w:eastAsia="宋体" w:hAnsi="宋体" w:hint="eastAsia"/>
+        </w:rPr>
+      </w:pPr>
+      <w:r>
+        <w:rPr>
+          <w:rFonts w:ascii="宋体" w:eastAsia="宋体" w:hAnsi="宋体"/>
+        </w:rPr>
+        <w:t>他们遇到的第一批“当地人”，是在一个几乎干涸的河床旁扎营的流民。十几个人，衣衫褴褛，面黄肌瘦，围着一小堆用枯枝和诡异黑色硬壳植物点燃的、冒着呛人青烟的篝火。看到全副武装的列何卫和衣着</w:t>
+      </w:r>
+      <w:proofErr w:type="gramStart"/>
+      <w:r>
+        <w:rPr>
+          <w:rFonts w:ascii="宋体" w:eastAsia="宋体" w:hAnsi="宋体"/>
+        </w:rPr>
+        <w:t>虽沾尘但</w:t>
+      </w:r>
+      <w:proofErr w:type="gramEnd"/>
+      <w:r>
+        <w:rPr>
+          <w:rFonts w:ascii="宋体" w:eastAsia="宋体" w:hAnsi="宋体"/>
+        </w:rPr>
+        <w:t>料子显然不凡的艾米尔，他们立刻瑟缩起来，眼神里充满恐惧和戒备，像一群受惊的鸟。</w:t>
+      </w:r>
+    </w:p>
+    <w:p>
+      <w:pPr>
+        <w:rPr>
+          <w:rFonts w:ascii="宋体" w:eastAsia="宋体" w:hAnsi="宋体" w:hint="eastAsia"/>
+        </w:rPr>
+      </w:pPr>
+      <w:r>
+        <w:rPr>
+          <w:rFonts w:ascii="宋体" w:eastAsia="宋体" w:hAnsi="宋体"/>
+        </w:rPr>
+        <w:t>艾米尔试图上前询问情况，并拿出一些干粮。一个看起来最年长的老妇人，颤抖着接过食物，千恩万谢，但提到“暗</w:t>
+      </w:r>
+      <w:r>
+        <w:rPr>
+          <w:rFonts w:ascii="宋体" w:eastAsia="宋体" w:hAnsi="宋体" w:hint="eastAsia"/>
+        </w:rPr>
+        <w:t>土</w:t>
+      </w:r>
+      <w:r>
+        <w:rPr>
+          <w:rFonts w:ascii="宋体" w:eastAsia="宋体" w:hAnsi="宋体"/>
+        </w:rPr>
+        <w:t>那边”（他们对暗之国的称呼）时，浑浊的眼睛里立刻被纯粹的恐怖填满。</w:t>
+      </w:r>
+    </w:p>
+    <w:p>
+      <w:pPr>
+        <w:rPr>
+          <w:rFonts w:ascii="宋体" w:eastAsia="宋体" w:hAnsi="宋体" w:hint="eastAsia"/>
         </w:rPr>
       </w:pPr>
       <w:r>
@@ -10003,20 +12085,34 @@
     <w:p>
       <w:pPr>
         <w:rPr>
-          <w:rFonts w:ascii="宋体" w:eastAsia="宋体" w:hAnsi="宋体"/>
-        </w:rPr>
-      </w:pPr>
-      <w:r>
-        <w:rPr>
-          <w:rFonts w:ascii="宋体" w:eastAsia="宋体" w:hAnsi="宋体"/>
-        </w:rPr>
-        <w:t>她的话引得周围几个孩子低声啜泣起来。其他流民也纷纷补充，语无伦次，充满荒诞不经的细节：有说暗之子喝光人的血，只留下一张干皮；有说他们像地里的虫子，能从影子钻出来；有说他们靠近的地方，草木都会枯萎，连石头都会变酥……</w:t>
-      </w:r>
-    </w:p>
-    <w:p>
-      <w:pPr>
-        <w:rPr>
-          <w:rFonts w:ascii="宋体" w:eastAsia="宋体" w:hAnsi="宋体"/>
+          <w:rFonts w:ascii="宋体" w:eastAsia="宋体" w:hAnsi="宋体" w:hint="eastAsia"/>
+        </w:rPr>
+      </w:pPr>
+      <w:r>
+        <w:rPr>
+          <w:rFonts w:ascii="宋体" w:eastAsia="宋体" w:hAnsi="宋体"/>
+        </w:rPr>
+        <w:t>她的话引得周围几个孩子低声啜泣起来。其他流民也纷纷补充，语无伦次，充满荒诞不经的细节：有</w:t>
+      </w:r>
+      <w:proofErr w:type="gramStart"/>
+      <w:r>
+        <w:rPr>
+          <w:rFonts w:ascii="宋体" w:eastAsia="宋体" w:hAnsi="宋体"/>
+        </w:rPr>
+        <w:t>说暗之</w:t>
+      </w:r>
+      <w:proofErr w:type="gramEnd"/>
+      <w:r>
+        <w:rPr>
+          <w:rFonts w:ascii="宋体" w:eastAsia="宋体" w:hAnsi="宋体"/>
+        </w:rPr>
+        <w:t>子喝光人的血，只留下一张干皮；有说他们像地里的虫子，能从影子钻出来；有说他们靠近的地方，草木都会枯萎，连石头都会变酥……</w:t>
+      </w:r>
+    </w:p>
+    <w:p>
+      <w:pPr>
+        <w:rPr>
+          <w:rFonts w:ascii="宋体" w:eastAsia="宋体" w:hAnsi="宋体" w:hint="eastAsia"/>
         </w:rPr>
       </w:pPr>
       <w:r>
@@ -10029,7 +12125,7 @@
     <w:p>
       <w:pPr>
         <w:rPr>
-          <w:rFonts w:ascii="宋体" w:eastAsia="宋体" w:hAnsi="宋体"/>
+          <w:rFonts w:ascii="宋体" w:eastAsia="宋体" w:hAnsi="宋体" w:hint="eastAsia"/>
         </w:rPr>
       </w:pPr>
       <w:r>
@@ -10049,7 +12145,7 @@
     <w:p>
       <w:pPr>
         <w:rPr>
-          <w:rFonts w:ascii="宋体" w:eastAsia="宋体" w:hAnsi="宋体"/>
+          <w:rFonts w:ascii="宋体" w:eastAsia="宋体" w:hAnsi="宋体" w:hint="eastAsia"/>
         </w:rPr>
       </w:pPr>
       <w:r>
@@ -10062,20 +12158,34 @@
     <w:p>
       <w:pPr>
         <w:rPr>
-          <w:rFonts w:ascii="宋体" w:eastAsia="宋体" w:hAnsi="宋体"/>
-        </w:rPr>
-      </w:pPr>
-      <w:r>
-        <w:rPr>
-          <w:rFonts w:ascii="宋体" w:eastAsia="宋体" w:hAnsi="宋体"/>
-        </w:rPr>
-        <w:t>“暗之子？就是一帮活在红石地狱里的可怜虫，外加疯子。”他叼着一根自制的草烟，眯着眼说，“伊甸那鬼地方，我去过最靠近的补给点。好家伙，那风刮起来，跟刀子似的，带着哨音，能连续刮上十天半月不停！天上时不时就下‘红石雨’，砸到地上就是一个坑，冒烟！能在那种地方活下来的，早就不把自己当人了。”</w:t>
-      </w:r>
-    </w:p>
-    <w:p>
-      <w:pPr>
-        <w:rPr>
-          <w:rFonts w:ascii="宋体" w:eastAsia="宋体" w:hAnsi="宋体"/>
+          <w:rFonts w:ascii="宋体" w:eastAsia="宋体" w:hAnsi="宋体" w:hint="eastAsia"/>
+        </w:rPr>
+      </w:pPr>
+      <w:r>
+        <w:rPr>
+          <w:rFonts w:ascii="宋体" w:eastAsia="宋体" w:hAnsi="宋体"/>
+        </w:rPr>
+        <w:t>“暗之子？就是一帮活在红石地狱里的可怜虫，外加疯子。”他叼着一根自制的草烟，眯着眼说，“伊</w:t>
+      </w:r>
+      <w:proofErr w:type="gramStart"/>
+      <w:r>
+        <w:rPr>
+          <w:rFonts w:ascii="宋体" w:eastAsia="宋体" w:hAnsi="宋体"/>
+        </w:rPr>
+        <w:t>甸</w:t>
+      </w:r>
+      <w:proofErr w:type="gramEnd"/>
+      <w:r>
+        <w:rPr>
+          <w:rFonts w:ascii="宋体" w:eastAsia="宋体" w:hAnsi="宋体"/>
+        </w:rPr>
+        <w:t>那鬼地方，我去过最靠近的补给点。好家伙，那风刮起来，跟刀子似的，带着哨音，能连续刮上十天半月不停！天上时不时就下‘红石雨’，砸到地上就是一个坑，冒烟！能在那种地方活下来的，早就不把自己当人了。”</w:t>
+      </w:r>
+    </w:p>
+    <w:p>
+      <w:pPr>
+        <w:rPr>
+          <w:rFonts w:ascii="宋体" w:eastAsia="宋体" w:hAnsi="宋体" w:hint="eastAsia"/>
         </w:rPr>
       </w:pPr>
       <w:r>
@@ -10088,20 +12198,32 @@
     <w:p>
       <w:pPr>
         <w:rPr>
-          <w:rFonts w:ascii="宋体" w:eastAsia="宋体" w:hAnsi="宋体"/>
-        </w:rPr>
-      </w:pPr>
-      <w:r>
-        <w:rPr>
-          <w:rFonts w:ascii="宋体" w:eastAsia="宋体" w:hAnsi="宋体"/>
-        </w:rPr>
-        <w:t>“抢？但凡能入口、能用的，他们都缺！”商人吐出一口烟圈，“粮食、水、布料、金属……特别是附着了稳定光能的玩意儿，他们最眼红。不过他们也出产些东西，”他指了指车上几块用厚布盖着的、隐隐散发暗红微光的矿石，“就是这种‘蚀心石’，还有一些长在黑暗里的古怪草药。咱们这边有些人，嗯……有些用途，肯出高价。”</w:t>
-      </w:r>
-    </w:p>
-    <w:p>
-      <w:pPr>
-        <w:rPr>
-          <w:rFonts w:ascii="宋体" w:eastAsia="宋体" w:hAnsi="宋体"/>
+          <w:rFonts w:ascii="宋体" w:eastAsia="宋体" w:hAnsi="宋体" w:hint="eastAsia"/>
+        </w:rPr>
+      </w:pPr>
+      <w:r>
+        <w:rPr>
+          <w:rFonts w:ascii="宋体" w:eastAsia="宋体" w:hAnsi="宋体"/>
+        </w:rPr>
+        <w:t>“抢？但凡能入口、能用的，他们都缺！”商人吐出一口烟圈，“粮食、水、布料、金属……特别是附着了稳定光能的玩意儿，他们最眼红。不过他们也出产些东西，”他指了指车上几块用厚布盖着的、隐隐散发暗红微光的矿石，“就是这种‘</w:t>
+      </w:r>
+      <w:r>
+        <w:rPr>
+          <w:rFonts w:ascii="宋体" w:eastAsia="宋体" w:hAnsi="宋体" w:hint="eastAsia"/>
+        </w:rPr>
+        <w:t>红</w:t>
+      </w:r>
+      <w:r>
+        <w:rPr>
+          <w:rFonts w:ascii="宋体" w:eastAsia="宋体" w:hAnsi="宋体"/>
+        </w:rPr>
+        <w:t>石’，还有一些长在黑暗里的古怪草药。咱们这边有些人，嗯……有些用途，肯出高价。”</w:t>
+      </w:r>
+    </w:p>
+    <w:p>
+      <w:pPr>
+        <w:rPr>
+          <w:rFonts w:ascii="宋体" w:eastAsia="宋体" w:hAnsi="宋体" w:hint="eastAsia"/>
         </w:rPr>
       </w:pPr>
       <w:r>
@@ -10114,33 +12236,81 @@
     <w:p>
       <w:pPr>
         <w:rPr>
-          <w:rFonts w:ascii="宋体" w:eastAsia="宋体" w:hAnsi="宋体"/>
-        </w:rPr>
-      </w:pPr>
-      <w:r>
-        <w:rPr>
-          <w:rFonts w:ascii="宋体" w:eastAsia="宋体" w:hAnsi="宋体"/>
-        </w:rPr>
-        <w:t>商人脸上的油滑淡了些，露出一丝真正的忌惮：“真，怎么不真。前年跟我跑商的一个老伙计，就是着了道。对方扮成哨所来接应的人，滴水不漏，连我们约定的暗号手势都对得上。直到分货的时候，我那老伙计递水囊，对方接过去，手腕子转的角度……啧，跟常人就是差那么一丝丝别扭。就那一丝丝，被我那老伙计看出来了，当场翻脸。结果你猜怎么着？”商人声音压低，“那东西见暴露了，也不跑，反而扑上来，力气大得不像人，指甲黑得发亮，带着股腥臭味。最后是折了三条人命，才把它‘打散’——不是杀死，是像打散一团特别浓的黑烟，地上就留下点红石渣子。”</w:t>
-      </w:r>
-    </w:p>
-    <w:p>
-      <w:pPr>
-        <w:rPr>
-          <w:rFonts w:ascii="宋体" w:eastAsia="宋体" w:hAnsi="宋体"/>
-        </w:rPr>
-      </w:pPr>
-      <w:r>
-        <w:rPr>
-          <w:rFonts w:ascii="宋体" w:eastAsia="宋体" w:hAnsi="宋体"/>
-        </w:rPr>
-        <w:t>商人的描述比流民客观，但更 chilling。那是一种基于利益和生存考量、却依旧无法理解的异类感。</w:t>
-      </w:r>
-    </w:p>
-    <w:p>
-      <w:pPr>
-        <w:rPr>
-          <w:rFonts w:ascii="宋体" w:eastAsia="宋体" w:hAnsi="宋体"/>
+          <w:rFonts w:ascii="宋体" w:eastAsia="宋体" w:hAnsi="宋体" w:hint="eastAsia"/>
+        </w:rPr>
+      </w:pPr>
+      <w:r>
+        <w:rPr>
+          <w:rFonts w:ascii="宋体" w:eastAsia="宋体" w:hAnsi="宋体"/>
+        </w:rPr>
+        <w:t>商人脸上的油滑淡了些，露出一丝真正的忌惮：“真，怎么不真。前年跟我跑商的一个老伙计，</w:t>
+      </w:r>
+      <w:proofErr w:type="gramStart"/>
+      <w:r>
+        <w:rPr>
+          <w:rFonts w:ascii="宋体" w:eastAsia="宋体" w:hAnsi="宋体"/>
+        </w:rPr>
+        <w:t>就是着</w:t>
+      </w:r>
+      <w:proofErr w:type="gramEnd"/>
+      <w:r>
+        <w:rPr>
+          <w:rFonts w:ascii="宋体" w:eastAsia="宋体" w:hAnsi="宋体"/>
+        </w:rPr>
+        <w:t>了道。对方扮成哨所来接应的人，滴水不漏，连我们约定的暗号手势都对得上。直到分货的时候，我那老伙计递水囊，对方接过去，手腕子转的角度……啧，跟常人就是差那么</w:t>
+      </w:r>
+      <w:proofErr w:type="gramStart"/>
+      <w:r>
+        <w:rPr>
+          <w:rFonts w:ascii="宋体" w:eastAsia="宋体" w:hAnsi="宋体"/>
+        </w:rPr>
+        <w:t>一</w:t>
+      </w:r>
+      <w:proofErr w:type="gramEnd"/>
+      <w:r>
+        <w:rPr>
+          <w:rFonts w:ascii="宋体" w:eastAsia="宋体" w:hAnsi="宋体"/>
+        </w:rPr>
+        <w:t>丝丝别扭。就那一丝丝，被我那老伙计看出来了，当场翻脸。结果你猜怎么着？”商人声音压低，“那东西见暴露了，也不跑，反而扑上来，力气大得不像人，指甲黑得发亮，带着股腥臭味。最后是折了三条人命，才把它‘打散’——不是杀死，是像打散一团特别浓的黑烟，地上就留下点红石渣子。”</w:t>
+      </w:r>
+    </w:p>
+    <w:p>
+      <w:pPr>
+        <w:rPr>
+          <w:rFonts w:ascii="宋体" w:eastAsia="宋体" w:hAnsi="宋体" w:hint="eastAsia"/>
+        </w:rPr>
+      </w:pPr>
+      <w:r>
+        <w:rPr>
+          <w:rFonts w:ascii="宋体" w:eastAsia="宋体" w:hAnsi="宋体"/>
+        </w:rPr>
+        <w:t>商人的描述比流民客观，那是一种基于利益和生存</w:t>
+      </w:r>
+      <w:proofErr w:type="gramStart"/>
+      <w:r>
+        <w:rPr>
+          <w:rFonts w:ascii="宋体" w:eastAsia="宋体" w:hAnsi="宋体"/>
+        </w:rPr>
+        <w:t>考量</w:t>
+      </w:r>
+      <w:proofErr w:type="gramEnd"/>
+      <w:r>
+        <w:rPr>
+          <w:rFonts w:ascii="宋体" w:eastAsia="宋体" w:hAnsi="宋体" w:hint="eastAsia"/>
+        </w:rPr>
+        <w:t>，但他</w:t>
+      </w:r>
+      <w:r>
+        <w:rPr>
+          <w:rFonts w:ascii="宋体" w:eastAsia="宋体" w:hAnsi="宋体"/>
+        </w:rPr>
+        <w:t>却依旧无法理解的异类感。</w:t>
+      </w:r>
+    </w:p>
+    <w:p>
+      <w:pPr>
+        <w:rPr>
+          <w:rFonts w:ascii="宋体" w:eastAsia="宋体" w:hAnsi="宋体" w:hint="eastAsia"/>
         </w:rPr>
       </w:pPr>
       <w:r>
@@ -10153,7 +12323,7 @@
     <w:p>
       <w:pPr>
         <w:rPr>
-          <w:rFonts w:ascii="宋体" w:eastAsia="宋体" w:hAnsi="宋体"/>
+          <w:rFonts w:ascii="宋体" w:eastAsia="宋体" w:hAnsi="宋体" w:hint="eastAsia"/>
         </w:rPr>
       </w:pPr>
       <w:r>
@@ -10166,7 +12336,7 @@
     <w:p>
       <w:pPr>
         <w:rPr>
-          <w:rFonts w:ascii="宋体" w:eastAsia="宋体" w:hAnsi="宋体"/>
+          <w:rFonts w:ascii="宋体" w:eastAsia="宋体" w:hAnsi="宋体" w:hint="eastAsia"/>
         </w:rPr>
       </w:pPr>
       <w:r>
@@ -10179,7 +12349,7 @@
     <w:p>
       <w:pPr>
         <w:rPr>
-          <w:rFonts w:ascii="宋体" w:eastAsia="宋体" w:hAnsi="宋体"/>
+          <w:rFonts w:ascii="宋体" w:eastAsia="宋体" w:hAnsi="宋体" w:hint="eastAsia"/>
         </w:rPr>
       </w:pPr>
       <w:r>
@@ -10192,7 +12362,20 @@
     <w:p>
       <w:pPr>
         <w:rPr>
-          <w:rFonts w:ascii="宋体" w:eastAsia="宋体" w:hAnsi="宋体"/>
+          <w:rFonts w:ascii="宋体" w:eastAsia="宋体" w:hAnsi="宋体" w:hint="eastAsia"/>
+        </w:rPr>
+      </w:pPr>
+      <w:r>
+        <w:rPr>
+          <w:rFonts w:ascii="宋体" w:eastAsia="宋体" w:hAnsi="宋体"/>
+        </w:rPr>
+        <w:t>在这里，信息变得更加矛盾。</w:t>
+      </w:r>
+    </w:p>
+    <w:p>
+      <w:pPr>
+        <w:rPr>
+          <w:rFonts w:ascii="宋体" w:eastAsia="宋体" w:hAnsi="宋体" w:hint="eastAsia"/>
         </w:rPr>
       </w:pPr>
       <w:r>
@@ -10200,52 +12383,65 @@
           <w:rFonts w:ascii="宋体" w:eastAsia="宋体" w:hAnsi="宋体"/>
         </w:rPr>
         <w:lastRenderedPageBreak/>
-        <w:t>在这里，信息变得更加矛盾。</w:t>
-      </w:r>
-    </w:p>
-    <w:p>
-      <w:pPr>
-        <w:rPr>
-          <w:rFonts w:ascii="宋体" w:eastAsia="宋体" w:hAnsi="宋体"/>
-        </w:rPr>
-      </w:pPr>
-      <w:r>
-        <w:rPr>
-          <w:rFonts w:ascii="宋体" w:eastAsia="宋体" w:hAnsi="宋体"/>
-        </w:rPr>
-        <w:t>驿站里，一个喝得半醉的退役老兵拍着桌子，嚷嚷着要“跟随冥主，把那些影子杂种统统烧回伊甸老家去！”他描述暗之子是“天生的战争机器”、“没有恐惧和痛觉的怪物”。</w:t>
-      </w:r>
-    </w:p>
-    <w:p>
-      <w:pPr>
-        <w:rPr>
-          <w:rFonts w:ascii="宋体" w:eastAsia="宋体" w:hAnsi="宋体"/>
-        </w:rPr>
-      </w:pPr>
-      <w:r>
-        <w:rPr>
-          <w:rFonts w:ascii="宋体" w:eastAsia="宋体" w:hAnsi="宋体"/>
-        </w:rPr>
-        <w:t>而角落里一个默默吃着豆糊的旅行学者则低声反驳，说他研究过边境冲突记录，暗之子的行为有模式可循，并非毫无理智的杀戮，他们似乎对特定的光能节点和地质结构异常感兴趣。“或许，他们也只是在寻找生存下去的不同路径，只是这路径与我们严重冲突……”他的话淹没在老兵和拥护者的嘲笑与骂声中。</w:t>
-      </w:r>
-    </w:p>
-    <w:p>
-      <w:pPr>
-        <w:rPr>
-          <w:rFonts w:ascii="宋体" w:eastAsia="宋体" w:hAnsi="宋体"/>
-        </w:rPr>
-      </w:pPr>
-      <w:r>
-        <w:rPr>
-          <w:rFonts w:ascii="宋体" w:eastAsia="宋体" w:hAnsi="宋体"/>
-        </w:rPr>
-        <w:t>艾米尔还听到有人低声议论“魔法族那档子事”，语气复杂，有惋惜，有不解，也有“早就看出他们靠不住”的恶意揣测。每当这时，列何卫就会不动声色地挡在艾米尔身前，或者用眼神示意她离开。</w:t>
-      </w:r>
-    </w:p>
-    <w:p>
-      <w:pPr>
-        <w:rPr>
-          <w:rFonts w:ascii="宋体" w:eastAsia="宋体" w:hAnsi="宋体"/>
+        <w:t>驿站里，一个喝得半醉的退役老兵拍着桌子，嚷嚷着要“跟随</w:t>
+      </w:r>
+      <w:proofErr w:type="gramStart"/>
+      <w:r>
+        <w:rPr>
+          <w:rFonts w:ascii="宋体" w:eastAsia="宋体" w:hAnsi="宋体"/>
+        </w:rPr>
+        <w:t>冥</w:t>
+      </w:r>
+      <w:proofErr w:type="gramEnd"/>
+      <w:r>
+        <w:rPr>
+          <w:rFonts w:ascii="宋体" w:eastAsia="宋体" w:hAnsi="宋体"/>
+        </w:rPr>
+        <w:t>主，把那些影子杂种统统烧回伊甸老家去！”他描述暗之子是“天生的战争机器”、“没有恐惧和痛觉的怪物”。</w:t>
+      </w:r>
+    </w:p>
+    <w:p>
+      <w:pPr>
+        <w:rPr>
+          <w:rFonts w:ascii="宋体" w:eastAsia="宋体" w:hAnsi="宋体" w:hint="eastAsia"/>
+        </w:rPr>
+      </w:pPr>
+      <w:r>
+        <w:rPr>
+          <w:rFonts w:ascii="宋体" w:eastAsia="宋体" w:hAnsi="宋体"/>
+        </w:rPr>
+        <w:t>而角落里一个默默吃着</w:t>
+      </w:r>
+      <w:r>
+        <w:rPr>
+          <w:rFonts w:ascii="宋体" w:eastAsia="宋体" w:hAnsi="宋体" w:hint="eastAsia"/>
+        </w:rPr>
+        <w:t>糊</w:t>
+      </w:r>
+      <w:r>
+        <w:rPr>
+          <w:rFonts w:ascii="宋体" w:eastAsia="宋体" w:hAnsi="宋体"/>
+        </w:rPr>
+        <w:t>糊的旅行学者则低声反驳，说他研究过边境冲突记录，暗之子的行为有模式可循，并非毫无理智的杀戮，他们似乎对特定的光能节点异常感兴趣。“或许，他们也只是在寻找生存下去的不同路径，只是这路径与我们严重冲突……”他的话淹没在老兵和拥护者的嘲笑与骂声中。</w:t>
+      </w:r>
+    </w:p>
+    <w:p>
+      <w:pPr>
+        <w:rPr>
+          <w:rFonts w:ascii="宋体" w:eastAsia="宋体" w:hAnsi="宋体" w:hint="eastAsia"/>
+        </w:rPr>
+      </w:pPr>
+      <w:r>
+        <w:rPr>
+          <w:rFonts w:ascii="宋体" w:eastAsia="宋体" w:hAnsi="宋体"/>
+        </w:rPr>
+        <w:t>艾米尔还听到有人低声议论“魔法族那档子事”，语气复杂，有惋惜，有不解，也有“早就看出他们靠不住”的恶意揣测。每当这时，列何卫就会不动声色地挡在艾米尔身前。</w:t>
+      </w:r>
+    </w:p>
+    <w:p>
+      <w:pPr>
+        <w:rPr>
+          <w:rFonts w:ascii="宋体" w:eastAsia="宋体" w:hAnsi="宋体" w:hint="eastAsia"/>
         </w:rPr>
       </w:pPr>
       <w:r>
@@ -10258,7 +12454,7 @@
     <w:p>
       <w:pPr>
         <w:rPr>
-          <w:rFonts w:ascii="宋体" w:eastAsia="宋体" w:hAnsi="宋体"/>
+          <w:rFonts w:ascii="宋体" w:eastAsia="宋体" w:hAnsi="宋体" w:hint="eastAsia"/>
         </w:rPr>
       </w:pPr>
       <w:r>
@@ -10271,20 +12467,60 @@
     <w:p>
       <w:pPr>
         <w:rPr>
-          <w:rFonts w:ascii="宋体" w:eastAsia="宋体" w:hAnsi="宋体"/>
-        </w:rPr>
-      </w:pPr>
-      <w:r>
-        <w:rPr>
-          <w:rFonts w:ascii="宋体" w:eastAsia="宋体" w:hAnsi="宋体"/>
-        </w:rPr>
-        <w:t>篝火燃起，驱散着从对岸弥漫过来的、带着淡淡硫磺和腐朽气息的寒意。两人沉默地吃着干粮，各自消化着连日来的所见所闻。</w:t>
-      </w:r>
-    </w:p>
-    <w:p>
-      <w:pPr>
-        <w:rPr>
-          <w:rFonts w:ascii="宋体" w:eastAsia="宋体" w:hAnsi="宋体"/>
+          <w:rFonts w:ascii="宋体" w:eastAsia="宋体" w:hAnsi="宋体" w:hint="eastAsia"/>
+        </w:rPr>
+      </w:pPr>
+      <w:r>
+        <w:rPr>
+          <w:rFonts w:ascii="宋体" w:eastAsia="宋体" w:hAnsi="宋体"/>
+        </w:rPr>
+        <w:t>篝火燃起，</w:t>
+      </w:r>
+      <w:proofErr w:type="gramStart"/>
+      <w:r>
+        <w:rPr>
+          <w:rFonts w:ascii="宋体" w:eastAsia="宋体" w:hAnsi="宋体"/>
+        </w:rPr>
+        <w:t>驱散着</w:t>
+      </w:r>
+      <w:proofErr w:type="gramEnd"/>
+      <w:r>
+        <w:rPr>
+          <w:rFonts w:ascii="宋体" w:eastAsia="宋体" w:hAnsi="宋体"/>
+        </w:rPr>
+        <w:t>从对岸弥漫过来的、带着淡</w:t>
+      </w:r>
+      <w:r>
+        <w:rPr>
+          <w:rFonts w:ascii="宋体" w:eastAsia="宋体" w:hAnsi="宋体" w:hint="eastAsia"/>
+        </w:rPr>
+        <w:t>淡</w:t>
+      </w:r>
+      <w:r>
+        <w:rPr>
+          <w:rFonts w:ascii="宋体" w:eastAsia="宋体" w:hAnsi="宋体"/>
+        </w:rPr>
+        <w:t>腐朽气息的寒意。两人沉默地吃着干粮，各自</w:t>
+      </w:r>
+      <w:proofErr w:type="gramStart"/>
+      <w:r>
+        <w:rPr>
+          <w:rFonts w:ascii="宋体" w:eastAsia="宋体" w:hAnsi="宋体"/>
+        </w:rPr>
+        <w:t>消化着</w:t>
+      </w:r>
+      <w:proofErr w:type="gramEnd"/>
+      <w:r>
+        <w:rPr>
+          <w:rFonts w:ascii="宋体" w:eastAsia="宋体" w:hAnsi="宋体"/>
+        </w:rPr>
+        <w:t>连日来的所见所闻。</w:t>
+      </w:r>
+    </w:p>
+    <w:p>
+      <w:pPr>
+        <w:rPr>
+          <w:rFonts w:ascii="宋体" w:eastAsia="宋体" w:hAnsi="宋体" w:hint="eastAsia"/>
         </w:rPr>
       </w:pPr>
       <w:r>
@@ -10297,7 +12533,7 @@
     <w:p>
       <w:pPr>
         <w:rPr>
-          <w:rFonts w:ascii="宋体" w:eastAsia="宋体" w:hAnsi="宋体"/>
+          <w:rFonts w:ascii="宋体" w:eastAsia="宋体" w:hAnsi="宋体" w:hint="eastAsia"/>
         </w:rPr>
       </w:pPr>
       <w:r>
@@ -10310,7 +12546,7 @@
     <w:p>
       <w:pPr>
         <w:rPr>
-          <w:rFonts w:ascii="宋体" w:eastAsia="宋体" w:hAnsi="宋体"/>
+          <w:rFonts w:ascii="宋体" w:eastAsia="宋体" w:hAnsi="宋体" w:hint="eastAsia"/>
         </w:rPr>
       </w:pPr>
       <w:r>
@@ -10323,55 +12559,95 @@
     <w:p>
       <w:pPr>
         <w:rPr>
-          <w:rFonts w:ascii="宋体" w:eastAsia="宋体" w:hAnsi="宋体"/>
-        </w:rPr>
-      </w:pPr>
-      <w:r>
-        <w:rPr>
-          <w:rFonts w:ascii="宋体" w:eastAsia="宋体" w:hAnsi="宋体"/>
-        </w:rPr>
-        <w:t>艾米尔瞬间屏住呼吸，将感知小心翼翼地向对岸延伸。随即，她感到一阵强烈的不适——那是一种冰冷的“空”，不是没有情绪，而是所有个体的情绪波纹都被强行压制、抚平，统一成一种低沉的、纯粹的“警戒”与“任务”状态，如同深潭底部冻结的冰。这刻意营造的“空白”，比强烈的恶意更令人不安。</w:t>
-      </w:r>
-    </w:p>
-    <w:p>
-      <w:pPr>
-        <w:rPr>
-          <w:rFonts w:ascii="宋体" w:eastAsia="宋体" w:hAnsi="宋体"/>
-        </w:rPr>
-      </w:pPr>
-      <w:r>
-        <w:rPr>
-          <w:rFonts w:ascii="宋体" w:eastAsia="宋体" w:hAnsi="宋体"/>
-        </w:rPr>
-        <w:t>紧接着，影影绰绰的人影从植物阴影后浮现。四个，穿着与光之国边境斥候风格相近但更加破烂、颜色融入昏暗环境的衣物。身形高矮不一，但站姿和移动节奏诡异的一致，如同共享一个大脑。他们停在岸边，其中一人蹲下，用手指划过泥土，拾起一点什么，放在眼前观察。动作精准、机械，没有常人应有的好奇或谨慎的多余小动作。</w:t>
-      </w:r>
-    </w:p>
-    <w:p>
-      <w:pPr>
-        <w:rPr>
-          <w:rFonts w:ascii="宋体" w:eastAsia="宋体" w:hAnsi="宋体"/>
-        </w:rPr>
-      </w:pPr>
-      <w:r>
-        <w:rPr>
-          <w:rFonts w:ascii="宋体" w:eastAsia="宋体" w:hAnsi="宋体"/>
-        </w:rPr>
-        <w:t>最让人头皮发麻的一幕发生了。当那个蹲下的“人”微微侧身，让微弱的天光划过他的“脸颊”时，艾米尔看到了一张堪称“标准”的、饱经风霜的男性光之子面孔。然而，当他移动手臂，指向某个方向时，肘关节的转动弧度似乎……过于平滑了那么一</w:t>
-      </w:r>
-      <w:r>
-        <w:rPr>
-          <w:rFonts w:ascii="宋体" w:eastAsia="宋体" w:hAnsi="宋体"/>
+          <w:rFonts w:ascii="宋体" w:eastAsia="宋体" w:hAnsi="宋体" w:hint="eastAsia"/>
+        </w:rPr>
+      </w:pPr>
+      <w:r>
+        <w:rPr>
+          <w:rFonts w:ascii="宋体" w:eastAsia="宋体" w:hAnsi="宋体"/>
+        </w:rPr>
+        <w:t>艾米尔瞬间屏住呼吸，将感知小心翼翼地向对岸延伸。随即，她感到一阵强烈的不适——那是一种冰冷的</w:t>
+      </w:r>
+      <w:r>
+        <w:rPr>
+          <w:rFonts w:ascii="宋体" w:eastAsia="宋体" w:hAnsi="宋体" w:hint="eastAsia"/>
+        </w:rPr>
+        <w:t>空白</w:t>
+      </w:r>
+      <w:r>
+        <w:rPr>
+          <w:rFonts w:ascii="宋体" w:eastAsia="宋体" w:hAnsi="宋体"/>
+        </w:rPr>
+        <w:t>，不是没有情绪，而是所有个体的情绪波纹都被强行压制、抚平，统一成一种低沉的、纯粹的“警戒”与“任务”状态，如同深潭底部冻结的冰。这</w:t>
+      </w:r>
+      <w:proofErr w:type="gramStart"/>
+      <w:r>
+        <w:rPr>
+          <w:rFonts w:ascii="宋体" w:eastAsia="宋体" w:hAnsi="宋体"/>
+        </w:rPr>
+        <w:t>比强烈</w:t>
+      </w:r>
+      <w:proofErr w:type="gramEnd"/>
+      <w:r>
+        <w:rPr>
+          <w:rFonts w:ascii="宋体" w:eastAsia="宋体" w:hAnsi="宋体"/>
+        </w:rPr>
+        <w:t>的恶意更令人不安。</w:t>
+      </w:r>
+    </w:p>
+    <w:p>
+      <w:pPr>
+        <w:rPr>
+          <w:rFonts w:ascii="宋体" w:eastAsia="宋体" w:hAnsi="宋体" w:hint="eastAsia"/>
+        </w:rPr>
+      </w:pPr>
+      <w:r>
+        <w:rPr>
+          <w:rFonts w:ascii="宋体" w:eastAsia="宋体" w:hAnsi="宋体"/>
+        </w:rPr>
+        <w:t>紧接着，影影绰绰的人影从植物阴影后浮现。四个，穿着与光之国边境斥</w:t>
+      </w:r>
+      <w:proofErr w:type="gramStart"/>
+      <w:r>
+        <w:rPr>
+          <w:rFonts w:ascii="宋体" w:eastAsia="宋体" w:hAnsi="宋体"/>
+        </w:rPr>
+        <w:t>候风格</w:t>
+      </w:r>
+      <w:proofErr w:type="gramEnd"/>
+      <w:r>
+        <w:rPr>
+          <w:rFonts w:ascii="宋体" w:eastAsia="宋体" w:hAnsi="宋体"/>
+        </w:rPr>
+        <w:t>相近但更加破烂、颜色融入昏暗环境的衣物。身形高矮不一，但站姿和移动节奏诡异的一致，如同共享一个大脑。他们停在岸边，其中一人蹲下，用手指划过泥土，拾起一点什么，放在眼前观察。动作精准、机械，没有常人应有的好奇或谨慎的多余小动作。</w:t>
+      </w:r>
+    </w:p>
+    <w:p>
+      <w:pPr>
+        <w:rPr>
+          <w:rFonts w:ascii="宋体" w:eastAsia="宋体" w:hAnsi="宋体" w:hint="eastAsia"/>
+        </w:rPr>
+      </w:pPr>
+      <w:r>
+        <w:rPr>
+          <w:rFonts w:ascii="宋体" w:eastAsia="宋体" w:hAnsi="宋体"/>
+        </w:rPr>
+        <w:t>最让人头皮发麻的一幕发生了。当那个蹲下的“人”微微侧身，让微弱的天光划过他的“脸颊”时，艾米尔看到了一张堪称“标准”的、饱经风霜的男性光之子面孔。然而，当他移动手臂，指向某个方向时，肘关节的转动弧度似乎……过于平滑了那么一点点，仿佛那不是骨骼与肌腱的结构，而是某种可以随意调整的液态物质在模仿。</w:t>
+      </w:r>
+    </w:p>
+    <w:p>
+      <w:pPr>
+        <w:rPr>
+          <w:rFonts w:ascii="宋体" w:eastAsia="宋体" w:hAnsi="宋体" w:hint="eastAsia"/>
+        </w:rPr>
+      </w:pPr>
+      <w:r>
+        <w:rPr>
+          <w:rFonts w:ascii="宋体" w:eastAsia="宋体" w:hAnsi="宋体" w:hint="eastAsia"/>
         </w:rPr>
         <w:lastRenderedPageBreak/>
-        <w:t>点点，仿佛那不是骨骼与肌腱的结构，而是某种可以随意调整的液态物质在模仿。</w:t>
-      </w:r>
-    </w:p>
-    <w:p>
-      <w:pPr>
-        <w:rPr>
-          <w:rFonts w:ascii="宋体" w:eastAsia="宋体" w:hAnsi="宋体"/>
-        </w:rPr>
-      </w:pPr>
+        <w:t>这就是</w:t>
+      </w:r>
       <w:r>
         <w:rPr>
           <w:rFonts w:ascii="宋体" w:eastAsia="宋体" w:hAnsi="宋体"/>
@@ -10382,7 +12658,7 @@
     <w:p>
       <w:pPr>
         <w:rPr>
-          <w:rFonts w:ascii="宋体" w:eastAsia="宋体" w:hAnsi="宋体"/>
+          <w:rFonts w:ascii="宋体" w:eastAsia="宋体" w:hAnsi="宋体" w:hint="eastAsia"/>
         </w:rPr>
       </w:pPr>
       <w:r>
@@ -10395,7 +12671,7 @@
     <w:p>
       <w:pPr>
         <w:rPr>
-          <w:rFonts w:ascii="宋体" w:eastAsia="宋体" w:hAnsi="宋体"/>
+          <w:rFonts w:ascii="宋体" w:eastAsia="宋体" w:hAnsi="宋体" w:hint="eastAsia"/>
         </w:rPr>
       </w:pPr>
       <w:r>
@@ -10408,7 +12684,7 @@
     <w:p>
       <w:pPr>
         <w:rPr>
-          <w:rFonts w:ascii="宋体" w:eastAsia="宋体" w:hAnsi="宋体"/>
+          <w:rFonts w:ascii="宋体" w:eastAsia="宋体" w:hAnsi="宋体" w:hint="eastAsia"/>
         </w:rPr>
       </w:pPr>
       <w:r>
@@ -10421,33 +12697,61 @@
     <w:p>
       <w:pPr>
         <w:rPr>
-          <w:rFonts w:ascii="宋体" w:eastAsia="宋体" w:hAnsi="宋体"/>
-        </w:rPr>
-      </w:pPr>
-      <w:r>
-        <w:rPr>
-          <w:rFonts w:ascii="宋体" w:eastAsia="宋体" w:hAnsi="宋体"/>
-        </w:rPr>
-        <w:t>直到那种被注视的冰冷感彻底消散，艾米尔才长长地呼出一口气，发现后背的衣衫已经被冷汗浸湿一片。</w:t>
-      </w:r>
-    </w:p>
-    <w:p>
-      <w:pPr>
-        <w:rPr>
-          <w:rFonts w:ascii="宋体" w:eastAsia="宋体" w:hAnsi="宋体"/>
-        </w:rPr>
-      </w:pPr>
-      <w:r>
-        <w:rPr>
-          <w:rFonts w:ascii="宋体" w:eastAsia="宋体" w:hAnsi="宋体"/>
-        </w:rPr>
-        <w:t>“……他们，到底是什么？”她的声音在寂静的夜里显得干涩。</w:t>
-      </w:r>
-    </w:p>
-    <w:p>
-      <w:pPr>
-        <w:rPr>
-          <w:rFonts w:ascii="宋体" w:eastAsia="宋体" w:hAnsi="宋体"/>
+          <w:rFonts w:ascii="宋体" w:eastAsia="宋体" w:hAnsi="宋体" w:hint="eastAsia"/>
+        </w:rPr>
+      </w:pPr>
+      <w:r>
+        <w:rPr>
+          <w:rFonts w:ascii="宋体" w:eastAsia="宋体" w:hAnsi="宋体"/>
+        </w:rPr>
+        <w:t>直到那种被注视的冰冷</w:t>
+      </w:r>
+      <w:proofErr w:type="gramStart"/>
+      <w:r>
+        <w:rPr>
+          <w:rFonts w:ascii="宋体" w:eastAsia="宋体" w:hAnsi="宋体"/>
+        </w:rPr>
+        <w:t>感彻底</w:t>
+      </w:r>
+      <w:proofErr w:type="gramEnd"/>
+      <w:r>
+        <w:rPr>
+          <w:rFonts w:ascii="宋体" w:eastAsia="宋体" w:hAnsi="宋体"/>
+        </w:rPr>
+        <w:t>消散，艾米尔才长长地呼出一口气，发现后背的衣衫已经被冷汗浸湿一片。</w:t>
+      </w:r>
+    </w:p>
+    <w:p>
+      <w:pPr>
+        <w:rPr>
+          <w:rFonts w:ascii="宋体" w:eastAsia="宋体" w:hAnsi="宋体" w:hint="eastAsia"/>
+        </w:rPr>
+      </w:pPr>
+      <w:r>
+        <w:rPr>
+          <w:rFonts w:ascii="宋体" w:eastAsia="宋体" w:hAnsi="宋体"/>
+        </w:rPr>
+        <w:t>“……他们，到底是什么</w:t>
+      </w:r>
+      <w:proofErr w:type="gramStart"/>
+      <w:r>
+        <w:rPr>
+          <w:rFonts w:ascii="宋体" w:eastAsia="宋体" w:hAnsi="宋体"/>
+        </w:rPr>
+        <w:t>？”她的声音在寂静的夜里显得干涩</w:t>
+      </w:r>
+      <w:proofErr w:type="gramEnd"/>
+      <w:r>
+        <w:rPr>
+          <w:rFonts w:ascii="宋体" w:eastAsia="宋体" w:hAnsi="宋体"/>
+        </w:rPr>
+        <w:t>。</w:t>
+      </w:r>
+    </w:p>
+    <w:p>
+      <w:pPr>
+        <w:rPr>
+          <w:rFonts w:ascii="宋体" w:eastAsia="宋体" w:hAnsi="宋体" w:hint="eastAsia"/>
         </w:rPr>
       </w:pPr>
       <w:r>
@@ -10460,7 +12764,7 @@
     <w:p>
       <w:pPr>
         <w:rPr>
-          <w:rFonts w:ascii="宋体" w:eastAsia="宋体" w:hAnsi="宋体"/>
+          <w:rFonts w:ascii="宋体" w:eastAsia="宋体" w:hAnsi="宋体" w:hint="eastAsia"/>
         </w:rPr>
       </w:pPr>
       <w:r>
@@ -10473,7 +12777,7 @@
     <w:p>
       <w:pPr>
         <w:rPr>
-          <w:rFonts w:ascii="宋体" w:eastAsia="宋体" w:hAnsi="宋体"/>
+          <w:rFonts w:ascii="宋体" w:eastAsia="宋体" w:hAnsi="宋体" w:hint="eastAsia"/>
         </w:rPr>
       </w:pPr>
       <w:r>
@@ -10486,33 +12790,47 @@
     <w:p>
       <w:pPr>
         <w:rPr>
-          <w:rFonts w:ascii="宋体" w:eastAsia="宋体" w:hAnsi="宋体"/>
-        </w:rPr>
-      </w:pPr>
-      <w:r>
-        <w:rPr>
-          <w:rFonts w:ascii="宋体" w:eastAsia="宋体" w:hAnsi="宋体"/>
-        </w:rPr>
-        <w:t>营地没有再点燃篝火。两人靠着背风的岩石，分享着水囊里最后一点清水，沉默在蔓延，但并非尴尬，而是共同经历某种难以言喻之事后的沉重。</w:t>
-      </w:r>
-    </w:p>
-    <w:p>
-      <w:pPr>
-        <w:rPr>
-          <w:rFonts w:ascii="宋体" w:eastAsia="宋体" w:hAnsi="宋体"/>
-        </w:rPr>
-      </w:pPr>
-      <w:r>
-        <w:rPr>
-          <w:rFonts w:ascii="宋体" w:eastAsia="宋体" w:hAnsi="宋体"/>
-        </w:rPr>
-        <w:t>“商人说得对，”艾米尔终于开口，声音很低，像是自言自语，又像是说给列何卫听，“为了活下去，让族群活下去……个体的一切都可以牺牲。情感、意志、甚至身体形态……如果他们的世界真是传说中的伊甸那样，这或许是……唯一的生存策略？” 她说出这个推论，自己都感到一阵寒意。这完全颠覆了她被教导的关于生命尊严与个体价值的认知。</w:t>
-      </w:r>
-    </w:p>
-    <w:p>
-      <w:pPr>
-        <w:rPr>
-          <w:rFonts w:ascii="宋体" w:eastAsia="宋体" w:hAnsi="宋体"/>
+          <w:rFonts w:ascii="宋体" w:eastAsia="宋体" w:hAnsi="宋体" w:hint="eastAsia"/>
+        </w:rPr>
+      </w:pPr>
+      <w:r>
+        <w:rPr>
+          <w:rFonts w:ascii="宋体" w:eastAsia="宋体" w:hAnsi="宋体"/>
+        </w:rPr>
+        <w:t>营地没有再点燃篝火。两人靠着背风的岩石，分享着水囊里最后一点清水，沉默在蔓延。</w:t>
+      </w:r>
+    </w:p>
+    <w:p>
+      <w:pPr>
+        <w:rPr>
+          <w:rFonts w:ascii="宋体" w:eastAsia="宋体" w:hAnsi="宋体" w:hint="eastAsia"/>
+        </w:rPr>
+      </w:pPr>
+      <w:r>
+        <w:rPr>
+          <w:rFonts w:ascii="宋体" w:eastAsia="宋体" w:hAnsi="宋体"/>
+        </w:rPr>
+        <w:t>“商人说得对，”艾米尔终于开口，声音很低，像是自言自语，又像是说给列何卫听，“为了活下去，让族群活下去……个体的一切都可以牺牲。情感、意志、甚至身体形态……如果他们的世界真是传说中的伊</w:t>
+      </w:r>
+      <w:proofErr w:type="gramStart"/>
+      <w:r>
+        <w:rPr>
+          <w:rFonts w:ascii="宋体" w:eastAsia="宋体" w:hAnsi="宋体"/>
+        </w:rPr>
+        <w:t>甸</w:t>
+      </w:r>
+      <w:proofErr w:type="gramEnd"/>
+      <w:r>
+        <w:rPr>
+          <w:rFonts w:ascii="宋体" w:eastAsia="宋体" w:hAnsi="宋体"/>
+        </w:rPr>
+        <w:t>那样，这或许是……唯一的生存策略？” 她说出这个推论，自己都感到一阵寒意。这完全颠覆了她被教导的关于生命尊严与个体价值的认知。</w:t>
+      </w:r>
+    </w:p>
+    <w:p>
+      <w:pPr>
+        <w:rPr>
+          <w:rFonts w:ascii="宋体" w:eastAsia="宋体" w:hAnsi="宋体" w:hint="eastAsia"/>
         </w:rPr>
       </w:pPr>
       <w:r>
@@ -10525,7 +12843,7 @@
     <w:p>
       <w:pPr>
         <w:rPr>
-          <w:rFonts w:ascii="宋体" w:eastAsia="宋体" w:hAnsi="宋体"/>
+          <w:rFonts w:ascii="宋体" w:eastAsia="宋体" w:hAnsi="宋体" w:hint="eastAsia"/>
         </w:rPr>
       </w:pPr>
       <w:r>
@@ -10538,7 +12856,7 @@
     <w:p>
       <w:pPr>
         <w:rPr>
-          <w:rFonts w:ascii="宋体" w:eastAsia="宋体" w:hAnsi="宋体"/>
+          <w:rFonts w:ascii="宋体" w:eastAsia="宋体" w:hAnsi="宋体" w:hint="eastAsia"/>
         </w:rPr>
       </w:pPr>
       <w:r>
@@ -10551,14 +12869,42 @@
     <w:p>
       <w:pPr>
         <w:rPr>
-          <w:rFonts w:ascii="宋体" w:eastAsia="宋体" w:hAnsi="宋体"/>
-        </w:rPr>
-      </w:pPr>
-      <w:r>
-        <w:rPr>
-          <w:rFonts w:ascii="宋体" w:eastAsia="宋体" w:hAnsi="宋体"/>
-        </w:rPr>
-        <w:t>他难得说了这么长一段话，点出了核心困境：面对一个如此极端、高效且目的明确的</w:t>
+          <w:rFonts w:ascii="宋体" w:eastAsia="宋体" w:hAnsi="宋体" w:hint="eastAsia"/>
+        </w:rPr>
+      </w:pPr>
+      <w:r>
+        <w:rPr>
+          <w:rFonts w:ascii="宋体" w:eastAsia="宋体" w:hAnsi="宋体"/>
+        </w:rPr>
+        <w:t>他</w:t>
+      </w:r>
+      <w:proofErr w:type="gramStart"/>
+      <w:r>
+        <w:rPr>
+          <w:rFonts w:ascii="宋体" w:eastAsia="宋体" w:hAnsi="宋体"/>
+        </w:rPr>
+        <w:t>难得说</w:t>
+      </w:r>
+      <w:proofErr w:type="gramEnd"/>
+      <w:r>
+        <w:rPr>
+          <w:rFonts w:ascii="宋体" w:eastAsia="宋体" w:hAnsi="宋体"/>
+        </w:rPr>
+        <w:t>了这么长一段话，点出了核心困境：面对一个如此极端、高效</w:t>
+      </w:r>
+      <w:proofErr w:type="gramStart"/>
+      <w:r>
+        <w:rPr>
+          <w:rFonts w:ascii="宋体" w:eastAsia="宋体" w:hAnsi="宋体"/>
+        </w:rPr>
+        <w:t>且目的</w:t>
+      </w:r>
+      <w:proofErr w:type="gramEnd"/>
+      <w:r>
+        <w:rPr>
+          <w:rFonts w:ascii="宋体" w:eastAsia="宋体" w:hAnsi="宋体"/>
+        </w:rPr>
+        <w:t>明确的</w:t>
       </w:r>
       <w:r>
         <w:rPr>
@@ -10571,7 +12917,7 @@
     <w:p>
       <w:pPr>
         <w:rPr>
-          <w:rFonts w:ascii="宋体" w:eastAsia="宋体" w:hAnsi="宋体"/>
+          <w:rFonts w:ascii="宋体" w:eastAsia="宋体" w:hAnsi="宋体" w:hint="eastAsia"/>
         </w:rPr>
       </w:pPr>
       <w:r>
@@ -10584,7 +12930,7 @@
     <w:p>
       <w:pPr>
         <w:rPr>
-          <w:rFonts w:ascii="宋体" w:eastAsia="宋体" w:hAnsi="宋体"/>
+          <w:rFonts w:ascii="宋体" w:eastAsia="宋体" w:hAnsi="宋体" w:hint="eastAsia"/>
         </w:rPr>
       </w:pPr>
       <w:r>
@@ -10597,7 +12943,7 @@
     <w:p>
       <w:pPr>
         <w:rPr>
-          <w:rFonts w:ascii="宋体" w:eastAsia="宋体" w:hAnsi="宋体"/>
+          <w:rFonts w:ascii="宋体" w:eastAsia="宋体" w:hAnsi="宋体" w:hint="eastAsia"/>
         </w:rPr>
       </w:pPr>
       <w:r>
@@ -10610,7 +12956,7 @@
     <w:p>
       <w:pPr>
         <w:rPr>
-          <w:rFonts w:ascii="宋体" w:eastAsia="宋体" w:hAnsi="宋体"/>
+          <w:rFonts w:ascii="宋体" w:eastAsia="宋体" w:hAnsi="宋体" w:hint="eastAsia"/>
         </w:rPr>
       </w:pPr>
       <w:r>
@@ -10623,7 +12969,7 @@
     <w:p>
       <w:pPr>
         <w:rPr>
-          <w:rFonts w:ascii="宋体" w:eastAsia="宋体" w:hAnsi="宋体"/>
+          <w:rFonts w:ascii="宋体" w:eastAsia="宋体" w:hAnsi="宋体" w:hint="eastAsia"/>
         </w:rPr>
       </w:pPr>
       <w:r>
@@ -10636,20 +12982,48 @@
     <w:p>
       <w:pPr>
         <w:rPr>
-          <w:rFonts w:ascii="宋体" w:eastAsia="宋体" w:hAnsi="宋体"/>
-        </w:rPr>
-      </w:pPr>
-      <w:r>
-        <w:rPr>
-          <w:rFonts w:ascii="宋体" w:eastAsia="宋体" w:hAnsi="宋体"/>
-        </w:rPr>
-        <w:t>在这一片光暗交织、危机四伏的边境之地，两个年轻的旅人，怀揣着各自的过往与心事，因为一个承诺和逐渐清晰的共同目标，背靠着背，等待着黎明。</w:t>
-      </w:r>
-    </w:p>
-    <w:p>
-      <w:pPr>
-        <w:rPr>
-          <w:rFonts w:ascii="宋体" w:eastAsia="宋体" w:hAnsi="宋体"/>
+          <w:rFonts w:ascii="宋体" w:eastAsia="宋体" w:hAnsi="宋体" w:hint="eastAsia"/>
+        </w:rPr>
+      </w:pPr>
+      <w:r>
+        <w:rPr>
+          <w:rFonts w:ascii="宋体" w:eastAsia="宋体" w:hAnsi="宋体"/>
+        </w:rPr>
+        <w:t>在这一片光暗交织、危机四伏的边境之地，两个年轻的旅人，</w:t>
+      </w:r>
+      <w:proofErr w:type="gramStart"/>
+      <w:r>
+        <w:rPr>
+          <w:rFonts w:ascii="宋体" w:eastAsia="宋体" w:hAnsi="宋体"/>
+        </w:rPr>
+        <w:t>怀揣着</w:t>
+      </w:r>
+      <w:proofErr w:type="gramEnd"/>
+      <w:r>
+        <w:rPr>
+          <w:rFonts w:ascii="宋体" w:eastAsia="宋体" w:hAnsi="宋体"/>
+        </w:rPr>
+        <w:t>各自的过往与心事，因为一个承诺和逐渐清晰的共同目标，</w:t>
+      </w:r>
+      <w:proofErr w:type="gramStart"/>
+      <w:r>
+        <w:rPr>
+          <w:rFonts w:ascii="宋体" w:eastAsia="宋体" w:hAnsi="宋体"/>
+        </w:rPr>
+        <w:t>背靠着</w:t>
+      </w:r>
+      <w:proofErr w:type="gramEnd"/>
+      <w:r>
+        <w:rPr>
+          <w:rFonts w:ascii="宋体" w:eastAsia="宋体" w:hAnsi="宋体"/>
+        </w:rPr>
+        <w:t>背，等待着黎明。</w:t>
+      </w:r>
+    </w:p>
+    <w:p>
+      <w:pPr>
+        <w:rPr>
+          <w:rFonts w:ascii="宋体" w:eastAsia="宋体" w:hAnsi="宋体" w:hint="eastAsia"/>
         </w:rPr>
       </w:pPr>
       <w:r>
@@ -10669,7 +13043,7 @@
     <w:p>
       <w:pPr>
         <w:rPr>
-          <w:rFonts w:ascii="宋体" w:eastAsia="宋体" w:hAnsi="宋体"/>
+          <w:rFonts w:ascii="宋体" w:eastAsia="宋体" w:hAnsi="宋体" w:hint="eastAsia"/>
         </w:rPr>
       </w:pPr>
     </w:p>
@@ -11674,6 +14048,7 @@
   <w:style w:type="character" w:default="1" w:styleId="a0">
     <w:name w:val="Default Paragraph Font"/>
     <w:uiPriority w:val="1"/>
+    <w:semiHidden/>
     <w:unhideWhenUsed/>
   </w:style>
   <w:style w:type="table" w:default="1" w:styleId="a1">
